--- a/docs/Zimmermannplatz-6_Website-Texte_2026-10-04.docx
+++ b/docs/Zimmermannplatz-6_Website-Texte_2026-10-04.docx
@@ -3,22 +3,37 @@
 <w:document xmlns:wpc="http://schemas.microsoft.com/office/word/2010/wordprocessingCanvas" xmlns:mo="http://schemas.microsoft.com/office/mac/office/2008/main" xmlns:mc="http://schemas.openxmlformats.org/markup-compatibility/2006" xmlns:mv="urn:schemas-microsoft-com:mac:vml" xmlns:o="urn:schemas-microsoft-com:office:office" xmlns:r="http://schemas.openxmlformats.org/officeDocument/2006/relationships" xmlns:m="http://schemas.openxmlformats.org/officeDocument/2006/math" xmlns:v="urn:schemas-microsoft-com:vml" xmlns:wp14="http://schemas.microsoft.com/office/word/2010/wordprocessingDrawing" xmlns:wp="http://schemas.openxmlformats.org/drawingml/2006/wordprocessingDrawing" xmlns:w10="urn:schemas-microsoft-com:office:word" xmlns:w="http://schemas.openxmlformats.org/wordprocessingml/2006/main" xmlns:w14="http://schemas.microsoft.com/office/word/2010/wordml" xmlns:wpg="http://schemas.microsoft.com/office/word/2010/wordprocessingGroup" xmlns:wpi="http://schemas.microsoft.com/office/word/2010/wordprocessingInk" xmlns:wne="http://schemas.microsoft.com/office/word/2006/wordml" xmlns:wps="http://schemas.microsoft.com/office/word/2010/wordprocessingShape" mc:Ignorable="w14 wp14">
   <w:body>
     <w:p>
+      <w:pPr>
+        <w:spacing w:line="228" w:lineRule="auto" w:after="280"/>
+      </w:pPr>
       <w:r>
         <w:rPr>
-          <w:rFonts w:ascii="Century Gothic" w:hAnsi="Century Gothic"/>
+          <w:rFonts w:ascii="Satoshi" w:hAnsi="Satoshi"/>
           <w:b w:val="0"/>
-          <w:color w:val="45442D"/>
-          <w:sz w:val="48"/>
+          <w:color w:val="101010"/>
+          <w:sz w:val="72"/>
         </w:rPr>
-        <w:t>Zimmermannplatz 6: Website-Texte</w:t>
+        <w:t>Zimmermannplatz 6</w:t>
+      </w:r>
+      <w:r>
+        <w:br/>
+      </w:r>
+      <w:r>
+        <w:rPr>
+          <w:rFonts w:ascii="Amandine" w:hAnsi="Amandine"/>
+          <w:i/>
+          <w:color w:val="101010"/>
+          <w:sz w:val="72"/>
+        </w:rPr>
+        <w:t>Website-Texte.</w:t>
       </w:r>
     </w:p>
     <w:p>
       <w:r>
         <w:rPr>
-          <w:rFonts w:ascii="Century Gothic" w:hAnsi="Century Gothic"/>
+          <w:rFonts w:ascii="Satoshi" w:hAnsi="Satoshi"/>
           <w:b w:val="0"/>
-          <w:color w:val="8E8170"/>
+          <w:color w:val="6E6E6A"/>
           <w:sz w:val="19"/>
         </w:rPr>
         <w:t>Alle Texte der Projektseite zimmermannplatz.ad.boutique, in der Reihenfolge der Seite. Stand 04.10.2026.</w:t>
@@ -26,9 +41,9 @@
       </w:r>
       <w:r>
         <w:rPr>
-          <w:rFonts w:ascii="Century Gothic" w:hAnsi="Century Gothic"/>
+          <w:rFonts w:ascii="Satoshi" w:hAnsi="Satoshi"/>
           <w:b w:val="0"/>
-          <w:color w:val="8E8170"/>
+          <w:color w:val="6E6E6A"/>
           <w:sz w:val="19"/>
         </w:rPr>
         <w:t>Spalte „Element“ zeigt, wo der Text steht (Headline, Text, Button, Bildunterschrift, Alternativtext für Bilder und so weiter). Änderungen bitte direkt in der Spalte „Text“ vornehmen oder als Kommentar markieren.</w:t>
@@ -51,12 +66,12 @@
         <w:tblLayout w:type="fixed"/>
         <w:tblW w:w="9411" w:type="dxa"/>
         <w:tblBorders>
-          <w:top w:val="single" w:sz="4" w:color="D8D2C8"/>
-          <w:left w:val="single" w:sz="4" w:color="D8D2C8"/>
-          <w:bottom w:val="single" w:sz="4" w:color="D8D2C8"/>
-          <w:right w:val="single" w:sz="4" w:color="D8D2C8"/>
-          <w:insideH w:val="single" w:sz="4" w:color="D8D2C8"/>
-          <w:insideV w:val="single" w:sz="4" w:color="D8D2C8"/>
+          <w:top w:val="single" w:sz="4" w:color="B7B7B3"/>
+          <w:left w:val="single" w:sz="4" w:color="B7B7B3"/>
+          <w:bottom w:val="single" w:sz="4" w:color="B7B7B3"/>
+          <w:right w:val="single" w:sz="4" w:color="B7B7B3"/>
+          <w:insideH w:val="single" w:sz="4" w:color="B7B7B3"/>
+          <w:insideV w:val="single" w:sz="4" w:color="B7B7B3"/>
         </w:tblBorders>
       </w:tblPr>
       <w:tblGrid>
@@ -67,15 +82,15 @@
         <w:tc>
           <w:tcPr>
             <w:tcW w:type="dxa" w:w="2381"/>
-            <w:shd w:val="clear" w:color="auto" w:fill="C7BEB1"/>
-          </w:tcPr>
-          <w:p>
-            <w:r/>
-            <w:r>
-              <w:rPr>
-                <w:rFonts w:ascii="Century Gothic" w:hAnsi="Century Gothic"/>
+            <w:shd w:val="clear" w:color="auto" w:fill="F4F3EB"/>
+          </w:tcPr>
+          <w:p>
+            <w:r/>
+            <w:r>
+              <w:rPr>
+                <w:rFonts w:ascii="Satoshi" w:hAnsi="Satoshi"/>
                 <w:b/>
-                <w:color w:val="45442D"/>
+                <w:color w:val="101010"/>
                 <w:sz w:val="17"/>
               </w:rPr>
               <w:t>Element</w:t>
@@ -85,15 +100,15 @@
         <w:tc>
           <w:tcPr>
             <w:tcW w:type="dxa" w:w="7030"/>
-            <w:shd w:val="clear" w:color="auto" w:fill="C7BEB1"/>
-          </w:tcPr>
-          <w:p>
-            <w:r/>
-            <w:r>
-              <w:rPr>
-                <w:rFonts w:ascii="Century Gothic" w:hAnsi="Century Gothic"/>
+            <w:shd w:val="clear" w:color="auto" w:fill="F4F3EB"/>
+          </w:tcPr>
+          <w:p>
+            <w:r/>
+            <w:r>
+              <w:rPr>
+                <w:rFonts w:ascii="Satoshi" w:hAnsi="Satoshi"/>
                 <w:b/>
-                <w:color w:val="45442D"/>
+                <w:color w:val="101010"/>
                 <w:sz w:val="17"/>
               </w:rPr>
               <w:t>Text</w:t>
@@ -110,9 +125,9 @@
             <w:r/>
             <w:r>
               <w:rPr>
-                <w:rFonts w:ascii="Century Gothic" w:hAnsi="Century Gothic"/>
-                <w:b w:val="0"/>
-                <w:color w:val="8E8170"/>
+                <w:rFonts w:ascii="Satoshi" w:hAnsi="Satoshi"/>
+                <w:b w:val="0"/>
+                <w:color w:val="6E6E6A"/>
                 <w:sz w:val="17"/>
               </w:rPr>
               <w:t>Seitentitel</w:t>
@@ -127,9 +142,9 @@
             <w:r/>
             <w:r>
               <w:rPr>
-                <w:rFonts w:ascii="Century Gothic" w:hAnsi="Century Gothic"/>
-                <w:b w:val="0"/>
-                <w:color w:val="45442D"/>
+                <w:rFonts w:ascii="Satoshi" w:hAnsi="Satoshi"/>
+                <w:b w:val="0"/>
+                <w:color w:val="101010"/>
                 <w:sz w:val="19"/>
               </w:rPr>
               <w:t>Zimmermannplatz 6</w:t>
@@ -146,9 +161,9 @@
             <w:r/>
             <w:r>
               <w:rPr>
-                <w:rFonts w:ascii="Century Gothic" w:hAnsi="Century Gothic"/>
-                <w:b w:val="0"/>
-                <w:color w:val="8E8170"/>
+                <w:rFonts w:ascii="Satoshi" w:hAnsi="Satoshi"/>
+                <w:b w:val="0"/>
+                <w:color w:val="6E6E6A"/>
                 <w:sz w:val="17"/>
               </w:rPr>
               <w:t>Beschreibung</w:t>
@@ -163,9 +178,9 @@
             <w:r/>
             <w:r>
               <w:rPr>
-                <w:rFonts w:ascii="Century Gothic" w:hAnsi="Century Gothic"/>
-                <w:b w:val="0"/>
-                <w:color w:val="45442D"/>
+                <w:rFonts w:ascii="Satoshi" w:hAnsi="Satoshi"/>
+                <w:b w:val="0"/>
+                <w:color w:val="101010"/>
                 <w:sz w:val="19"/>
               </w:rPr>
               <w:t>Zimmermannplatz 6, 1090 Wien. 21 Wohneinheiten am Alsergrund: 15 Altbauwohnungen im Bestand und 6 Neubauwohnungen im Dachgeschoss, davon 2 Penthäuser, zusätzlich 1 Geschäftslokal. Fertigstellung Q1 2028.</w:t>
@@ -192,12 +207,12 @@
         <w:tblLayout w:type="fixed"/>
         <w:tblW w:w="9411" w:type="dxa"/>
         <w:tblBorders>
-          <w:top w:val="single" w:sz="4" w:color="D8D2C8"/>
-          <w:left w:val="single" w:sz="4" w:color="D8D2C8"/>
-          <w:bottom w:val="single" w:sz="4" w:color="D8D2C8"/>
-          <w:right w:val="single" w:sz="4" w:color="D8D2C8"/>
-          <w:insideH w:val="single" w:sz="4" w:color="D8D2C8"/>
-          <w:insideV w:val="single" w:sz="4" w:color="D8D2C8"/>
+          <w:top w:val="single" w:sz="4" w:color="B7B7B3"/>
+          <w:left w:val="single" w:sz="4" w:color="B7B7B3"/>
+          <w:bottom w:val="single" w:sz="4" w:color="B7B7B3"/>
+          <w:right w:val="single" w:sz="4" w:color="B7B7B3"/>
+          <w:insideH w:val="single" w:sz="4" w:color="B7B7B3"/>
+          <w:insideV w:val="single" w:sz="4" w:color="B7B7B3"/>
         </w:tblBorders>
       </w:tblPr>
       <w:tblGrid>
@@ -208,15 +223,15 @@
         <w:tc>
           <w:tcPr>
             <w:tcW w:type="dxa" w:w="2381"/>
-            <w:shd w:val="clear" w:color="auto" w:fill="C7BEB1"/>
-          </w:tcPr>
-          <w:p>
-            <w:r/>
-            <w:r>
-              <w:rPr>
-                <w:rFonts w:ascii="Century Gothic" w:hAnsi="Century Gothic"/>
+            <w:shd w:val="clear" w:color="auto" w:fill="F4F3EB"/>
+          </w:tcPr>
+          <w:p>
+            <w:r/>
+            <w:r>
+              <w:rPr>
+                <w:rFonts w:ascii="Satoshi" w:hAnsi="Satoshi"/>
                 <w:b/>
-                <w:color w:val="45442D"/>
+                <w:color w:val="101010"/>
                 <w:sz w:val="17"/>
               </w:rPr>
               <w:t>Element</w:t>
@@ -226,15 +241,15 @@
         <w:tc>
           <w:tcPr>
             <w:tcW w:type="dxa" w:w="7030"/>
-            <w:shd w:val="clear" w:color="auto" w:fill="C7BEB1"/>
-          </w:tcPr>
-          <w:p>
-            <w:r/>
-            <w:r>
-              <w:rPr>
-                <w:rFonts w:ascii="Century Gothic" w:hAnsi="Century Gothic"/>
+            <w:shd w:val="clear" w:color="auto" w:fill="F4F3EB"/>
+          </w:tcPr>
+          <w:p>
+            <w:r/>
+            <w:r>
+              <w:rPr>
+                <w:rFonts w:ascii="Satoshi" w:hAnsi="Satoshi"/>
                 <w:b/>
-                <w:color w:val="45442D"/>
+                <w:color w:val="101010"/>
                 <w:sz w:val="17"/>
               </w:rPr>
               <w:t>Text</w:t>
@@ -251,9 +266,9 @@
             <w:r/>
             <w:r>
               <w:rPr>
-                <w:rFonts w:ascii="Century Gothic" w:hAnsi="Century Gothic"/>
-                <w:b w:val="0"/>
-                <w:color w:val="8E8170"/>
+                <w:rFonts w:ascii="Satoshi" w:hAnsi="Satoshi"/>
+                <w:b w:val="0"/>
+                <w:color w:val="6E6E6A"/>
                 <w:sz w:val="17"/>
               </w:rPr>
               <w:t>Link</w:t>
@@ -268,9 +283,9 @@
             <w:r/>
             <w:r>
               <w:rPr>
-                <w:rFonts w:ascii="Century Gothic" w:hAnsi="Century Gothic"/>
-                <w:b w:val="0"/>
-                <w:color w:val="45442D"/>
+                <w:rFonts w:ascii="Satoshi" w:hAnsi="Satoshi"/>
+                <w:b w:val="0"/>
+                <w:color w:val="101010"/>
                 <w:sz w:val="19"/>
               </w:rPr>
               <w:t>Projekt</w:t>
@@ -287,9 +302,9 @@
             <w:r/>
             <w:r>
               <w:rPr>
-                <w:rFonts w:ascii="Century Gothic" w:hAnsi="Century Gothic"/>
-                <w:b w:val="0"/>
-                <w:color w:val="8E8170"/>
+                <w:rFonts w:ascii="Satoshi" w:hAnsi="Satoshi"/>
+                <w:b w:val="0"/>
+                <w:color w:val="6E6E6A"/>
                 <w:sz w:val="17"/>
               </w:rPr>
               <w:t>Link</w:t>
@@ -304,9 +319,9 @@
             <w:r/>
             <w:r>
               <w:rPr>
-                <w:rFonts w:ascii="Century Gothic" w:hAnsi="Century Gothic"/>
-                <w:b w:val="0"/>
-                <w:color w:val="45442D"/>
+                <w:rFonts w:ascii="Satoshi" w:hAnsi="Satoshi"/>
+                <w:b w:val="0"/>
+                <w:color w:val="101010"/>
                 <w:sz w:val="19"/>
               </w:rPr>
               <w:t>Geschichte</w:t>
@@ -323,9 +338,9 @@
             <w:r/>
             <w:r>
               <w:rPr>
-                <w:rFonts w:ascii="Century Gothic" w:hAnsi="Century Gothic"/>
-                <w:b w:val="0"/>
-                <w:color w:val="8E8170"/>
+                <w:rFonts w:ascii="Satoshi" w:hAnsi="Satoshi"/>
+                <w:b w:val="0"/>
+                <w:color w:val="6E6E6A"/>
                 <w:sz w:val="17"/>
               </w:rPr>
               <w:t>Link</w:t>
@@ -340,9 +355,9 @@
             <w:r/>
             <w:r>
               <w:rPr>
-                <w:rFonts w:ascii="Century Gothic" w:hAnsi="Century Gothic"/>
-                <w:b w:val="0"/>
-                <w:color w:val="45442D"/>
+                <w:rFonts w:ascii="Satoshi" w:hAnsi="Satoshi"/>
+                <w:b w:val="0"/>
+                <w:color w:val="101010"/>
                 <w:sz w:val="19"/>
               </w:rPr>
               <w:t>Lage</w:t>
@@ -359,9 +374,9 @@
             <w:r/>
             <w:r>
               <w:rPr>
-                <w:rFonts w:ascii="Century Gothic" w:hAnsi="Century Gothic"/>
-                <w:b w:val="0"/>
-                <w:color w:val="8E8170"/>
+                <w:rFonts w:ascii="Satoshi" w:hAnsi="Satoshi"/>
+                <w:b w:val="0"/>
+                <w:color w:val="6E6E6A"/>
                 <w:sz w:val="17"/>
               </w:rPr>
               <w:t>Link</w:t>
@@ -376,9 +391,9 @@
             <w:r/>
             <w:r>
               <w:rPr>
-                <w:rFonts w:ascii="Century Gothic" w:hAnsi="Century Gothic"/>
-                <w:b w:val="0"/>
-                <w:color w:val="45442D"/>
+                <w:rFonts w:ascii="Satoshi" w:hAnsi="Satoshi"/>
+                <w:b w:val="0"/>
+                <w:color w:val="101010"/>
                 <w:sz w:val="19"/>
               </w:rPr>
               <w:t>Wohnen</w:t>
@@ -395,9 +410,9 @@
             <w:r/>
             <w:r>
               <w:rPr>
-                <w:rFonts w:ascii="Century Gothic" w:hAnsi="Century Gothic"/>
-                <w:b w:val="0"/>
-                <w:color w:val="8E8170"/>
+                <w:rFonts w:ascii="Satoshi" w:hAnsi="Satoshi"/>
+                <w:b w:val="0"/>
+                <w:color w:val="6E6E6A"/>
                 <w:sz w:val="17"/>
               </w:rPr>
               <w:t>Link</w:t>
@@ -412,9 +427,9 @@
             <w:r/>
             <w:r>
               <w:rPr>
-                <w:rFonts w:ascii="Century Gothic" w:hAnsi="Century Gothic"/>
-                <w:b w:val="0"/>
-                <w:color w:val="45442D"/>
+                <w:rFonts w:ascii="Satoshi" w:hAnsi="Satoshi"/>
+                <w:b w:val="0"/>
+                <w:color w:val="101010"/>
                 <w:sz w:val="19"/>
               </w:rPr>
               <w:t>Wohnungen</w:t>
@@ -431,9 +446,9 @@
             <w:r/>
             <w:r>
               <w:rPr>
-                <w:rFonts w:ascii="Century Gothic" w:hAnsi="Century Gothic"/>
-                <w:b w:val="0"/>
-                <w:color w:val="8E8170"/>
+                <w:rFonts w:ascii="Satoshi" w:hAnsi="Satoshi"/>
+                <w:b w:val="0"/>
+                <w:color w:val="6E6E6A"/>
                 <w:sz w:val="17"/>
               </w:rPr>
               <w:t>Link</w:t>
@@ -448,9 +463,9 @@
             <w:r/>
             <w:r>
               <w:rPr>
-                <w:rFonts w:ascii="Century Gothic" w:hAnsi="Century Gothic"/>
-                <w:b w:val="0"/>
-                <w:color w:val="45442D"/>
+                <w:rFonts w:ascii="Satoshi" w:hAnsi="Satoshi"/>
+                <w:b w:val="0"/>
+                <w:color w:val="101010"/>
                 <w:sz w:val="19"/>
               </w:rPr>
               <w:t>Kontakt</w:t>
@@ -467,9 +482,9 @@
             <w:r/>
             <w:r>
               <w:rPr>
-                <w:rFonts w:ascii="Century Gothic" w:hAnsi="Century Gothic"/>
-                <w:b w:val="0"/>
-                <w:color w:val="8E8170"/>
+                <w:rFonts w:ascii="Satoshi" w:hAnsi="Satoshi"/>
+                <w:b w:val="0"/>
+                <w:color w:val="6E6E6A"/>
                 <w:sz w:val="17"/>
               </w:rPr>
               <w:t>Link</w:t>
@@ -484,9 +499,9 @@
             <w:r/>
             <w:r>
               <w:rPr>
-                <w:rFonts w:ascii="Century Gothic" w:hAnsi="Century Gothic"/>
-                <w:b w:val="0"/>
-                <w:color w:val="45442D"/>
+                <w:rFonts w:ascii="Satoshi" w:hAnsi="Satoshi"/>
+                <w:b w:val="0"/>
+                <w:color w:val="101010"/>
                 <w:sz w:val="19"/>
               </w:rPr>
               <w:t>Wohnungsfinder</w:t>
@@ -503,9 +518,9 @@
             <w:r/>
             <w:r>
               <w:rPr>
-                <w:rFonts w:ascii="Century Gothic" w:hAnsi="Century Gothic"/>
-                <w:b w:val="0"/>
-                <w:color w:val="8E8170"/>
+                <w:rFonts w:ascii="Satoshi" w:hAnsi="Satoshi"/>
+                <w:b w:val="0"/>
+                <w:color w:val="6E6E6A"/>
                 <w:sz w:val="17"/>
               </w:rPr>
               <w:t>Text</w:t>
@@ -520,9 +535,9 @@
             <w:r/>
             <w:r>
               <w:rPr>
-                <w:rFonts w:ascii="Century Gothic" w:hAnsi="Century Gothic"/>
-                <w:b w:val="0"/>
-                <w:color w:val="45442D"/>
+                <w:rFonts w:ascii="Satoshi" w:hAnsi="Satoshi"/>
+                <w:b w:val="0"/>
+                <w:color w:val="101010"/>
                 <w:sz w:val="19"/>
               </w:rPr>
               <w:t>Zimmermannplatz 6 1090 Wien</w:t>
@@ -549,12 +564,12 @@
         <w:tblLayout w:type="fixed"/>
         <w:tblW w:w="9411" w:type="dxa"/>
         <w:tblBorders>
-          <w:top w:val="single" w:sz="4" w:color="D8D2C8"/>
-          <w:left w:val="single" w:sz="4" w:color="D8D2C8"/>
-          <w:bottom w:val="single" w:sz="4" w:color="D8D2C8"/>
-          <w:right w:val="single" w:sz="4" w:color="D8D2C8"/>
-          <w:insideH w:val="single" w:sz="4" w:color="D8D2C8"/>
-          <w:insideV w:val="single" w:sz="4" w:color="D8D2C8"/>
+          <w:top w:val="single" w:sz="4" w:color="B7B7B3"/>
+          <w:left w:val="single" w:sz="4" w:color="B7B7B3"/>
+          <w:bottom w:val="single" w:sz="4" w:color="B7B7B3"/>
+          <w:right w:val="single" w:sz="4" w:color="B7B7B3"/>
+          <w:insideH w:val="single" w:sz="4" w:color="B7B7B3"/>
+          <w:insideV w:val="single" w:sz="4" w:color="B7B7B3"/>
         </w:tblBorders>
       </w:tblPr>
       <w:tblGrid>
@@ -565,15 +580,15 @@
         <w:tc>
           <w:tcPr>
             <w:tcW w:type="dxa" w:w="2381"/>
-            <w:shd w:val="clear" w:color="auto" w:fill="C7BEB1"/>
-          </w:tcPr>
-          <w:p>
-            <w:r/>
-            <w:r>
-              <w:rPr>
-                <w:rFonts w:ascii="Century Gothic" w:hAnsi="Century Gothic"/>
+            <w:shd w:val="clear" w:color="auto" w:fill="F4F3EB"/>
+          </w:tcPr>
+          <w:p>
+            <w:r/>
+            <w:r>
+              <w:rPr>
+                <w:rFonts w:ascii="Satoshi" w:hAnsi="Satoshi"/>
                 <w:b/>
-                <w:color w:val="45442D"/>
+                <w:color w:val="101010"/>
                 <w:sz w:val="17"/>
               </w:rPr>
               <w:t>Element</w:t>
@@ -583,15 +598,15 @@
         <w:tc>
           <w:tcPr>
             <w:tcW w:type="dxa" w:w="7030"/>
-            <w:shd w:val="clear" w:color="auto" w:fill="C7BEB1"/>
-          </w:tcPr>
-          <w:p>
-            <w:r/>
-            <w:r>
-              <w:rPr>
-                <w:rFonts w:ascii="Century Gothic" w:hAnsi="Century Gothic"/>
+            <w:shd w:val="clear" w:color="auto" w:fill="F4F3EB"/>
+          </w:tcPr>
+          <w:p>
+            <w:r/>
+            <w:r>
+              <w:rPr>
+                <w:rFonts w:ascii="Satoshi" w:hAnsi="Satoshi"/>
                 <w:b/>
-                <w:color w:val="45442D"/>
+                <w:color w:val="101010"/>
                 <w:sz w:val="17"/>
               </w:rPr>
               <w:t>Text</w:t>
@@ -608,9 +623,9 @@
             <w:r/>
             <w:r>
               <w:rPr>
-                <w:rFonts w:ascii="Century Gothic" w:hAnsi="Century Gothic"/>
-                <w:b w:val="0"/>
-                <w:color w:val="8E8170"/>
+                <w:rFonts w:ascii="Satoshi" w:hAnsi="Satoshi"/>
+                <w:b w:val="0"/>
+                <w:color w:val="6E6E6A"/>
                 <w:sz w:val="17"/>
               </w:rPr>
               <w:t>Headline (H1)</w:t>
@@ -625,9 +640,9 @@
             <w:r/>
             <w:r>
               <w:rPr>
-                <w:rFonts w:ascii="Century Gothic" w:hAnsi="Century Gothic"/>
-                <w:b w:val="0"/>
-                <w:color w:val="45442D"/>
+                <w:rFonts w:ascii="Satoshi" w:hAnsi="Satoshi"/>
+                <w:b w:val="0"/>
+                <w:color w:val="101010"/>
                 <w:sz w:val="19"/>
               </w:rPr>
               <w:t>Historische Substanz.</w:t>
@@ -635,9 +650,9 @@
             </w:r>
             <w:r>
               <w:rPr>
-                <w:rFonts w:ascii="Century Gothic" w:hAnsi="Century Gothic"/>
-                <w:b w:val="0"/>
-                <w:color w:val="45442D"/>
+                <w:rFonts w:ascii="Satoshi" w:hAnsi="Satoshi"/>
+                <w:b w:val="0"/>
+                <w:color w:val="101010"/>
                 <w:sz w:val="19"/>
               </w:rPr>
               <w:t>Moderne Architektur.</w:t>
@@ -654,9 +669,9 @@
             <w:r/>
             <w:r>
               <w:rPr>
-                <w:rFonts w:ascii="Century Gothic" w:hAnsi="Century Gothic"/>
-                <w:b w:val="0"/>
-                <w:color w:val="8E8170"/>
+                <w:rFonts w:ascii="Satoshi" w:hAnsi="Satoshi"/>
+                <w:b w:val="0"/>
+                <w:color w:val="6E6E6A"/>
                 <w:sz w:val="17"/>
               </w:rPr>
               <w:t>Text</w:t>
@@ -671,9 +686,9 @@
             <w:r/>
             <w:r>
               <w:rPr>
-                <w:rFonts w:ascii="Century Gothic" w:hAnsi="Century Gothic"/>
-                <w:b w:val="0"/>
-                <w:color w:val="45442D"/>
+                <w:rFonts w:ascii="Satoshi" w:hAnsi="Satoshi"/>
+                <w:b w:val="0"/>
+                <w:color w:val="101010"/>
                 <w:sz w:val="19"/>
               </w:rPr>
               <w:t>21 Wohneinheiten: 15 Altbauwohnungen im Bestand und 6 Neubauwohnungen unter einem neuen Dach, davon 2 Penthäuser. Viele mit Blick auf den Zimmermannplatz oder in den Garten im Hof.</w:t>
@@ -690,9 +705,9 @@
             <w:r/>
             <w:r>
               <w:rPr>
-                <w:rFonts w:ascii="Century Gothic" w:hAnsi="Century Gothic"/>
-                <w:b w:val="0"/>
-                <w:color w:val="8E8170"/>
+                <w:rFonts w:ascii="Satoshi" w:hAnsi="Satoshi"/>
+                <w:b w:val="0"/>
+                <w:color w:val="6E6E6A"/>
                 <w:sz w:val="17"/>
               </w:rPr>
               <w:t>Link</w:t>
@@ -707,9 +722,9 @@
             <w:r/>
             <w:r>
               <w:rPr>
-                <w:rFonts w:ascii="Century Gothic" w:hAnsi="Century Gothic"/>
-                <w:b w:val="0"/>
-                <w:color w:val="45442D"/>
+                <w:rFonts w:ascii="Satoshi" w:hAnsi="Satoshi"/>
+                <w:b w:val="0"/>
+                <w:color w:val="101010"/>
                 <w:sz w:val="19"/>
               </w:rPr>
               <w:t>Zu den Wohnungen</w:t>
@@ -726,9 +741,9 @@
             <w:r/>
             <w:r>
               <w:rPr>
-                <w:rFonts w:ascii="Century Gothic" w:hAnsi="Century Gothic"/>
-                <w:b w:val="0"/>
-                <w:color w:val="8E8170"/>
+                <w:rFonts w:ascii="Satoshi" w:hAnsi="Satoshi"/>
+                <w:b w:val="0"/>
+                <w:color w:val="6E6E6A"/>
                 <w:sz w:val="17"/>
               </w:rPr>
               <w:t>Text</w:t>
@@ -743,9 +758,9 @@
             <w:r/>
             <w:r>
               <w:rPr>
-                <w:rFonts w:ascii="Century Gothic" w:hAnsi="Century Gothic"/>
-                <w:b w:val="0"/>
-                <w:color w:val="45442D"/>
+                <w:rFonts w:ascii="Satoshi" w:hAnsi="Satoshi"/>
+                <w:b w:val="0"/>
+                <w:color w:val="101010"/>
                 <w:sz w:val="19"/>
               </w:rPr>
               <w:t>Zimmermannplatz 6, 1090 Wien</w:t>
@@ -753,9 +768,9 @@
             </w:r>
             <w:r>
               <w:rPr>
-                <w:rFonts w:ascii="Century Gothic" w:hAnsi="Century Gothic"/>
-                <w:b w:val="0"/>
-                <w:color w:val="45442D"/>
+                <w:rFonts w:ascii="Satoshi" w:hAnsi="Satoshi"/>
+                <w:b w:val="0"/>
+                <w:color w:val="101010"/>
                 <w:sz w:val="19"/>
               </w:rPr>
               <w:t>Alsergrund</w:t>
@@ -763,9 +778,9 @@
             </w:r>
             <w:r>
               <w:rPr>
-                <w:rFonts w:ascii="Century Gothic" w:hAnsi="Century Gothic"/>
-                <w:b w:val="0"/>
-                <w:color w:val="45442D"/>
+                <w:rFonts w:ascii="Satoshi" w:hAnsi="Satoshi"/>
+                <w:b w:val="0"/>
+                <w:color w:val="101010"/>
                 <w:sz w:val="19"/>
               </w:rPr>
               <w:t>Fertigstellung Q1 2028</w:t>
@@ -782,9 +797,9 @@
             <w:r/>
             <w:r>
               <w:rPr>
-                <w:rFonts w:ascii="Century Gothic" w:hAnsi="Century Gothic"/>
-                <w:b w:val="0"/>
-                <w:color w:val="8E8170"/>
+                <w:rFonts w:ascii="Satoshi" w:hAnsi="Satoshi"/>
+                <w:b w:val="0"/>
+                <w:color w:val="6E6E6A"/>
                 <w:sz w:val="17"/>
               </w:rPr>
               <w:t>Bild, Alternativtext</w:t>
@@ -799,9 +814,9 @@
             <w:r/>
             <w:r>
               <w:rPr>
-                <w:rFonts w:ascii="Century Gothic" w:hAnsi="Century Gothic"/>
-                <w:b w:val="0"/>
-                <w:color w:val="45442D"/>
+                <w:rFonts w:ascii="Satoshi" w:hAnsi="Satoshi"/>
+                <w:b w:val="0"/>
+                <w:color w:val="101010"/>
                 <w:sz w:val="19"/>
               </w:rPr>
               <w:t>Luftaufnahme des Eckhauses Zimmermannplatz 6 mit neuem, bronzefarbenem Dachgeschoss und Blick über Wien</w:t>
@@ -818,9 +833,9 @@
             <w:r/>
             <w:r>
               <w:rPr>
-                <w:rFonts w:ascii="Century Gothic" w:hAnsi="Century Gothic"/>
-                <w:b w:val="0"/>
-                <w:color w:val="8E8170"/>
+                <w:rFonts w:ascii="Satoshi" w:hAnsi="Satoshi"/>
+                <w:b w:val="0"/>
+                <w:color w:val="6E6E6A"/>
                 <w:sz w:val="17"/>
               </w:rPr>
               <w:t>Text</w:t>
@@ -835,9 +850,9 @@
             <w:r/>
             <w:r>
               <w:rPr>
-                <w:rFonts w:ascii="Century Gothic" w:hAnsi="Century Gothic"/>
-                <w:b w:val="0"/>
-                <w:color w:val="45442D"/>
+                <w:rFonts w:ascii="Satoshi" w:hAnsi="Satoshi"/>
+                <w:b w:val="0"/>
+                <w:color w:val="101010"/>
                 <w:sz w:val="19"/>
               </w:rPr>
               <w:t>Visualisierung, unverbindlich Blick nach Nordwesten</w:t>
@@ -864,12 +879,12 @@
         <w:tblLayout w:type="fixed"/>
         <w:tblW w:w="9411" w:type="dxa"/>
         <w:tblBorders>
-          <w:top w:val="single" w:sz="4" w:color="D8D2C8"/>
-          <w:left w:val="single" w:sz="4" w:color="D8D2C8"/>
-          <w:bottom w:val="single" w:sz="4" w:color="D8D2C8"/>
-          <w:right w:val="single" w:sz="4" w:color="D8D2C8"/>
-          <w:insideH w:val="single" w:sz="4" w:color="D8D2C8"/>
-          <w:insideV w:val="single" w:sz="4" w:color="D8D2C8"/>
+          <w:top w:val="single" w:sz="4" w:color="B7B7B3"/>
+          <w:left w:val="single" w:sz="4" w:color="B7B7B3"/>
+          <w:bottom w:val="single" w:sz="4" w:color="B7B7B3"/>
+          <w:right w:val="single" w:sz="4" w:color="B7B7B3"/>
+          <w:insideH w:val="single" w:sz="4" w:color="B7B7B3"/>
+          <w:insideV w:val="single" w:sz="4" w:color="B7B7B3"/>
         </w:tblBorders>
       </w:tblPr>
       <w:tblGrid>
@@ -880,15 +895,15 @@
         <w:tc>
           <w:tcPr>
             <w:tcW w:type="dxa" w:w="2381"/>
-            <w:shd w:val="clear" w:color="auto" w:fill="C7BEB1"/>
-          </w:tcPr>
-          <w:p>
-            <w:r/>
-            <w:r>
-              <w:rPr>
-                <w:rFonts w:ascii="Century Gothic" w:hAnsi="Century Gothic"/>
+            <w:shd w:val="clear" w:color="auto" w:fill="F4F3EB"/>
+          </w:tcPr>
+          <w:p>
+            <w:r/>
+            <w:r>
+              <w:rPr>
+                <w:rFonts w:ascii="Satoshi" w:hAnsi="Satoshi"/>
                 <w:b/>
-                <w:color w:val="45442D"/>
+                <w:color w:val="101010"/>
                 <w:sz w:val="17"/>
               </w:rPr>
               <w:t>Element</w:t>
@@ -898,15 +913,15 @@
         <w:tc>
           <w:tcPr>
             <w:tcW w:type="dxa" w:w="7030"/>
-            <w:shd w:val="clear" w:color="auto" w:fill="C7BEB1"/>
-          </w:tcPr>
-          <w:p>
-            <w:r/>
-            <w:r>
-              <w:rPr>
-                <w:rFonts w:ascii="Century Gothic" w:hAnsi="Century Gothic"/>
+            <w:shd w:val="clear" w:color="auto" w:fill="F4F3EB"/>
+          </w:tcPr>
+          <w:p>
+            <w:r/>
+            <w:r>
+              <w:rPr>
+                <w:rFonts w:ascii="Satoshi" w:hAnsi="Satoshi"/>
                 <w:b/>
-                <w:color w:val="45442D"/>
+                <w:color w:val="101010"/>
                 <w:sz w:val="17"/>
               </w:rPr>
               <w:t>Text</w:t>
@@ -923,9 +938,9 @@
             <w:r/>
             <w:r>
               <w:rPr>
-                <w:rFonts w:ascii="Century Gothic" w:hAnsi="Century Gothic"/>
-                <w:b w:val="0"/>
-                <w:color w:val="8E8170"/>
+                <w:rFonts w:ascii="Satoshi" w:hAnsi="Satoshi"/>
+                <w:b w:val="0"/>
+                <w:color w:val="6E6E6A"/>
                 <w:sz w:val="17"/>
               </w:rPr>
               <w:t>Kapitelnummer</w:t>
@@ -940,9 +955,9 @@
             <w:r/>
             <w:r>
               <w:rPr>
-                <w:rFonts w:ascii="Century Gothic" w:hAnsi="Century Gothic"/>
-                <w:b w:val="0"/>
-                <w:color w:val="45442D"/>
+                <w:rFonts w:ascii="Satoshi" w:hAnsi="Satoshi"/>
+                <w:b w:val="0"/>
+                <w:color w:val="101010"/>
                 <w:sz w:val="19"/>
               </w:rPr>
               <w:t>01</w:t>
@@ -959,9 +974,9 @@
             <w:r/>
             <w:r>
               <w:rPr>
-                <w:rFonts w:ascii="Century Gothic" w:hAnsi="Century Gothic"/>
-                <w:b w:val="0"/>
-                <w:color w:val="8E8170"/>
+                <w:rFonts w:ascii="Satoshi" w:hAnsi="Satoshi"/>
+                <w:b w:val="0"/>
+                <w:color w:val="6E6E6A"/>
                 <w:sz w:val="17"/>
               </w:rPr>
               <w:t>Headline (H2)</w:t>
@@ -976,9 +991,9 @@
             <w:r/>
             <w:r>
               <w:rPr>
-                <w:rFonts w:ascii="Century Gothic" w:hAnsi="Century Gothic"/>
-                <w:b w:val="0"/>
-                <w:color w:val="45442D"/>
+                <w:rFonts w:ascii="Satoshi" w:hAnsi="Satoshi"/>
+                <w:b w:val="0"/>
+                <w:color w:val="101010"/>
                 <w:sz w:val="19"/>
               </w:rPr>
               <w:t>Ein Ort mit Geschichte, neu gedacht für zeitgemäßes Wohnen.</w:t>
@@ -995,9 +1010,9 @@
             <w:r/>
             <w:r>
               <w:rPr>
-                <w:rFonts w:ascii="Century Gothic" w:hAnsi="Century Gothic"/>
-                <w:b w:val="0"/>
-                <w:color w:val="8E8170"/>
+                <w:rFonts w:ascii="Satoshi" w:hAnsi="Satoshi"/>
+                <w:b w:val="0"/>
+                <w:color w:val="6E6E6A"/>
                 <w:sz w:val="17"/>
               </w:rPr>
               <w:t>Text</w:t>
@@ -1012,9 +1027,9 @@
             <w:r/>
             <w:r>
               <w:rPr>
-                <w:rFonts w:ascii="Century Gothic" w:hAnsi="Century Gothic"/>
-                <w:b w:val="0"/>
-                <w:color w:val="45442D"/>
+                <w:rFonts w:ascii="Satoshi" w:hAnsi="Satoshi"/>
+                <w:b w:val="0"/>
+                <w:color w:val="101010"/>
                 <w:sz w:val="19"/>
               </w:rPr>
               <w:t>Hochwertige Architektur, nachhaltige Bauweise und durchdachte Grundrisse schaffen Wohnraum mit Zukunft. Im gründerzeitlichen Bestand liegen 15 Altbauwohnungen, die sanierten mit Fischgrätparkett. Darüber entstehen im neuen Dachgeschoss 6 Neubauwohnungen mit Loggia, Balkon oder Terrasse, davon 2 Penthäuser mit Dachterrasse.</w:t>
@@ -1031,9 +1046,9 @@
             <w:r/>
             <w:r>
               <w:rPr>
-                <w:rFonts w:ascii="Century Gothic" w:hAnsi="Century Gothic"/>
-                <w:b w:val="0"/>
-                <w:color w:val="8E8170"/>
+                <w:rFonts w:ascii="Satoshi" w:hAnsi="Satoshi"/>
+                <w:b w:val="0"/>
+                <w:color w:val="6E6E6A"/>
                 <w:sz w:val="17"/>
               </w:rPr>
               <w:t>Text</w:t>
@@ -1048,9 +1063,9 @@
             <w:r/>
             <w:r>
               <w:rPr>
-                <w:rFonts w:ascii="Century Gothic" w:hAnsi="Century Gothic"/>
-                <w:b w:val="0"/>
-                <w:color w:val="45442D"/>
+                <w:rFonts w:ascii="Satoshi" w:hAnsi="Satoshi"/>
+                <w:b w:val="0"/>
+                <w:color w:val="101010"/>
                 <w:sz w:val="19"/>
               </w:rPr>
               <w:t>Das Eckhaus liegt am Zimmermannplatz im 9. Bezirk. Die Wohnungen im Bestand blicken auf den Platz, in den Hof oder als Durchstecker auf beides. Alle Einheiten werden über eine Wärmepumpe versorgt, das Haus verabschiedet sich vom Gas.</w:t>
@@ -1067,9 +1082,9 @@
             <w:r/>
             <w:r>
               <w:rPr>
-                <w:rFonts w:ascii="Century Gothic" w:hAnsi="Century Gothic"/>
-                <w:b w:val="0"/>
-                <w:color w:val="8E8170"/>
+                <w:rFonts w:ascii="Satoshi" w:hAnsi="Satoshi"/>
+                <w:b w:val="0"/>
+                <w:color w:val="6E6E6A"/>
                 <w:sz w:val="17"/>
               </w:rPr>
               <w:t>Kennzahl</w:t>
@@ -1084,9 +1099,9 @@
             <w:r/>
             <w:r>
               <w:rPr>
-                <w:rFonts w:ascii="Century Gothic" w:hAnsi="Century Gothic"/>
-                <w:b w:val="0"/>
-                <w:color w:val="45442D"/>
+                <w:rFonts w:ascii="Satoshi" w:hAnsi="Satoshi"/>
+                <w:b w:val="0"/>
+                <w:color w:val="101010"/>
                 <w:sz w:val="19"/>
               </w:rPr>
               <w:t>21</w:t>
@@ -1103,9 +1118,9 @@
             <w:r/>
             <w:r>
               <w:rPr>
-                <w:rFonts w:ascii="Century Gothic" w:hAnsi="Century Gothic"/>
-                <w:b w:val="0"/>
-                <w:color w:val="8E8170"/>
+                <w:rFonts w:ascii="Satoshi" w:hAnsi="Satoshi"/>
+                <w:b w:val="0"/>
+                <w:color w:val="6E6E6A"/>
                 <w:sz w:val="17"/>
               </w:rPr>
               <w:t>Kennzahl, Beschriftung</w:t>
@@ -1120,9 +1135,9 @@
             <w:r/>
             <w:r>
               <w:rPr>
-                <w:rFonts w:ascii="Century Gothic" w:hAnsi="Century Gothic"/>
-                <w:b w:val="0"/>
-                <w:color w:val="45442D"/>
+                <w:rFonts w:ascii="Satoshi" w:hAnsi="Satoshi"/>
+                <w:b w:val="0"/>
+                <w:color w:val="101010"/>
                 <w:sz w:val="19"/>
               </w:rPr>
               <w:t>Wohneinheiten</w:t>
@@ -1139,9 +1154,9 @@
             <w:r/>
             <w:r>
               <w:rPr>
-                <w:rFonts w:ascii="Century Gothic" w:hAnsi="Century Gothic"/>
-                <w:b w:val="0"/>
-                <w:color w:val="8E8170"/>
+                <w:rFonts w:ascii="Satoshi" w:hAnsi="Satoshi"/>
+                <w:b w:val="0"/>
+                <w:color w:val="6E6E6A"/>
                 <w:sz w:val="17"/>
               </w:rPr>
               <w:t>Kennzahl</w:t>
@@ -1156,9 +1171,9 @@
             <w:r/>
             <w:r>
               <w:rPr>
-                <w:rFonts w:ascii="Century Gothic" w:hAnsi="Century Gothic"/>
-                <w:b w:val="0"/>
-                <w:color w:val="45442D"/>
+                <w:rFonts w:ascii="Satoshi" w:hAnsi="Satoshi"/>
+                <w:b w:val="0"/>
+                <w:color w:val="101010"/>
                 <w:sz w:val="19"/>
               </w:rPr>
               <w:t>15</w:t>
@@ -1175,9 +1190,9 @@
             <w:r/>
             <w:r>
               <w:rPr>
-                <w:rFonts w:ascii="Century Gothic" w:hAnsi="Century Gothic"/>
-                <w:b w:val="0"/>
-                <w:color w:val="8E8170"/>
+                <w:rFonts w:ascii="Satoshi" w:hAnsi="Satoshi"/>
+                <w:b w:val="0"/>
+                <w:color w:val="6E6E6A"/>
                 <w:sz w:val="17"/>
               </w:rPr>
               <w:t>Kennzahl, Beschriftung</w:t>
@@ -1192,9 +1207,9 @@
             <w:r/>
             <w:r>
               <w:rPr>
-                <w:rFonts w:ascii="Century Gothic" w:hAnsi="Century Gothic"/>
-                <w:b w:val="0"/>
-                <w:color w:val="45442D"/>
+                <w:rFonts w:ascii="Satoshi" w:hAnsi="Satoshi"/>
+                <w:b w:val="0"/>
+                <w:color w:val="101010"/>
                 <w:sz w:val="19"/>
               </w:rPr>
               <w:t>Altbauwohnungen im Bestand</w:t>
@@ -1211,9 +1226,9 @@
             <w:r/>
             <w:r>
               <w:rPr>
-                <w:rFonts w:ascii="Century Gothic" w:hAnsi="Century Gothic"/>
-                <w:b w:val="0"/>
-                <w:color w:val="8E8170"/>
+                <w:rFonts w:ascii="Satoshi" w:hAnsi="Satoshi"/>
+                <w:b w:val="0"/>
+                <w:color w:val="6E6E6A"/>
                 <w:sz w:val="17"/>
               </w:rPr>
               <w:t>Kennzahl</w:t>
@@ -1228,9 +1243,9 @@
             <w:r/>
             <w:r>
               <w:rPr>
-                <w:rFonts w:ascii="Century Gothic" w:hAnsi="Century Gothic"/>
-                <w:b w:val="0"/>
-                <w:color w:val="45442D"/>
+                <w:rFonts w:ascii="Satoshi" w:hAnsi="Satoshi"/>
+                <w:b w:val="0"/>
+                <w:color w:val="101010"/>
                 <w:sz w:val="19"/>
               </w:rPr>
               <w:t>6</w:t>
@@ -1247,9 +1262,9 @@
             <w:r/>
             <w:r>
               <w:rPr>
-                <w:rFonts w:ascii="Century Gothic" w:hAnsi="Century Gothic"/>
-                <w:b w:val="0"/>
-                <w:color w:val="8E8170"/>
+                <w:rFonts w:ascii="Satoshi" w:hAnsi="Satoshi"/>
+                <w:b w:val="0"/>
+                <w:color w:val="6E6E6A"/>
                 <w:sz w:val="17"/>
               </w:rPr>
               <w:t>Kennzahl, Beschriftung</w:t>
@@ -1264,9 +1279,9 @@
             <w:r/>
             <w:r>
               <w:rPr>
-                <w:rFonts w:ascii="Century Gothic" w:hAnsi="Century Gothic"/>
-                <w:b w:val="0"/>
-                <w:color w:val="45442D"/>
+                <w:rFonts w:ascii="Satoshi" w:hAnsi="Satoshi"/>
+                <w:b w:val="0"/>
+                <w:color w:val="101010"/>
                 <w:sz w:val="19"/>
               </w:rPr>
               <w:t>Neubauwohnungen im Dachgeschoss</w:t>
@@ -1283,9 +1298,9 @@
             <w:r/>
             <w:r>
               <w:rPr>
-                <w:rFonts w:ascii="Century Gothic" w:hAnsi="Century Gothic"/>
-                <w:b w:val="0"/>
-                <w:color w:val="8E8170"/>
+                <w:rFonts w:ascii="Satoshi" w:hAnsi="Satoshi"/>
+                <w:b w:val="0"/>
+                <w:color w:val="6E6E6A"/>
                 <w:sz w:val="17"/>
               </w:rPr>
               <w:t>Kennzahl</w:t>
@@ -1300,9 +1315,9 @@
             <w:r/>
             <w:r>
               <w:rPr>
-                <w:rFonts w:ascii="Century Gothic" w:hAnsi="Century Gothic"/>
-                <w:b w:val="0"/>
-                <w:color w:val="45442D"/>
+                <w:rFonts w:ascii="Satoshi" w:hAnsi="Satoshi"/>
+                <w:b w:val="0"/>
+                <w:color w:val="101010"/>
                 <w:sz w:val="19"/>
               </w:rPr>
               <w:t>2</w:t>
@@ -1319,9 +1334,9 @@
             <w:r/>
             <w:r>
               <w:rPr>
-                <w:rFonts w:ascii="Century Gothic" w:hAnsi="Century Gothic"/>
-                <w:b w:val="0"/>
-                <w:color w:val="8E8170"/>
+                <w:rFonts w:ascii="Satoshi" w:hAnsi="Satoshi"/>
+                <w:b w:val="0"/>
+                <w:color w:val="6E6E6A"/>
                 <w:sz w:val="17"/>
               </w:rPr>
               <w:t>Kennzahl, Beschriftung</w:t>
@@ -1336,9 +1351,9 @@
             <w:r/>
             <w:r>
               <w:rPr>
-                <w:rFonts w:ascii="Century Gothic" w:hAnsi="Century Gothic"/>
-                <w:b w:val="0"/>
-                <w:color w:val="45442D"/>
+                <w:rFonts w:ascii="Satoshi" w:hAnsi="Satoshi"/>
+                <w:b w:val="0"/>
+                <w:color w:val="101010"/>
                 <w:sz w:val="19"/>
               </w:rPr>
               <w:t>davon Penthäuser mit Dachterrasse</w:t>
@@ -1355,9 +1370,9 @@
             <w:r/>
             <w:r>
               <w:rPr>
-                <w:rFonts w:ascii="Century Gothic" w:hAnsi="Century Gothic"/>
-                <w:b w:val="0"/>
-                <w:color w:val="8E8170"/>
+                <w:rFonts w:ascii="Satoshi" w:hAnsi="Satoshi"/>
+                <w:b w:val="0"/>
+                <w:color w:val="6E6E6A"/>
                 <w:sz w:val="17"/>
               </w:rPr>
               <w:t>Kennzahl</w:t>
@@ -1372,9 +1387,9 @@
             <w:r/>
             <w:r>
               <w:rPr>
-                <w:rFonts w:ascii="Century Gothic" w:hAnsi="Century Gothic"/>
-                <w:b w:val="0"/>
-                <w:color w:val="45442D"/>
+                <w:rFonts w:ascii="Satoshi" w:hAnsi="Satoshi"/>
+                <w:b w:val="0"/>
+                <w:color w:val="101010"/>
                 <w:sz w:val="19"/>
               </w:rPr>
               <w:t>2-4</w:t>
@@ -1391,9 +1406,9 @@
             <w:r/>
             <w:r>
               <w:rPr>
-                <w:rFonts w:ascii="Century Gothic" w:hAnsi="Century Gothic"/>
-                <w:b w:val="0"/>
-                <w:color w:val="8E8170"/>
+                <w:rFonts w:ascii="Satoshi" w:hAnsi="Satoshi"/>
+                <w:b w:val="0"/>
+                <w:color w:val="6E6E6A"/>
                 <w:sz w:val="17"/>
               </w:rPr>
               <w:t>Kennzahl, Beschriftung</w:t>
@@ -1408,9 +1423,9 @@
             <w:r/>
             <w:r>
               <w:rPr>
-                <w:rFonts w:ascii="Century Gothic" w:hAnsi="Century Gothic"/>
-                <w:b w:val="0"/>
-                <w:color w:val="45442D"/>
+                <w:rFonts w:ascii="Satoshi" w:hAnsi="Satoshi"/>
+                <w:b w:val="0"/>
+                <w:color w:val="101010"/>
                 <w:sz w:val="19"/>
               </w:rPr>
               <w:t>Zimmer, 50 bis 160 m²</w:t>
@@ -1427,9 +1442,9 @@
             <w:r/>
             <w:r>
               <w:rPr>
-                <w:rFonts w:ascii="Century Gothic" w:hAnsi="Century Gothic"/>
-                <w:b w:val="0"/>
-                <w:color w:val="8E8170"/>
+                <w:rFonts w:ascii="Satoshi" w:hAnsi="Satoshi"/>
+                <w:b w:val="0"/>
+                <w:color w:val="6E6E6A"/>
                 <w:sz w:val="17"/>
               </w:rPr>
               <w:t>Kennzahl</w:t>
@@ -1444,9 +1459,9 @@
             <w:r/>
             <w:r>
               <w:rPr>
-                <w:rFonts w:ascii="Century Gothic" w:hAnsi="Century Gothic"/>
-                <w:b w:val="0"/>
-                <w:color w:val="45442D"/>
+                <w:rFonts w:ascii="Satoshi" w:hAnsi="Satoshi"/>
+                <w:b w:val="0"/>
+                <w:color w:val="101010"/>
                 <w:sz w:val="19"/>
               </w:rPr>
               <w:t>125 m²</w:t>
@@ -1463,9 +1478,9 @@
             <w:r/>
             <w:r>
               <w:rPr>
-                <w:rFonts w:ascii="Century Gothic" w:hAnsi="Century Gothic"/>
-                <w:b w:val="0"/>
-                <w:color w:val="8E8170"/>
+                <w:rFonts w:ascii="Satoshi" w:hAnsi="Satoshi"/>
+                <w:b w:val="0"/>
+                <w:color w:val="6E6E6A"/>
                 <w:sz w:val="17"/>
               </w:rPr>
               <w:t>Kennzahl, Beschriftung</w:t>
@@ -1480,9 +1495,9 @@
             <w:r/>
             <w:r>
               <w:rPr>
-                <w:rFonts w:ascii="Century Gothic" w:hAnsi="Century Gothic"/>
-                <w:b w:val="0"/>
-                <w:color w:val="45442D"/>
+                <w:rFonts w:ascii="Satoshi" w:hAnsi="Satoshi"/>
+                <w:b w:val="0"/>
+                <w:color w:val="101010"/>
                 <w:sz w:val="19"/>
               </w:rPr>
               <w:t>Geschäftslokal im Erdgeschoss</w:t>
@@ -1499,9 +1514,9 @@
             <w:r/>
             <w:r>
               <w:rPr>
-                <w:rFonts w:ascii="Century Gothic" w:hAnsi="Century Gothic"/>
-                <w:b w:val="0"/>
-                <w:color w:val="8E8170"/>
+                <w:rFonts w:ascii="Satoshi" w:hAnsi="Satoshi"/>
+                <w:b w:val="0"/>
+                <w:color w:val="6E6E6A"/>
                 <w:sz w:val="17"/>
               </w:rPr>
               <w:t>Bild, Alternativtext</w:t>
@@ -1516,9 +1531,9 @@
             <w:r/>
             <w:r>
               <w:rPr>
-                <w:rFonts w:ascii="Century Gothic" w:hAnsi="Century Gothic"/>
-                <w:b w:val="0"/>
-                <w:color w:val="45442D"/>
+                <w:rFonts w:ascii="Satoshi" w:hAnsi="Satoshi"/>
+                <w:b w:val="0"/>
+                <w:color w:val="101010"/>
                 <w:sz w:val="19"/>
               </w:rPr>
               <w:t>Straßenansicht Zimmermannplatz 6 mit Baumreihe und Zebrastreifen</w:t>
@@ -1535,9 +1550,9 @@
             <w:r/>
             <w:r>
               <w:rPr>
-                <w:rFonts w:ascii="Century Gothic" w:hAnsi="Century Gothic"/>
-                <w:b w:val="0"/>
-                <w:color w:val="8E8170"/>
+                <w:rFonts w:ascii="Satoshi" w:hAnsi="Satoshi"/>
+                <w:b w:val="0"/>
+                <w:color w:val="6E6E6A"/>
                 <w:sz w:val="17"/>
               </w:rPr>
               <w:t>Bildunterschrift</w:t>
@@ -1552,9 +1567,9 @@
             <w:r/>
             <w:r>
               <w:rPr>
-                <w:rFonts w:ascii="Century Gothic" w:hAnsi="Century Gothic"/>
-                <w:b w:val="0"/>
-                <w:color w:val="45442D"/>
+                <w:rFonts w:ascii="Satoshi" w:hAnsi="Satoshi"/>
+                <w:b w:val="0"/>
+                <w:color w:val="101010"/>
                 <w:sz w:val="19"/>
               </w:rPr>
               <w:t>Straßenseite Zimmermannplatz</w:t>
@@ -1571,9 +1586,9 @@
             <w:r/>
             <w:r>
               <w:rPr>
-                <w:rFonts w:ascii="Century Gothic" w:hAnsi="Century Gothic"/>
-                <w:b w:val="0"/>
-                <w:color w:val="8E8170"/>
+                <w:rFonts w:ascii="Satoshi" w:hAnsi="Satoshi"/>
+                <w:b w:val="0"/>
+                <w:color w:val="6E6E6A"/>
                 <w:sz w:val="17"/>
               </w:rPr>
               <w:t>Bild, Alternativtext</w:t>
@@ -1588,9 +1603,9 @@
             <w:r/>
             <w:r>
               <w:rPr>
-                <w:rFonts w:ascii="Century Gothic" w:hAnsi="Century Gothic"/>
-                <w:b w:val="0"/>
-                <w:color w:val="45442D"/>
+                <w:rFonts w:ascii="Satoshi" w:hAnsi="Satoshi"/>
+                <w:b w:val="0"/>
+                <w:color w:val="101010"/>
                 <w:sz w:val="19"/>
               </w:rPr>
               <w:t>Dachaufsicht mit begrünten Terrassen der Dachgeschosswohnungen</w:t>
@@ -1607,9 +1622,9 @@
             <w:r/>
             <w:r>
               <w:rPr>
-                <w:rFonts w:ascii="Century Gothic" w:hAnsi="Century Gothic"/>
-                <w:b w:val="0"/>
-                <w:color w:val="8E8170"/>
+                <w:rFonts w:ascii="Satoshi" w:hAnsi="Satoshi"/>
+                <w:b w:val="0"/>
+                <w:color w:val="6E6E6A"/>
                 <w:sz w:val="17"/>
               </w:rPr>
               <w:t>Bildunterschrift</w:t>
@@ -1624,9 +1639,9 @@
             <w:r/>
             <w:r>
               <w:rPr>
-                <w:rFonts w:ascii="Century Gothic" w:hAnsi="Century Gothic"/>
-                <w:b w:val="0"/>
-                <w:color w:val="45442D"/>
+                <w:rFonts w:ascii="Satoshi" w:hAnsi="Satoshi"/>
+                <w:b w:val="0"/>
+                <w:color w:val="101010"/>
                 <w:sz w:val="19"/>
               </w:rPr>
               <w:t>Terrassen im Dach</w:t>
@@ -1643,9 +1658,9 @@
             <w:r/>
             <w:r>
               <w:rPr>
-                <w:rFonts w:ascii="Century Gothic" w:hAnsi="Century Gothic"/>
-                <w:b w:val="0"/>
-                <w:color w:val="8E8170"/>
+                <w:rFonts w:ascii="Satoshi" w:hAnsi="Satoshi"/>
+                <w:b w:val="0"/>
+                <w:color w:val="6E6E6A"/>
                 <w:sz w:val="17"/>
               </w:rPr>
               <w:t>Bild, Alternativtext</w:t>
@@ -1660,9 +1675,9 @@
             <w:r/>
             <w:r>
               <w:rPr>
-                <w:rFonts w:ascii="Century Gothic" w:hAnsi="Century Gothic"/>
-                <w:b w:val="0"/>
-                <w:color w:val="45442D"/>
+                <w:rFonts w:ascii="Satoshi" w:hAnsi="Satoshi"/>
+                <w:b w:val="0"/>
+                <w:color w:val="101010"/>
                 <w:sz w:val="19"/>
               </w:rPr>
               <w:t>Luftaufnahme des Hauses von oben mit Nachbarschaft</w:t>
@@ -1679,9 +1694,9 @@
             <w:r/>
             <w:r>
               <w:rPr>
-                <w:rFonts w:ascii="Century Gothic" w:hAnsi="Century Gothic"/>
-                <w:b w:val="0"/>
-                <w:color w:val="8E8170"/>
+                <w:rFonts w:ascii="Satoshi" w:hAnsi="Satoshi"/>
+                <w:b w:val="0"/>
+                <w:color w:val="6E6E6A"/>
                 <w:sz w:val="17"/>
               </w:rPr>
               <w:t>Bildunterschrift</w:t>
@@ -1696,9 +1711,9 @@
             <w:r/>
             <w:r>
               <w:rPr>
-                <w:rFonts w:ascii="Century Gothic" w:hAnsi="Century Gothic"/>
-                <w:b w:val="0"/>
-                <w:color w:val="45442D"/>
+                <w:rFonts w:ascii="Satoshi" w:hAnsi="Satoshi"/>
+                <w:b w:val="0"/>
+                <w:color w:val="101010"/>
                 <w:sz w:val="19"/>
               </w:rPr>
               <w:t>Dachgeschoss von oben</w:t>
@@ -1715,9 +1730,9 @@
             <w:r/>
             <w:r>
               <w:rPr>
-                <w:rFonts w:ascii="Century Gothic" w:hAnsi="Century Gothic"/>
-                <w:b w:val="0"/>
-                <w:color w:val="8E8170"/>
+                <w:rFonts w:ascii="Satoshi" w:hAnsi="Satoshi"/>
+                <w:b w:val="0"/>
+                <w:color w:val="6E6E6A"/>
                 <w:sz w:val="17"/>
               </w:rPr>
               <w:t>Text</w:t>
@@ -1732,9 +1747,9 @@
             <w:r/>
             <w:r>
               <w:rPr>
-                <w:rFonts w:ascii="Century Gothic" w:hAnsi="Century Gothic"/>
-                <w:b w:val="0"/>
-                <w:color w:val="45442D"/>
+                <w:rFonts w:ascii="Satoshi" w:hAnsi="Satoshi"/>
+                <w:b w:val="0"/>
+                <w:color w:val="101010"/>
                 <w:sz w:val="19"/>
               </w:rPr>
               <w:t>Das Bestehende bewahren. Das Neue darüber setzen.</w:t>
@@ -1751,9 +1766,9 @@
             <w:r/>
             <w:r>
               <w:rPr>
-                <w:rFonts w:ascii="Century Gothic" w:hAnsi="Century Gothic"/>
-                <w:b w:val="0"/>
-                <w:color w:val="8E8170"/>
+                <w:rFonts w:ascii="Satoshi" w:hAnsi="Satoshi"/>
+                <w:b w:val="0"/>
+                <w:color w:val="6E6E6A"/>
                 <w:sz w:val="17"/>
               </w:rPr>
               <w:t>Text</w:t>
@@ -1768,9 +1783,9 @@
             <w:r/>
             <w:r>
               <w:rPr>
-                <w:rFonts w:ascii="Century Gothic" w:hAnsi="Century Gothic"/>
-                <w:b w:val="0"/>
-                <w:color w:val="45442D"/>
+                <w:rFonts w:ascii="Satoshi" w:hAnsi="Satoshi"/>
+                <w:b w:val="0"/>
+                <w:color w:val="101010"/>
                 <w:sz w:val="19"/>
               </w:rPr>
               <w:t>Stiegenhaus und Allgemeinbereiche werden sorgfältig saniert und erhalten hochwertige Oberflächen. Ein neuer Aufzug führt vom Keller bis ins Dach.</w:t>
@@ -1797,12 +1812,12 @@
         <w:tblLayout w:type="fixed"/>
         <w:tblW w:w="9411" w:type="dxa"/>
         <w:tblBorders>
-          <w:top w:val="single" w:sz="4" w:color="D8D2C8"/>
-          <w:left w:val="single" w:sz="4" w:color="D8D2C8"/>
-          <w:bottom w:val="single" w:sz="4" w:color="D8D2C8"/>
-          <w:right w:val="single" w:sz="4" w:color="D8D2C8"/>
-          <w:insideH w:val="single" w:sz="4" w:color="D8D2C8"/>
-          <w:insideV w:val="single" w:sz="4" w:color="D8D2C8"/>
+          <w:top w:val="single" w:sz="4" w:color="B7B7B3"/>
+          <w:left w:val="single" w:sz="4" w:color="B7B7B3"/>
+          <w:bottom w:val="single" w:sz="4" w:color="B7B7B3"/>
+          <w:right w:val="single" w:sz="4" w:color="B7B7B3"/>
+          <w:insideH w:val="single" w:sz="4" w:color="B7B7B3"/>
+          <w:insideV w:val="single" w:sz="4" w:color="B7B7B3"/>
         </w:tblBorders>
       </w:tblPr>
       <w:tblGrid>
@@ -1813,15 +1828,15 @@
         <w:tc>
           <w:tcPr>
             <w:tcW w:type="dxa" w:w="2381"/>
-            <w:shd w:val="clear" w:color="auto" w:fill="C7BEB1"/>
-          </w:tcPr>
-          <w:p>
-            <w:r/>
-            <w:r>
-              <w:rPr>
-                <w:rFonts w:ascii="Century Gothic" w:hAnsi="Century Gothic"/>
+            <w:shd w:val="clear" w:color="auto" w:fill="F4F3EB"/>
+          </w:tcPr>
+          <w:p>
+            <w:r/>
+            <w:r>
+              <w:rPr>
+                <w:rFonts w:ascii="Satoshi" w:hAnsi="Satoshi"/>
                 <w:b/>
-                <w:color w:val="45442D"/>
+                <w:color w:val="101010"/>
                 <w:sz w:val="17"/>
               </w:rPr>
               <w:t>Element</w:t>
@@ -1831,15 +1846,15 @@
         <w:tc>
           <w:tcPr>
             <w:tcW w:type="dxa" w:w="7030"/>
-            <w:shd w:val="clear" w:color="auto" w:fill="C7BEB1"/>
-          </w:tcPr>
-          <w:p>
-            <w:r/>
-            <w:r>
-              <w:rPr>
-                <w:rFonts w:ascii="Century Gothic" w:hAnsi="Century Gothic"/>
+            <w:shd w:val="clear" w:color="auto" w:fill="F4F3EB"/>
+          </w:tcPr>
+          <w:p>
+            <w:r/>
+            <w:r>
+              <w:rPr>
+                <w:rFonts w:ascii="Satoshi" w:hAnsi="Satoshi"/>
                 <w:b/>
-                <w:color w:val="45442D"/>
+                <w:color w:val="101010"/>
                 <w:sz w:val="17"/>
               </w:rPr>
               <w:t>Text</w:t>
@@ -1856,9 +1871,9 @@
             <w:r/>
             <w:r>
               <w:rPr>
-                <w:rFonts w:ascii="Century Gothic" w:hAnsi="Century Gothic"/>
-                <w:b w:val="0"/>
-                <w:color w:val="8E8170"/>
+                <w:rFonts w:ascii="Satoshi" w:hAnsi="Satoshi"/>
+                <w:b w:val="0"/>
+                <w:color w:val="6E6E6A"/>
                 <w:sz w:val="17"/>
               </w:rPr>
               <w:t>Laufband-Text</w:t>
@@ -1873,9 +1888,9 @@
             <w:r/>
             <w:r>
               <w:rPr>
-                <w:rFonts w:ascii="Century Gothic" w:hAnsi="Century Gothic"/>
-                <w:b w:val="0"/>
-                <w:color w:val="45442D"/>
+                <w:rFonts w:ascii="Satoshi" w:hAnsi="Satoshi"/>
+                <w:b w:val="0"/>
+                <w:color w:val="101010"/>
                 <w:sz w:val="19"/>
               </w:rPr>
               <w:t>Wohnung finden</w:t>
@@ -1892,9 +1907,9 @@
             <w:r/>
             <w:r>
               <w:rPr>
-                <w:rFonts w:ascii="Century Gothic" w:hAnsi="Century Gothic"/>
-                <w:b w:val="0"/>
-                <w:color w:val="8E8170"/>
+                <w:rFonts w:ascii="Satoshi" w:hAnsi="Satoshi"/>
+                <w:b w:val="0"/>
+                <w:color w:val="6E6E6A"/>
                 <w:sz w:val="17"/>
               </w:rPr>
               <w:t>Laufband-Text</w:t>
@@ -1909,9 +1924,9 @@
             <w:r/>
             <w:r>
               <w:rPr>
-                <w:rFonts w:ascii="Century Gothic" w:hAnsi="Century Gothic"/>
-                <w:b w:val="0"/>
-                <w:color w:val="45442D"/>
+                <w:rFonts w:ascii="Satoshi" w:hAnsi="Satoshi"/>
+                <w:b w:val="0"/>
+                <w:color w:val="101010"/>
                 <w:sz w:val="19"/>
               </w:rPr>
               <w:t>Bestand und Dach</w:t>
@@ -1928,9 +1943,9 @@
             <w:r/>
             <w:r>
               <w:rPr>
-                <w:rFonts w:ascii="Century Gothic" w:hAnsi="Century Gothic"/>
-                <w:b w:val="0"/>
-                <w:color w:val="8E8170"/>
+                <w:rFonts w:ascii="Satoshi" w:hAnsi="Satoshi"/>
+                <w:b w:val="0"/>
+                <w:color w:val="6E6E6A"/>
                 <w:sz w:val="17"/>
               </w:rPr>
               <w:t>Laufband-Text</w:t>
@@ -1945,9 +1960,9 @@
             <w:r/>
             <w:r>
               <w:rPr>
-                <w:rFonts w:ascii="Century Gothic" w:hAnsi="Century Gothic"/>
-                <w:b w:val="0"/>
-                <w:color w:val="45442D"/>
+                <w:rFonts w:ascii="Satoshi" w:hAnsi="Satoshi"/>
+                <w:b w:val="0"/>
+                <w:color w:val="101010"/>
                 <w:sz w:val="19"/>
               </w:rPr>
               <w:t>2 bis 4 Zimmer</w:t>
@@ -1964,9 +1979,9 @@
             <w:r/>
             <w:r>
               <w:rPr>
-                <w:rFonts w:ascii="Century Gothic" w:hAnsi="Century Gothic"/>
-                <w:b w:val="0"/>
-                <w:color w:val="8E8170"/>
+                <w:rFonts w:ascii="Satoshi" w:hAnsi="Satoshi"/>
+                <w:b w:val="0"/>
+                <w:color w:val="6E6E6A"/>
                 <w:sz w:val="17"/>
               </w:rPr>
               <w:t>Laufband-Text</w:t>
@@ -1981,9 +1996,9 @@
             <w:r/>
             <w:r>
               <w:rPr>
-                <w:rFonts w:ascii="Century Gothic" w:hAnsi="Century Gothic"/>
-                <w:b w:val="0"/>
-                <w:color w:val="45442D"/>
+                <w:rFonts w:ascii="Satoshi" w:hAnsi="Satoshi"/>
+                <w:b w:val="0"/>
+                <w:color w:val="101010"/>
                 <w:sz w:val="19"/>
               </w:rPr>
               <w:t>Wohnungsfinder öffnen</w:t>
@@ -2010,12 +2025,12 @@
         <w:tblLayout w:type="fixed"/>
         <w:tblW w:w="9411" w:type="dxa"/>
         <w:tblBorders>
-          <w:top w:val="single" w:sz="4" w:color="D8D2C8"/>
-          <w:left w:val="single" w:sz="4" w:color="D8D2C8"/>
-          <w:bottom w:val="single" w:sz="4" w:color="D8D2C8"/>
-          <w:right w:val="single" w:sz="4" w:color="D8D2C8"/>
-          <w:insideH w:val="single" w:sz="4" w:color="D8D2C8"/>
-          <w:insideV w:val="single" w:sz="4" w:color="D8D2C8"/>
+          <w:top w:val="single" w:sz="4" w:color="B7B7B3"/>
+          <w:left w:val="single" w:sz="4" w:color="B7B7B3"/>
+          <w:bottom w:val="single" w:sz="4" w:color="B7B7B3"/>
+          <w:right w:val="single" w:sz="4" w:color="B7B7B3"/>
+          <w:insideH w:val="single" w:sz="4" w:color="B7B7B3"/>
+          <w:insideV w:val="single" w:sz="4" w:color="B7B7B3"/>
         </w:tblBorders>
       </w:tblPr>
       <w:tblGrid>
@@ -2026,15 +2041,15 @@
         <w:tc>
           <w:tcPr>
             <w:tcW w:type="dxa" w:w="2381"/>
-            <w:shd w:val="clear" w:color="auto" w:fill="C7BEB1"/>
-          </w:tcPr>
-          <w:p>
-            <w:r/>
-            <w:r>
-              <w:rPr>
-                <w:rFonts w:ascii="Century Gothic" w:hAnsi="Century Gothic"/>
+            <w:shd w:val="clear" w:color="auto" w:fill="F4F3EB"/>
+          </w:tcPr>
+          <w:p>
+            <w:r/>
+            <w:r>
+              <w:rPr>
+                <w:rFonts w:ascii="Satoshi" w:hAnsi="Satoshi"/>
                 <w:b/>
-                <w:color w:val="45442D"/>
+                <w:color w:val="101010"/>
                 <w:sz w:val="17"/>
               </w:rPr>
               <w:t>Element</w:t>
@@ -2044,15 +2059,15 @@
         <w:tc>
           <w:tcPr>
             <w:tcW w:type="dxa" w:w="7030"/>
-            <w:shd w:val="clear" w:color="auto" w:fill="C7BEB1"/>
-          </w:tcPr>
-          <w:p>
-            <w:r/>
-            <w:r>
-              <w:rPr>
-                <w:rFonts w:ascii="Century Gothic" w:hAnsi="Century Gothic"/>
+            <w:shd w:val="clear" w:color="auto" w:fill="F4F3EB"/>
+          </w:tcPr>
+          <w:p>
+            <w:r/>
+            <w:r>
+              <w:rPr>
+                <w:rFonts w:ascii="Satoshi" w:hAnsi="Satoshi"/>
                 <w:b/>
-                <w:color w:val="45442D"/>
+                <w:color w:val="101010"/>
                 <w:sz w:val="17"/>
               </w:rPr>
               <w:t>Text</w:t>
@@ -2069,9 +2084,9 @@
             <w:r/>
             <w:r>
               <w:rPr>
-                <w:rFonts w:ascii="Century Gothic" w:hAnsi="Century Gothic"/>
-                <w:b w:val="0"/>
-                <w:color w:val="8E8170"/>
+                <w:rFonts w:ascii="Satoshi" w:hAnsi="Satoshi"/>
+                <w:b w:val="0"/>
+                <w:color w:val="6E6E6A"/>
                 <w:sz w:val="17"/>
               </w:rPr>
               <w:t>Kapitelnummer</w:t>
@@ -2086,9 +2101,9 @@
             <w:r/>
             <w:r>
               <w:rPr>
-                <w:rFonts w:ascii="Century Gothic" w:hAnsi="Century Gothic"/>
-                <w:b w:val="0"/>
-                <w:color w:val="45442D"/>
+                <w:rFonts w:ascii="Satoshi" w:hAnsi="Satoshi"/>
+                <w:b w:val="0"/>
+                <w:color w:val="101010"/>
                 <w:sz w:val="19"/>
               </w:rPr>
               <w:t>02</w:t>
@@ -2105,9 +2120,9 @@
             <w:r/>
             <w:r>
               <w:rPr>
-                <w:rFonts w:ascii="Century Gothic" w:hAnsi="Century Gothic"/>
-                <w:b w:val="0"/>
-                <w:color w:val="8E8170"/>
+                <w:rFonts w:ascii="Satoshi" w:hAnsi="Satoshi"/>
+                <w:b w:val="0"/>
+                <w:color w:val="6E6E6A"/>
                 <w:sz w:val="17"/>
               </w:rPr>
               <w:t>Headline (H2)</w:t>
@@ -2122,9 +2137,9 @@
             <w:r/>
             <w:r>
               <w:rPr>
-                <w:rFonts w:ascii="Century Gothic" w:hAnsi="Century Gothic"/>
-                <w:b w:val="0"/>
-                <w:color w:val="45442D"/>
+                <w:rFonts w:ascii="Satoshi" w:hAnsi="Satoshi"/>
+                <w:b w:val="0"/>
+                <w:color w:val="101010"/>
                 <w:sz w:val="19"/>
               </w:rPr>
               <w:t>Der Platz trägt den Namen eines Wohltäters.</w:t>
@@ -2141,9 +2156,9 @@
             <w:r/>
             <w:r>
               <w:rPr>
-                <w:rFonts w:ascii="Century Gothic" w:hAnsi="Century Gothic"/>
-                <w:b w:val="0"/>
-                <w:color w:val="8E8170"/>
+                <w:rFonts w:ascii="Satoshi" w:hAnsi="Satoshi"/>
+                <w:b w:val="0"/>
+                <w:color w:val="6E6E6A"/>
                 <w:sz w:val="17"/>
               </w:rPr>
               <w:t>Text</w:t>
@@ -2158,9 +2173,9 @@
             <w:r/>
             <w:r>
               <w:rPr>
-                <w:rFonts w:ascii="Century Gothic" w:hAnsi="Century Gothic"/>
-                <w:b w:val="0"/>
-                <w:color w:val="45442D"/>
+                <w:rFonts w:ascii="Satoshi" w:hAnsi="Satoshi"/>
+                <w:b w:val="0"/>
+                <w:color w:val="101010"/>
                 <w:sz w:val="19"/>
               </w:rPr>
               <w:t>Benannt ist der Platz nach Georg Ritter von Zimmermann, einem Wohltäter. Sein Wahlspruch Labore et Perseverantia, durch Arbeit und Ausdauer, passt zu einem Haus, das sorgfältig saniert und behutsam weitergebaut wird. Der Platz liegt nahe der Währinger Straße, umgeben von historischen Häusern.</w:t>
@@ -2177,9 +2192,9 @@
             <w:r/>
             <w:r>
               <w:rPr>
-                <w:rFonts w:ascii="Century Gothic" w:hAnsi="Century Gothic"/>
-                <w:b w:val="0"/>
-                <w:color w:val="8E8170"/>
+                <w:rFonts w:ascii="Satoshi" w:hAnsi="Satoshi"/>
+                <w:b w:val="0"/>
+                <w:color w:val="6E6E6A"/>
                 <w:sz w:val="17"/>
               </w:rPr>
               <w:t>Text</w:t>
@@ -2194,9 +2209,9 @@
             <w:r/>
             <w:r>
               <w:rPr>
-                <w:rFonts w:ascii="Century Gothic" w:hAnsi="Century Gothic"/>
-                <w:b w:val="0"/>
-                <w:color w:val="45442D"/>
+                <w:rFonts w:ascii="Satoshi" w:hAnsi="Satoshi"/>
+                <w:b w:val="0"/>
+                <w:color w:val="101010"/>
                 <w:sz w:val="19"/>
               </w:rPr>
               <w:t>Der Alsergrund entwickelte sich vom mittelalterlichen Weinbaugebiet zu einem der bedeutendsten medizinischen und wissenschaftlichen Zentren Europas. Im 18. Jahrhundert wurde hier das Allgemeine Krankenhaus gegründet, im 19. Jahrhundert zog die Universität Wien viele ihrer Institute in den Bezirk.</w:t>
@@ -2213,9 +2228,9 @@
             <w:r/>
             <w:r>
               <w:rPr>
-                <w:rFonts w:ascii="Century Gothic" w:hAnsi="Century Gothic"/>
-                <w:b w:val="0"/>
-                <w:color w:val="8E8170"/>
+                <w:rFonts w:ascii="Satoshi" w:hAnsi="Satoshi"/>
+                <w:b w:val="0"/>
+                <w:color w:val="6E6E6A"/>
                 <w:sz w:val="17"/>
               </w:rPr>
               <w:t>Text</w:t>
@@ -2230,9 +2245,9 @@
             <w:r/>
             <w:r>
               <w:rPr>
-                <w:rFonts w:ascii="Century Gothic" w:hAnsi="Century Gothic"/>
-                <w:b w:val="0"/>
-                <w:color w:val="45442D"/>
+                <w:rFonts w:ascii="Satoshi" w:hAnsi="Satoshi"/>
+                <w:b w:val="0"/>
+                <w:color w:val="101010"/>
                 <w:sz w:val="19"/>
               </w:rPr>
               <w:t>Das Palais Liechtenstein, das ehemalige Wohnhaus Sigmund Freuds und die Gassen des Servitenviertels prägen den Bezirk bis heute als Ort von Kultur und Wissenschaft.</w:t>
@@ -2249,9 +2264,9 @@
             <w:r/>
             <w:r>
               <w:rPr>
-                <w:rFonts w:ascii="Century Gothic" w:hAnsi="Century Gothic"/>
-                <w:b w:val="0"/>
-                <w:color w:val="8E8170"/>
+                <w:rFonts w:ascii="Satoshi" w:hAnsi="Satoshi"/>
+                <w:b w:val="0"/>
+                <w:color w:val="6E6E6A"/>
                 <w:sz w:val="17"/>
               </w:rPr>
               <w:t>Bild, Alternativtext</w:t>
@@ -2266,9 +2281,9 @@
             <w:r/>
             <w:r>
               <w:rPr>
-                <w:rFonts w:ascii="Century Gothic" w:hAnsi="Century Gothic"/>
-                <w:b w:val="0"/>
-                <w:color w:val="45442D"/>
+                <w:rFonts w:ascii="Satoshi" w:hAnsi="Satoshi"/>
+                <w:b w:val="0"/>
+                <w:color w:val="101010"/>
                 <w:sz w:val="19"/>
               </w:rPr>
               <w:t>Historische Postkarte: Wien IX, Zimmermannplatz mit Baumreihen und Stadtbahnbogen</w:t>
@@ -2285,9 +2300,9 @@
             <w:r/>
             <w:r>
               <w:rPr>
-                <w:rFonts w:ascii="Century Gothic" w:hAnsi="Century Gothic"/>
-                <w:b w:val="0"/>
-                <w:color w:val="8E8170"/>
+                <w:rFonts w:ascii="Satoshi" w:hAnsi="Satoshi"/>
+                <w:b w:val="0"/>
+                <w:color w:val="6E6E6A"/>
                 <w:sz w:val="17"/>
               </w:rPr>
               <w:t>Bild, Alternativtext</w:t>
@@ -2302,9 +2317,9 @@
             <w:r/>
             <w:r>
               <w:rPr>
-                <w:rFonts w:ascii="Century Gothic" w:hAnsi="Century Gothic"/>
-                <w:b w:val="0"/>
-                <w:color w:val="45442D"/>
+                <w:rFonts w:ascii="Satoshi" w:hAnsi="Satoshi"/>
+                <w:b w:val="0"/>
+                <w:color w:val="101010"/>
                 <w:sz w:val="19"/>
               </w:rPr>
               <w:t>Zimmermannplatz 6 heute als Visualisierung</w:t>
@@ -2321,9 +2336,9 @@
             <w:r/>
             <w:r>
               <w:rPr>
-                <w:rFonts w:ascii="Century Gothic" w:hAnsi="Century Gothic"/>
-                <w:b w:val="0"/>
-                <w:color w:val="8E8170"/>
+                <w:rFonts w:ascii="Satoshi" w:hAnsi="Satoshi"/>
+                <w:b w:val="0"/>
+                <w:color w:val="6E6E6A"/>
                 <w:sz w:val="17"/>
               </w:rPr>
               <w:t>Text</w:t>
@@ -2338,9 +2353,9 @@
             <w:r/>
             <w:r>
               <w:rPr>
-                <w:rFonts w:ascii="Century Gothic" w:hAnsi="Century Gothic"/>
-                <w:b w:val="0"/>
-                <w:color w:val="45442D"/>
+                <w:rFonts w:ascii="Satoshi" w:hAnsi="Satoshi"/>
+                <w:b w:val="0"/>
+                <w:color w:val="101010"/>
                 <w:sz w:val="19"/>
               </w:rPr>
               <w:t>Damals Heute</w:t>
@@ -2357,9 +2372,9 @@
             <w:r/>
             <w:r>
               <w:rPr>
-                <w:rFonts w:ascii="Century Gothic" w:hAnsi="Century Gothic"/>
-                <w:b w:val="0"/>
-                <w:color w:val="8E8170"/>
+                <w:rFonts w:ascii="Satoshi" w:hAnsi="Satoshi"/>
+                <w:b w:val="0"/>
+                <w:color w:val="6E6E6A"/>
                 <w:sz w:val="17"/>
               </w:rPr>
               <w:t>Text</w:t>
@@ -2374,9 +2389,9 @@
             <w:r/>
             <w:r>
               <w:rPr>
-                <w:rFonts w:ascii="Century Gothic" w:hAnsi="Century Gothic"/>
-                <w:b w:val="0"/>
-                <w:color w:val="45442D"/>
+                <w:rFonts w:ascii="Satoshi" w:hAnsi="Satoshi"/>
+                <w:b w:val="0"/>
+                <w:color w:val="101010"/>
                 <w:sz w:val="19"/>
               </w:rPr>
               <w:t>Wien IX, Zimmermannplatz, historische Aufnahme Scrollen für den Wandel</w:t>
@@ -2393,9 +2408,9 @@
             <w:r/>
             <w:r>
               <w:rPr>
-                <w:rFonts w:ascii="Century Gothic" w:hAnsi="Century Gothic"/>
-                <w:b w:val="0"/>
-                <w:color w:val="8E8170"/>
+                <w:rFonts w:ascii="Satoshi" w:hAnsi="Satoshi"/>
+                <w:b w:val="0"/>
+                <w:color w:val="6E6E6A"/>
                 <w:sz w:val="17"/>
               </w:rPr>
               <w:t>Zeitleiste, Jahr</w:t>
@@ -2410,9 +2425,9 @@
             <w:r/>
             <w:r>
               <w:rPr>
-                <w:rFonts w:ascii="Century Gothic" w:hAnsi="Century Gothic"/>
-                <w:b w:val="0"/>
-                <w:color w:val="45442D"/>
+                <w:rFonts w:ascii="Satoshi" w:hAnsi="Satoshi"/>
+                <w:b w:val="0"/>
+                <w:color w:val="101010"/>
                 <w:sz w:val="19"/>
               </w:rPr>
               <w:t>Mittelalter Weinbau</w:t>
@@ -2429,9 +2444,9 @@
             <w:r/>
             <w:r>
               <w:rPr>
-                <w:rFonts w:ascii="Century Gothic" w:hAnsi="Century Gothic"/>
-                <w:b w:val="0"/>
-                <w:color w:val="8E8170"/>
+                <w:rFonts w:ascii="Satoshi" w:hAnsi="Satoshi"/>
+                <w:b w:val="0"/>
+                <w:color w:val="6E6E6A"/>
                 <w:sz w:val="17"/>
               </w:rPr>
               <w:t>Text</w:t>
@@ -2446,9 +2461,9 @@
             <w:r/>
             <w:r>
               <w:rPr>
-                <w:rFonts w:ascii="Century Gothic" w:hAnsi="Century Gothic"/>
-                <w:b w:val="0"/>
-                <w:color w:val="45442D"/>
+                <w:rFonts w:ascii="Satoshi" w:hAnsi="Satoshi"/>
+                <w:b w:val="0"/>
+                <w:color w:val="101010"/>
                 <w:sz w:val="19"/>
               </w:rPr>
               <w:t>Der Alsergrund ist Weinbaugebiet vor den Toren der Stadt.</w:t>
@@ -2465,9 +2480,9 @@
             <w:r/>
             <w:r>
               <w:rPr>
-                <w:rFonts w:ascii="Century Gothic" w:hAnsi="Century Gothic"/>
-                <w:b w:val="0"/>
-                <w:color w:val="8E8170"/>
+                <w:rFonts w:ascii="Satoshi" w:hAnsi="Satoshi"/>
+                <w:b w:val="0"/>
+                <w:color w:val="6E6E6A"/>
                 <w:sz w:val="17"/>
               </w:rPr>
               <w:t>Zeitleiste, Jahr</w:t>
@@ -2482,9 +2497,9 @@
             <w:r/>
             <w:r>
               <w:rPr>
-                <w:rFonts w:ascii="Century Gothic" w:hAnsi="Century Gothic"/>
-                <w:b w:val="0"/>
-                <w:color w:val="45442D"/>
+                <w:rFonts w:ascii="Satoshi" w:hAnsi="Satoshi"/>
+                <w:b w:val="0"/>
+                <w:color w:val="101010"/>
                 <w:sz w:val="19"/>
               </w:rPr>
               <w:t>18. Jahrhundert 1784</w:t>
@@ -2501,9 +2516,9 @@
             <w:r/>
             <w:r>
               <w:rPr>
-                <w:rFonts w:ascii="Century Gothic" w:hAnsi="Century Gothic"/>
-                <w:b w:val="0"/>
-                <w:color w:val="8E8170"/>
+                <w:rFonts w:ascii="Satoshi" w:hAnsi="Satoshi"/>
+                <w:b w:val="0"/>
+                <w:color w:val="6E6E6A"/>
                 <w:sz w:val="17"/>
               </w:rPr>
               <w:t>Text</w:t>
@@ -2518,9 +2533,9 @@
             <w:r/>
             <w:r>
               <w:rPr>
-                <w:rFonts w:ascii="Century Gothic" w:hAnsi="Century Gothic"/>
-                <w:b w:val="0"/>
-                <w:color w:val="45442D"/>
+                <w:rFonts w:ascii="Satoshi" w:hAnsi="Satoshi"/>
+                <w:b w:val="0"/>
+                <w:color w:val="101010"/>
                 <w:sz w:val="19"/>
               </w:rPr>
               <w:t>Das Allgemeine Krankenhaus wird eröffnet und wird zum Zentrum der europäischen Medizin.</w:t>
@@ -2537,9 +2552,9 @@
             <w:r/>
             <w:r>
               <w:rPr>
-                <w:rFonts w:ascii="Century Gothic" w:hAnsi="Century Gothic"/>
-                <w:b w:val="0"/>
-                <w:color w:val="8E8170"/>
+                <w:rFonts w:ascii="Satoshi" w:hAnsi="Satoshi"/>
+                <w:b w:val="0"/>
+                <w:color w:val="6E6E6A"/>
                 <w:sz w:val="17"/>
               </w:rPr>
               <w:t>Zeitleiste, Jahr</w:t>
@@ -2554,9 +2569,9 @@
             <w:r/>
             <w:r>
               <w:rPr>
-                <w:rFonts w:ascii="Century Gothic" w:hAnsi="Century Gothic"/>
-                <w:b w:val="0"/>
-                <w:color w:val="45442D"/>
+                <w:rFonts w:ascii="Satoshi" w:hAnsi="Satoshi"/>
+                <w:b w:val="0"/>
+                <w:color w:val="101010"/>
                 <w:sz w:val="19"/>
               </w:rPr>
               <w:t>19. Jahrhundert Universität</w:t>
@@ -2573,9 +2588,9 @@
             <w:r/>
             <w:r>
               <w:rPr>
-                <w:rFonts w:ascii="Century Gothic" w:hAnsi="Century Gothic"/>
-                <w:b w:val="0"/>
-                <w:color w:val="8E8170"/>
+                <w:rFonts w:ascii="Satoshi" w:hAnsi="Satoshi"/>
+                <w:b w:val="0"/>
+                <w:color w:val="6E6E6A"/>
                 <w:sz w:val="17"/>
               </w:rPr>
               <w:t>Text</w:t>
@@ -2590,9 +2605,9 @@
             <w:r/>
             <w:r>
               <w:rPr>
-                <w:rFonts w:ascii="Century Gothic" w:hAnsi="Century Gothic"/>
-                <w:b w:val="0"/>
-                <w:color w:val="45442D"/>
+                <w:rFonts w:ascii="Satoshi" w:hAnsi="Satoshi"/>
+                <w:b w:val="0"/>
+                <w:color w:val="101010"/>
                 <w:sz w:val="19"/>
               </w:rPr>
               <w:t>Die Universität Wien siedelt viele Institute im Bezirk an.</w:t>
@@ -2609,9 +2624,9 @@
             <w:r/>
             <w:r>
               <w:rPr>
-                <w:rFonts w:ascii="Century Gothic" w:hAnsi="Century Gothic"/>
-                <w:b w:val="0"/>
-                <w:color w:val="8E8170"/>
+                <w:rFonts w:ascii="Satoshi" w:hAnsi="Satoshi"/>
+                <w:b w:val="0"/>
+                <w:color w:val="6E6E6A"/>
                 <w:sz w:val="17"/>
               </w:rPr>
               <w:t>Zeitleiste, Jahr</w:t>
@@ -2626,9 +2641,9 @@
             <w:r/>
             <w:r>
               <w:rPr>
-                <w:rFonts w:ascii="Century Gothic" w:hAnsi="Century Gothic"/>
-                <w:b w:val="0"/>
-                <w:color w:val="45442D"/>
+                <w:rFonts w:ascii="Satoshi" w:hAnsi="Satoshi"/>
+                <w:b w:val="0"/>
+                <w:color w:val="101010"/>
                 <w:sz w:val="19"/>
               </w:rPr>
               <w:t>Baustart Q4 2026</w:t>
@@ -2645,9 +2660,9 @@
             <w:r/>
             <w:r>
               <w:rPr>
-                <w:rFonts w:ascii="Century Gothic" w:hAnsi="Century Gothic"/>
-                <w:b w:val="0"/>
-                <w:color w:val="8E8170"/>
+                <w:rFonts w:ascii="Satoshi" w:hAnsi="Satoshi"/>
+                <w:b w:val="0"/>
+                <w:color w:val="6E6E6A"/>
                 <w:sz w:val="17"/>
               </w:rPr>
               <w:t>Text</w:t>
@@ -2662,9 +2677,9 @@
             <w:r/>
             <w:r>
               <w:rPr>
-                <w:rFonts w:ascii="Century Gothic" w:hAnsi="Century Gothic"/>
-                <w:b w:val="0"/>
-                <w:color w:val="45442D"/>
+                <w:rFonts w:ascii="Satoshi" w:hAnsi="Satoshi"/>
+                <w:b w:val="0"/>
+                <w:color w:val="101010"/>
                 <w:sz w:val="19"/>
               </w:rPr>
               <w:t>Sanierung des Bestands und Neubau des Dachgeschosses beginnen.</w:t>
@@ -2681,9 +2696,9 @@
             <w:r/>
             <w:r>
               <w:rPr>
-                <w:rFonts w:ascii="Century Gothic" w:hAnsi="Century Gothic"/>
-                <w:b w:val="0"/>
-                <w:color w:val="8E8170"/>
+                <w:rFonts w:ascii="Satoshi" w:hAnsi="Satoshi"/>
+                <w:b w:val="0"/>
+                <w:color w:val="6E6E6A"/>
                 <w:sz w:val="17"/>
               </w:rPr>
               <w:t>Zeitleiste, Jahr</w:t>
@@ -2698,9 +2713,9 @@
             <w:r/>
             <w:r>
               <w:rPr>
-                <w:rFonts w:ascii="Century Gothic" w:hAnsi="Century Gothic"/>
-                <w:b w:val="0"/>
-                <w:color w:val="45442D"/>
+                <w:rFonts w:ascii="Satoshi" w:hAnsi="Satoshi"/>
+                <w:b w:val="0"/>
+                <w:color w:val="101010"/>
                 <w:sz w:val="19"/>
               </w:rPr>
               <w:t>Fertigstellung Q1 2028</w:t>
@@ -2717,9 +2732,9 @@
             <w:r/>
             <w:r>
               <w:rPr>
-                <w:rFonts w:ascii="Century Gothic" w:hAnsi="Century Gothic"/>
-                <w:b w:val="0"/>
-                <w:color w:val="8E8170"/>
+                <w:rFonts w:ascii="Satoshi" w:hAnsi="Satoshi"/>
+                <w:b w:val="0"/>
+                <w:color w:val="6E6E6A"/>
                 <w:sz w:val="17"/>
               </w:rPr>
               <w:t>Text</w:t>
@@ -2734,9 +2749,9 @@
             <w:r/>
             <w:r>
               <w:rPr>
-                <w:rFonts w:ascii="Century Gothic" w:hAnsi="Century Gothic"/>
-                <w:b w:val="0"/>
-                <w:color w:val="45442D"/>
+                <w:rFonts w:ascii="Satoshi" w:hAnsi="Satoshi"/>
+                <w:b w:val="0"/>
+                <w:color w:val="101010"/>
                 <w:sz w:val="19"/>
               </w:rPr>
               <w:t>Übergabe der Wohnungen und des Geschäftslokals.</w:t>
@@ -2753,9 +2768,9 @@
             <w:r/>
             <w:r>
               <w:rPr>
-                <w:rFonts w:ascii="Century Gothic" w:hAnsi="Century Gothic"/>
-                <w:b w:val="0"/>
-                <w:color w:val="8E8170"/>
+                <w:rFonts w:ascii="Satoshi" w:hAnsi="Satoshi"/>
+                <w:b w:val="0"/>
+                <w:color w:val="6E6E6A"/>
                 <w:sz w:val="17"/>
               </w:rPr>
               <w:t>Link</w:t>
@@ -2770,9 +2785,9 @@
             <w:r/>
             <w:r>
               <w:rPr>
-                <w:rFonts w:ascii="Century Gothic" w:hAnsi="Century Gothic"/>
-                <w:b w:val="0"/>
-                <w:color w:val="45442D"/>
+                <w:rFonts w:ascii="Satoshi" w:hAnsi="Satoshi"/>
+                <w:b w:val="0"/>
+                <w:color w:val="101010"/>
                 <w:sz w:val="19"/>
               </w:rPr>
               <w:t>Wohnungen ansehen</w:t>
@@ -2799,12 +2814,12 @@
         <w:tblLayout w:type="fixed"/>
         <w:tblW w:w="9411" w:type="dxa"/>
         <w:tblBorders>
-          <w:top w:val="single" w:sz="4" w:color="D8D2C8"/>
-          <w:left w:val="single" w:sz="4" w:color="D8D2C8"/>
-          <w:bottom w:val="single" w:sz="4" w:color="D8D2C8"/>
-          <w:right w:val="single" w:sz="4" w:color="D8D2C8"/>
-          <w:insideH w:val="single" w:sz="4" w:color="D8D2C8"/>
-          <w:insideV w:val="single" w:sz="4" w:color="D8D2C8"/>
+          <w:top w:val="single" w:sz="4" w:color="B7B7B3"/>
+          <w:left w:val="single" w:sz="4" w:color="B7B7B3"/>
+          <w:bottom w:val="single" w:sz="4" w:color="B7B7B3"/>
+          <w:right w:val="single" w:sz="4" w:color="B7B7B3"/>
+          <w:insideH w:val="single" w:sz="4" w:color="B7B7B3"/>
+          <w:insideV w:val="single" w:sz="4" w:color="B7B7B3"/>
         </w:tblBorders>
       </w:tblPr>
       <w:tblGrid>
@@ -2815,15 +2830,15 @@
         <w:tc>
           <w:tcPr>
             <w:tcW w:type="dxa" w:w="2381"/>
-            <w:shd w:val="clear" w:color="auto" w:fill="C7BEB1"/>
-          </w:tcPr>
-          <w:p>
-            <w:r/>
-            <w:r>
-              <w:rPr>
-                <w:rFonts w:ascii="Century Gothic" w:hAnsi="Century Gothic"/>
+            <w:shd w:val="clear" w:color="auto" w:fill="F4F3EB"/>
+          </w:tcPr>
+          <w:p>
+            <w:r/>
+            <w:r>
+              <w:rPr>
+                <w:rFonts w:ascii="Satoshi" w:hAnsi="Satoshi"/>
                 <w:b/>
-                <w:color w:val="45442D"/>
+                <w:color w:val="101010"/>
                 <w:sz w:val="17"/>
               </w:rPr>
               <w:t>Element</w:t>
@@ -2833,15 +2848,15 @@
         <w:tc>
           <w:tcPr>
             <w:tcW w:type="dxa" w:w="7030"/>
-            <w:shd w:val="clear" w:color="auto" w:fill="C7BEB1"/>
-          </w:tcPr>
-          <w:p>
-            <w:r/>
-            <w:r>
-              <w:rPr>
-                <w:rFonts w:ascii="Century Gothic" w:hAnsi="Century Gothic"/>
+            <w:shd w:val="clear" w:color="auto" w:fill="F4F3EB"/>
+          </w:tcPr>
+          <w:p>
+            <w:r/>
+            <w:r>
+              <w:rPr>
+                <w:rFonts w:ascii="Satoshi" w:hAnsi="Satoshi"/>
                 <w:b/>
-                <w:color w:val="45442D"/>
+                <w:color w:val="101010"/>
                 <w:sz w:val="17"/>
               </w:rPr>
               <w:t>Text</w:t>
@@ -2858,9 +2873,9 @@
             <w:r/>
             <w:r>
               <w:rPr>
-                <w:rFonts w:ascii="Century Gothic" w:hAnsi="Century Gothic"/>
-                <w:b w:val="0"/>
-                <w:color w:val="8E8170"/>
+                <w:rFonts w:ascii="Satoshi" w:hAnsi="Satoshi"/>
+                <w:b w:val="0"/>
+                <w:color w:val="6E6E6A"/>
                 <w:sz w:val="17"/>
               </w:rPr>
               <w:t>Kapitelnummer</w:t>
@@ -2875,9 +2890,9 @@
             <w:r/>
             <w:r>
               <w:rPr>
-                <w:rFonts w:ascii="Century Gothic" w:hAnsi="Century Gothic"/>
-                <w:b w:val="0"/>
-                <w:color w:val="45442D"/>
+                <w:rFonts w:ascii="Satoshi" w:hAnsi="Satoshi"/>
+                <w:b w:val="0"/>
+                <w:color w:val="101010"/>
                 <w:sz w:val="19"/>
               </w:rPr>
               <w:t>03</w:t>
@@ -2894,9 +2909,9 @@
             <w:r/>
             <w:r>
               <w:rPr>
-                <w:rFonts w:ascii="Century Gothic" w:hAnsi="Century Gothic"/>
-                <w:b w:val="0"/>
-                <w:color w:val="8E8170"/>
+                <w:rFonts w:ascii="Satoshi" w:hAnsi="Satoshi"/>
+                <w:b w:val="0"/>
+                <w:color w:val="6E6E6A"/>
                 <w:sz w:val="17"/>
               </w:rPr>
               <w:t>Bild, Alternativtext</w:t>
@@ -2911,9 +2926,9 @@
             <w:r/>
             <w:r>
               <w:rPr>
-                <w:rFonts w:ascii="Century Gothic" w:hAnsi="Century Gothic"/>
-                <w:b w:val="0"/>
-                <w:color w:val="45442D"/>
+                <w:rFonts w:ascii="Satoshi" w:hAnsi="Satoshi"/>
+                <w:b w:val="0"/>
+                <w:color w:val="101010"/>
                 <w:sz w:val="19"/>
               </w:rPr>
               <w:t>Lagekarte Zimmermannplatz 6 mit U6 Alser Straße, St. Anna Kinderspital, Wiener Privatklinik, AKH Wien, U6 Michelbeuern-AKH und Viktor Frankl Museum</w:t>
@@ -2930,9 +2945,9 @@
             <w:r/>
             <w:r>
               <w:rPr>
-                <w:rFonts w:ascii="Century Gothic" w:hAnsi="Century Gothic"/>
-                <w:b w:val="0"/>
-                <w:color w:val="8E8170"/>
+                <w:rFonts w:ascii="Satoshi" w:hAnsi="Satoshi"/>
+                <w:b w:val="0"/>
+                <w:color w:val="6E6E6A"/>
                 <w:sz w:val="17"/>
               </w:rPr>
               <w:t>Headline (H2)</w:t>
@@ -2947,9 +2962,9 @@
             <w:r/>
             <w:r>
               <w:rPr>
-                <w:rFonts w:ascii="Century Gothic" w:hAnsi="Century Gothic"/>
-                <w:b w:val="0"/>
-                <w:color w:val="45442D"/>
+                <w:rFonts w:ascii="Satoshi" w:hAnsi="Satoshi"/>
+                <w:b w:val="0"/>
+                <w:color w:val="101010"/>
                 <w:sz w:val="19"/>
               </w:rPr>
               <w:t>Drei Minuten zur U6. Zwölf zur Universität.</w:t>
@@ -2966,9 +2981,9 @@
             <w:r/>
             <w:r>
               <w:rPr>
-                <w:rFonts w:ascii="Century Gothic" w:hAnsi="Century Gothic"/>
-                <w:b w:val="0"/>
-                <w:color w:val="8E8170"/>
+                <w:rFonts w:ascii="Satoshi" w:hAnsi="Satoshi"/>
+                <w:b w:val="0"/>
+                <w:color w:val="6E6E6A"/>
                 <w:sz w:val="17"/>
               </w:rPr>
               <w:t>Button</w:t>
@@ -2983,9 +2998,9 @@
             <w:r/>
             <w:r>
               <w:rPr>
-                <w:rFonts w:ascii="Century Gothic" w:hAnsi="Century Gothic"/>
-                <w:b w:val="0"/>
-                <w:color w:val="45442D"/>
+                <w:rFonts w:ascii="Satoshi" w:hAnsi="Satoshi"/>
+                <w:b w:val="0"/>
+                <w:color w:val="101010"/>
                 <w:sz w:val="19"/>
               </w:rPr>
               <w:t>1</w:t>
@@ -3002,9 +3017,9 @@
             <w:r/>
             <w:r>
               <w:rPr>
-                <w:rFonts w:ascii="Century Gothic" w:hAnsi="Century Gothic"/>
-                <w:b w:val="0"/>
-                <w:color w:val="8E8170"/>
+                <w:rFonts w:ascii="Satoshi" w:hAnsi="Satoshi"/>
+                <w:b w:val="0"/>
+                <w:color w:val="6E6E6A"/>
                 <w:sz w:val="17"/>
               </w:rPr>
               <w:t>Legende, Ort</w:t>
@@ -3019,9 +3034,9 @@
             <w:r/>
             <w:r>
               <w:rPr>
-                <w:rFonts w:ascii="Century Gothic" w:hAnsi="Century Gothic"/>
-                <w:b w:val="0"/>
-                <w:color w:val="45442D"/>
+                <w:rFonts w:ascii="Satoshi" w:hAnsi="Satoshi"/>
+                <w:b w:val="0"/>
+                <w:color w:val="101010"/>
                 <w:sz w:val="19"/>
               </w:rPr>
               <w:t>U6 Alser Straße</w:t>
@@ -3038,9 +3053,9 @@
             <w:r/>
             <w:r>
               <w:rPr>
-                <w:rFonts w:ascii="Century Gothic" w:hAnsi="Century Gothic"/>
-                <w:b w:val="0"/>
-                <w:color w:val="8E8170"/>
+                <w:rFonts w:ascii="Satoshi" w:hAnsi="Satoshi"/>
+                <w:b w:val="0"/>
+                <w:color w:val="6E6E6A"/>
                 <w:sz w:val="17"/>
               </w:rPr>
               <w:t>Legende, Zusatz</w:t>
@@ -3055,9 +3070,9 @@
             <w:r/>
             <w:r>
               <w:rPr>
-                <w:rFonts w:ascii="Century Gothic" w:hAnsi="Century Gothic"/>
-                <w:b w:val="0"/>
-                <w:color w:val="45442D"/>
+                <w:rFonts w:ascii="Satoshi" w:hAnsi="Satoshi"/>
+                <w:b w:val="0"/>
+                <w:color w:val="101010"/>
                 <w:sz w:val="19"/>
               </w:rPr>
               <w:t>220 m, 3 Minuten zu Fuß</w:t>
@@ -3074,9 +3089,9 @@
             <w:r/>
             <w:r>
               <w:rPr>
-                <w:rFonts w:ascii="Century Gothic" w:hAnsi="Century Gothic"/>
-                <w:b w:val="0"/>
-                <w:color w:val="8E8170"/>
+                <w:rFonts w:ascii="Satoshi" w:hAnsi="Satoshi"/>
+                <w:b w:val="0"/>
+                <w:color w:val="6E6E6A"/>
                 <w:sz w:val="17"/>
               </w:rPr>
               <w:t>Button</w:t>
@@ -3091,9 +3106,9 @@
             <w:r/>
             <w:r>
               <w:rPr>
-                <w:rFonts w:ascii="Century Gothic" w:hAnsi="Century Gothic"/>
-                <w:b w:val="0"/>
-                <w:color w:val="45442D"/>
+                <w:rFonts w:ascii="Satoshi" w:hAnsi="Satoshi"/>
+                <w:b w:val="0"/>
+                <w:color w:val="101010"/>
                 <w:sz w:val="19"/>
               </w:rPr>
               <w:t>2</w:t>
@@ -3110,9 +3125,9 @@
             <w:r/>
             <w:r>
               <w:rPr>
-                <w:rFonts w:ascii="Century Gothic" w:hAnsi="Century Gothic"/>
-                <w:b w:val="0"/>
-                <w:color w:val="8E8170"/>
+                <w:rFonts w:ascii="Satoshi" w:hAnsi="Satoshi"/>
+                <w:b w:val="0"/>
+                <w:color w:val="6E6E6A"/>
                 <w:sz w:val="17"/>
               </w:rPr>
               <w:t>Legende, Ort</w:t>
@@ -3127,9 +3142,9 @@
             <w:r/>
             <w:r>
               <w:rPr>
-                <w:rFonts w:ascii="Century Gothic" w:hAnsi="Century Gothic"/>
-                <w:b w:val="0"/>
-                <w:color w:val="45442D"/>
+                <w:rFonts w:ascii="Satoshi" w:hAnsi="Satoshi"/>
+                <w:b w:val="0"/>
+                <w:color w:val="101010"/>
                 <w:sz w:val="19"/>
               </w:rPr>
               <w:t>St. Anna Kinderspital</w:t>
@@ -3146,9 +3161,9 @@
             <w:r/>
             <w:r>
               <w:rPr>
-                <w:rFonts w:ascii="Century Gothic" w:hAnsi="Century Gothic"/>
-                <w:b w:val="0"/>
-                <w:color w:val="8E8170"/>
+                <w:rFonts w:ascii="Satoshi" w:hAnsi="Satoshi"/>
+                <w:b w:val="0"/>
+                <w:color w:val="6E6E6A"/>
                 <w:sz w:val="17"/>
               </w:rPr>
               <w:t>Legende, Zusatz</w:t>
@@ -3163,9 +3178,9 @@
             <w:r/>
             <w:r>
               <w:rPr>
-                <w:rFonts w:ascii="Century Gothic" w:hAnsi="Century Gothic"/>
-                <w:b w:val="0"/>
-                <w:color w:val="45442D"/>
+                <w:rFonts w:ascii="Satoshi" w:hAnsi="Satoshi"/>
+                <w:b w:val="0"/>
+                <w:color w:val="101010"/>
                 <w:sz w:val="19"/>
               </w:rPr>
               <w:t>Kinderklinik</w:t>
@@ -3182,9 +3197,9 @@
             <w:r/>
             <w:r>
               <w:rPr>
-                <w:rFonts w:ascii="Century Gothic" w:hAnsi="Century Gothic"/>
-                <w:b w:val="0"/>
-                <w:color w:val="8E8170"/>
+                <w:rFonts w:ascii="Satoshi" w:hAnsi="Satoshi"/>
+                <w:b w:val="0"/>
+                <w:color w:val="6E6E6A"/>
                 <w:sz w:val="17"/>
               </w:rPr>
               <w:t>Button</w:t>
@@ -3199,9 +3214,9 @@
             <w:r/>
             <w:r>
               <w:rPr>
-                <w:rFonts w:ascii="Century Gothic" w:hAnsi="Century Gothic"/>
-                <w:b w:val="0"/>
-                <w:color w:val="45442D"/>
+                <w:rFonts w:ascii="Satoshi" w:hAnsi="Satoshi"/>
+                <w:b w:val="0"/>
+                <w:color w:val="101010"/>
                 <w:sz w:val="19"/>
               </w:rPr>
               <w:t>3</w:t>
@@ -3218,9 +3233,9 @@
             <w:r/>
             <w:r>
               <w:rPr>
-                <w:rFonts w:ascii="Century Gothic" w:hAnsi="Century Gothic"/>
-                <w:b w:val="0"/>
-                <w:color w:val="8E8170"/>
+                <w:rFonts w:ascii="Satoshi" w:hAnsi="Satoshi"/>
+                <w:b w:val="0"/>
+                <w:color w:val="6E6E6A"/>
                 <w:sz w:val="17"/>
               </w:rPr>
               <w:t>Legende, Ort</w:t>
@@ -3235,9 +3250,9 @@
             <w:r/>
             <w:r>
               <w:rPr>
-                <w:rFonts w:ascii="Century Gothic" w:hAnsi="Century Gothic"/>
-                <w:b w:val="0"/>
-                <w:color w:val="45442D"/>
+                <w:rFonts w:ascii="Satoshi" w:hAnsi="Satoshi"/>
+                <w:b w:val="0"/>
+                <w:color w:val="101010"/>
                 <w:sz w:val="19"/>
               </w:rPr>
               <w:t>Wiener Privatklinik</w:t>
@@ -3254,9 +3269,9 @@
             <w:r/>
             <w:r>
               <w:rPr>
-                <w:rFonts w:ascii="Century Gothic" w:hAnsi="Century Gothic"/>
-                <w:b w:val="0"/>
-                <w:color w:val="8E8170"/>
+                <w:rFonts w:ascii="Satoshi" w:hAnsi="Satoshi"/>
+                <w:b w:val="0"/>
+                <w:color w:val="6E6E6A"/>
                 <w:sz w:val="17"/>
               </w:rPr>
               <w:t>Legende, Zusatz</w:t>
@@ -3271,9 +3286,9 @@
             <w:r/>
             <w:r>
               <w:rPr>
-                <w:rFonts w:ascii="Century Gothic" w:hAnsi="Century Gothic"/>
-                <w:b w:val="0"/>
-                <w:color w:val="45442D"/>
+                <w:rFonts w:ascii="Satoshi" w:hAnsi="Satoshi"/>
+                <w:b w:val="0"/>
+                <w:color w:val="101010"/>
                 <w:sz w:val="19"/>
               </w:rPr>
               <w:t>Privatklinik</w:t>
@@ -3290,9 +3305,9 @@
             <w:r/>
             <w:r>
               <w:rPr>
-                <w:rFonts w:ascii="Century Gothic" w:hAnsi="Century Gothic"/>
-                <w:b w:val="0"/>
-                <w:color w:val="8E8170"/>
+                <w:rFonts w:ascii="Satoshi" w:hAnsi="Satoshi"/>
+                <w:b w:val="0"/>
+                <w:color w:val="6E6E6A"/>
                 <w:sz w:val="17"/>
               </w:rPr>
               <w:t>Button</w:t>
@@ -3307,9 +3322,9 @@
             <w:r/>
             <w:r>
               <w:rPr>
-                <w:rFonts w:ascii="Century Gothic" w:hAnsi="Century Gothic"/>
-                <w:b w:val="0"/>
-                <w:color w:val="45442D"/>
+                <w:rFonts w:ascii="Satoshi" w:hAnsi="Satoshi"/>
+                <w:b w:val="0"/>
+                <w:color w:val="101010"/>
                 <w:sz w:val="19"/>
               </w:rPr>
               <w:t>4</w:t>
@@ -3326,9 +3341,9 @@
             <w:r/>
             <w:r>
               <w:rPr>
-                <w:rFonts w:ascii="Century Gothic" w:hAnsi="Century Gothic"/>
-                <w:b w:val="0"/>
-                <w:color w:val="8E8170"/>
+                <w:rFonts w:ascii="Satoshi" w:hAnsi="Satoshi"/>
+                <w:b w:val="0"/>
+                <w:color w:val="6E6E6A"/>
                 <w:sz w:val="17"/>
               </w:rPr>
               <w:t>Legende, Ort</w:t>
@@ -3343,9 +3358,9 @@
             <w:r/>
             <w:r>
               <w:rPr>
-                <w:rFonts w:ascii="Century Gothic" w:hAnsi="Century Gothic"/>
-                <w:b w:val="0"/>
-                <w:color w:val="45442D"/>
+                <w:rFonts w:ascii="Satoshi" w:hAnsi="Satoshi"/>
+                <w:b w:val="0"/>
+                <w:color w:val="101010"/>
                 <w:sz w:val="19"/>
               </w:rPr>
               <w:t>AKH Wien</w:t>
@@ -3362,9 +3377,9 @@
             <w:r/>
             <w:r>
               <w:rPr>
-                <w:rFonts w:ascii="Century Gothic" w:hAnsi="Century Gothic"/>
-                <w:b w:val="0"/>
-                <w:color w:val="8E8170"/>
+                <w:rFonts w:ascii="Satoshi" w:hAnsi="Satoshi"/>
+                <w:b w:val="0"/>
+                <w:color w:val="6E6E6A"/>
                 <w:sz w:val="17"/>
               </w:rPr>
               <w:t>Legende, Zusatz</w:t>
@@ -3379,9 +3394,9 @@
             <w:r/>
             <w:r>
               <w:rPr>
-                <w:rFonts w:ascii="Century Gothic" w:hAnsi="Century Gothic"/>
-                <w:b w:val="0"/>
-                <w:color w:val="45442D"/>
+                <w:rFonts w:ascii="Satoshi" w:hAnsi="Satoshi"/>
+                <w:b w:val="0"/>
+                <w:color w:val="101010"/>
                 <w:sz w:val="19"/>
               </w:rPr>
               <w:t>Universitätsklinikum</w:t>
@@ -3398,9 +3413,9 @@
             <w:r/>
             <w:r>
               <w:rPr>
-                <w:rFonts w:ascii="Century Gothic" w:hAnsi="Century Gothic"/>
-                <w:b w:val="0"/>
-                <w:color w:val="8E8170"/>
+                <w:rFonts w:ascii="Satoshi" w:hAnsi="Satoshi"/>
+                <w:b w:val="0"/>
+                <w:color w:val="6E6E6A"/>
                 <w:sz w:val="17"/>
               </w:rPr>
               <w:t>Button</w:t>
@@ -3415,9 +3430,9 @@
             <w:r/>
             <w:r>
               <w:rPr>
-                <w:rFonts w:ascii="Century Gothic" w:hAnsi="Century Gothic"/>
-                <w:b w:val="0"/>
-                <w:color w:val="45442D"/>
+                <w:rFonts w:ascii="Satoshi" w:hAnsi="Satoshi"/>
+                <w:b w:val="0"/>
+                <w:color w:val="101010"/>
                 <w:sz w:val="19"/>
               </w:rPr>
               <w:t>5</w:t>
@@ -3434,9 +3449,9 @@
             <w:r/>
             <w:r>
               <w:rPr>
-                <w:rFonts w:ascii="Century Gothic" w:hAnsi="Century Gothic"/>
-                <w:b w:val="0"/>
-                <w:color w:val="8E8170"/>
+                <w:rFonts w:ascii="Satoshi" w:hAnsi="Satoshi"/>
+                <w:b w:val="0"/>
+                <w:color w:val="6E6E6A"/>
                 <w:sz w:val="17"/>
               </w:rPr>
               <w:t>Legende, Ort</w:t>
@@ -3451,9 +3466,9 @@
             <w:r/>
             <w:r>
               <w:rPr>
-                <w:rFonts w:ascii="Century Gothic" w:hAnsi="Century Gothic"/>
-                <w:b w:val="0"/>
-                <w:color w:val="45442D"/>
+                <w:rFonts w:ascii="Satoshi" w:hAnsi="Satoshi"/>
+                <w:b w:val="0"/>
+                <w:color w:val="101010"/>
                 <w:sz w:val="19"/>
               </w:rPr>
               <w:t>U6 Michelbeuern-AKH</w:t>
@@ -3470,9 +3485,9 @@
             <w:r/>
             <w:r>
               <w:rPr>
-                <w:rFonts w:ascii="Century Gothic" w:hAnsi="Century Gothic"/>
-                <w:b w:val="0"/>
-                <w:color w:val="8E8170"/>
+                <w:rFonts w:ascii="Satoshi" w:hAnsi="Satoshi"/>
+                <w:b w:val="0"/>
+                <w:color w:val="6E6E6A"/>
                 <w:sz w:val="17"/>
               </w:rPr>
               <w:t>Legende, Zusatz</w:t>
@@ -3487,9 +3502,9 @@
             <w:r/>
             <w:r>
               <w:rPr>
-                <w:rFonts w:ascii="Century Gothic" w:hAnsi="Century Gothic"/>
-                <w:b w:val="0"/>
-                <w:color w:val="45442D"/>
+                <w:rFonts w:ascii="Satoshi" w:hAnsi="Satoshi"/>
+                <w:b w:val="0"/>
+                <w:color w:val="101010"/>
                 <w:sz w:val="19"/>
               </w:rPr>
               <w:t>U-Bahn</w:t>
@@ -3506,9 +3521,9 @@
             <w:r/>
             <w:r>
               <w:rPr>
-                <w:rFonts w:ascii="Century Gothic" w:hAnsi="Century Gothic"/>
-                <w:b w:val="0"/>
-                <w:color w:val="8E8170"/>
+                <w:rFonts w:ascii="Satoshi" w:hAnsi="Satoshi"/>
+                <w:b w:val="0"/>
+                <w:color w:val="6E6E6A"/>
                 <w:sz w:val="17"/>
               </w:rPr>
               <w:t>Button</w:t>
@@ -3523,9 +3538,9 @@
             <w:r/>
             <w:r>
               <w:rPr>
-                <w:rFonts w:ascii="Century Gothic" w:hAnsi="Century Gothic"/>
-                <w:b w:val="0"/>
-                <w:color w:val="45442D"/>
+                <w:rFonts w:ascii="Satoshi" w:hAnsi="Satoshi"/>
+                <w:b w:val="0"/>
+                <w:color w:val="101010"/>
                 <w:sz w:val="19"/>
               </w:rPr>
               <w:t>6</w:t>
@@ -3542,9 +3557,9 @@
             <w:r/>
             <w:r>
               <w:rPr>
-                <w:rFonts w:ascii="Century Gothic" w:hAnsi="Century Gothic"/>
-                <w:b w:val="0"/>
-                <w:color w:val="8E8170"/>
+                <w:rFonts w:ascii="Satoshi" w:hAnsi="Satoshi"/>
+                <w:b w:val="0"/>
+                <w:color w:val="6E6E6A"/>
                 <w:sz w:val="17"/>
               </w:rPr>
               <w:t>Legende, Ort</w:t>
@@ -3559,9 +3574,9 @@
             <w:r/>
             <w:r>
               <w:rPr>
-                <w:rFonts w:ascii="Century Gothic" w:hAnsi="Century Gothic"/>
-                <w:b w:val="0"/>
-                <w:color w:val="45442D"/>
+                <w:rFonts w:ascii="Satoshi" w:hAnsi="Satoshi"/>
+                <w:b w:val="0"/>
+                <w:color w:val="101010"/>
                 <w:sz w:val="19"/>
               </w:rPr>
               <w:t>Viktor Frankl Museum</w:t>
@@ -3578,9 +3593,9 @@
             <w:r/>
             <w:r>
               <w:rPr>
-                <w:rFonts w:ascii="Century Gothic" w:hAnsi="Century Gothic"/>
-                <w:b w:val="0"/>
-                <w:color w:val="8E8170"/>
+                <w:rFonts w:ascii="Satoshi" w:hAnsi="Satoshi"/>
+                <w:b w:val="0"/>
+                <w:color w:val="6E6E6A"/>
                 <w:sz w:val="17"/>
               </w:rPr>
               <w:t>Legende, Zusatz</w:t>
@@ -3595,9 +3610,9 @@
             <w:r/>
             <w:r>
               <w:rPr>
-                <w:rFonts w:ascii="Century Gothic" w:hAnsi="Century Gothic"/>
-                <w:b w:val="0"/>
-                <w:color w:val="45442D"/>
+                <w:rFonts w:ascii="Satoshi" w:hAnsi="Satoshi"/>
+                <w:b w:val="0"/>
+                <w:color w:val="101010"/>
                 <w:sz w:val="19"/>
               </w:rPr>
               <w:t>Museum, Mariannengasse 1</w:t>
@@ -3614,9 +3629,9 @@
             <w:r/>
             <w:r>
               <w:rPr>
-                <w:rFonts w:ascii="Century Gothic" w:hAnsi="Century Gothic"/>
-                <w:b w:val="0"/>
-                <w:color w:val="8E8170"/>
+                <w:rFonts w:ascii="Satoshi" w:hAnsi="Satoshi"/>
+                <w:b w:val="0"/>
+                <w:color w:val="6E6E6A"/>
                 <w:sz w:val="17"/>
               </w:rPr>
               <w:t>Text</w:t>
@@ -3631,9 +3646,9 @@
             <w:r/>
             <w:r>
               <w:rPr>
-                <w:rFonts w:ascii="Century Gothic" w:hAnsi="Century Gothic"/>
-                <w:b w:val="0"/>
-                <w:color w:val="45442D"/>
+                <w:rFonts w:ascii="Satoshi" w:hAnsi="Satoshi"/>
+                <w:b w:val="0"/>
+                <w:color w:val="101010"/>
                 <w:sz w:val="19"/>
               </w:rPr>
               <w:t>Schematische Darstellung, Wege und Zeiten gerundet.</w:t>
@@ -3650,9 +3665,9 @@
             <w:r/>
             <w:r>
               <w:rPr>
-                <w:rFonts w:ascii="Century Gothic" w:hAnsi="Century Gothic"/>
-                <w:b w:val="0"/>
-                <w:color w:val="8E8170"/>
+                <w:rFonts w:ascii="Satoshi" w:hAnsi="Satoshi"/>
+                <w:b w:val="0"/>
+                <w:color w:val="6E6E6A"/>
                 <w:sz w:val="17"/>
               </w:rPr>
               <w:t>Text</w:t>
@@ -3667,9 +3682,9 @@
             <w:r/>
             <w:r>
               <w:rPr>
-                <w:rFonts w:ascii="Century Gothic" w:hAnsi="Century Gothic"/>
-                <w:b w:val="0"/>
-                <w:color w:val="45442D"/>
+                <w:rFonts w:ascii="Satoshi" w:hAnsi="Satoshi"/>
+                <w:b w:val="0"/>
+                <w:color w:val="101010"/>
                 <w:sz w:val="19"/>
               </w:rPr>
               <w:t>Der Alsergrund ist ein lebhaftes Abbild urbanen Lebens.</w:t>
@@ -3686,9 +3701,9 @@
             <w:r/>
             <w:r>
               <w:rPr>
-                <w:rFonts w:ascii="Century Gothic" w:hAnsi="Century Gothic"/>
-                <w:b w:val="0"/>
-                <w:color w:val="8E8170"/>
+                <w:rFonts w:ascii="Satoshi" w:hAnsi="Satoshi"/>
+                <w:b w:val="0"/>
+                <w:color w:val="6E6E6A"/>
                 <w:sz w:val="17"/>
               </w:rPr>
               <w:t>Text</w:t>
@@ -3703,9 +3718,9 @@
             <w:r/>
             <w:r>
               <w:rPr>
-                <w:rFonts w:ascii="Century Gothic" w:hAnsi="Century Gothic"/>
-                <w:b w:val="0"/>
-                <w:color w:val="45442D"/>
+                <w:rFonts w:ascii="Satoshi" w:hAnsi="Satoshi"/>
+                <w:b w:val="0"/>
+                <w:color w:val="101010"/>
                 <w:sz w:val="19"/>
               </w:rPr>
               <w:t>In unmittelbarer Nähe liegen die belebte Liechtensteinstraße und das charmante Servitenviertel mit Geschäften, Banken, Apotheken, Buchhandlungen und Cafés. Der Viktor-Frankl-Park, der Liechtensteinpark und das Alte AKH sind Rückzugsorte für Läufer und spielende Kinder. Zahlreiche Bildungseinrichtungen und Universitäten liegen in Gehweite oder wenige Stationen entfernt.</w:t>
@@ -3732,12 +3747,12 @@
         <w:tblLayout w:type="fixed"/>
         <w:tblW w:w="9411" w:type="dxa"/>
         <w:tblBorders>
-          <w:top w:val="single" w:sz="4" w:color="D8D2C8"/>
-          <w:left w:val="single" w:sz="4" w:color="D8D2C8"/>
-          <w:bottom w:val="single" w:sz="4" w:color="D8D2C8"/>
-          <w:right w:val="single" w:sz="4" w:color="D8D2C8"/>
-          <w:insideH w:val="single" w:sz="4" w:color="D8D2C8"/>
-          <w:insideV w:val="single" w:sz="4" w:color="D8D2C8"/>
+          <w:top w:val="single" w:sz="4" w:color="B7B7B3"/>
+          <w:left w:val="single" w:sz="4" w:color="B7B7B3"/>
+          <w:bottom w:val="single" w:sz="4" w:color="B7B7B3"/>
+          <w:right w:val="single" w:sz="4" w:color="B7B7B3"/>
+          <w:insideH w:val="single" w:sz="4" w:color="B7B7B3"/>
+          <w:insideV w:val="single" w:sz="4" w:color="B7B7B3"/>
         </w:tblBorders>
       </w:tblPr>
       <w:tblGrid>
@@ -3748,15 +3763,15 @@
         <w:tc>
           <w:tcPr>
             <w:tcW w:type="dxa" w:w="2381"/>
-            <w:shd w:val="clear" w:color="auto" w:fill="C7BEB1"/>
-          </w:tcPr>
-          <w:p>
-            <w:r/>
-            <w:r>
-              <w:rPr>
-                <w:rFonts w:ascii="Century Gothic" w:hAnsi="Century Gothic"/>
+            <w:shd w:val="clear" w:color="auto" w:fill="F4F3EB"/>
+          </w:tcPr>
+          <w:p>
+            <w:r/>
+            <w:r>
+              <w:rPr>
+                <w:rFonts w:ascii="Satoshi" w:hAnsi="Satoshi"/>
                 <w:b/>
-                <w:color w:val="45442D"/>
+                <w:color w:val="101010"/>
                 <w:sz w:val="17"/>
               </w:rPr>
               <w:t>Element</w:t>
@@ -3766,15 +3781,15 @@
         <w:tc>
           <w:tcPr>
             <w:tcW w:type="dxa" w:w="7030"/>
-            <w:shd w:val="clear" w:color="auto" w:fill="C7BEB1"/>
-          </w:tcPr>
-          <w:p>
-            <w:r/>
-            <w:r>
-              <w:rPr>
-                <w:rFonts w:ascii="Century Gothic" w:hAnsi="Century Gothic"/>
+            <w:shd w:val="clear" w:color="auto" w:fill="F4F3EB"/>
+          </w:tcPr>
+          <w:p>
+            <w:r/>
+            <w:r>
+              <w:rPr>
+                <w:rFonts w:ascii="Satoshi" w:hAnsi="Satoshi"/>
                 <w:b/>
-                <w:color w:val="45442D"/>
+                <w:color w:val="101010"/>
                 <w:sz w:val="17"/>
               </w:rPr>
               <w:t>Text</w:t>
@@ -3791,9 +3806,9 @@
             <w:r/>
             <w:r>
               <w:rPr>
-                <w:rFonts w:ascii="Century Gothic" w:hAnsi="Century Gothic"/>
-                <w:b w:val="0"/>
-                <w:color w:val="8E8170"/>
+                <w:rFonts w:ascii="Satoshi" w:hAnsi="Satoshi"/>
+                <w:b w:val="0"/>
+                <w:color w:val="6E6E6A"/>
                 <w:sz w:val="17"/>
               </w:rPr>
               <w:t>Laufband-Text</w:t>
@@ -3808,9 +3823,9 @@
             <w:r/>
             <w:r>
               <w:rPr>
-                <w:rFonts w:ascii="Century Gothic" w:hAnsi="Century Gothic"/>
-                <w:b w:val="0"/>
-                <w:color w:val="45442D"/>
+                <w:rFonts w:ascii="Satoshi" w:hAnsi="Satoshi"/>
+                <w:b w:val="0"/>
+                <w:color w:val="101010"/>
                 <w:sz w:val="19"/>
               </w:rPr>
               <w:t>Wohnen im neuen Dach</w:t>
@@ -3827,9 +3842,9 @@
             <w:r/>
             <w:r>
               <w:rPr>
-                <w:rFonts w:ascii="Century Gothic" w:hAnsi="Century Gothic"/>
-                <w:b w:val="0"/>
-                <w:color w:val="8E8170"/>
+                <w:rFonts w:ascii="Satoshi" w:hAnsi="Satoshi"/>
+                <w:b w:val="0"/>
+                <w:color w:val="6E6E6A"/>
                 <w:sz w:val="17"/>
               </w:rPr>
               <w:t>Laufband-Text</w:t>
@@ -3844,9 +3859,9 @@
             <w:r/>
             <w:r>
               <w:rPr>
-                <w:rFonts w:ascii="Century Gothic" w:hAnsi="Century Gothic"/>
-                <w:b w:val="0"/>
-                <w:color w:val="45442D"/>
+                <w:rFonts w:ascii="Satoshi" w:hAnsi="Satoshi"/>
+                <w:b w:val="0"/>
+                <w:color w:val="101010"/>
                 <w:sz w:val="19"/>
               </w:rPr>
               <w:t>Terrassen über der Stadt</w:t>
@@ -3863,9 +3878,9 @@
             <w:r/>
             <w:r>
               <w:rPr>
-                <w:rFonts w:ascii="Century Gothic" w:hAnsi="Century Gothic"/>
-                <w:b w:val="0"/>
-                <w:color w:val="8E8170"/>
+                <w:rFonts w:ascii="Satoshi" w:hAnsi="Satoshi"/>
+                <w:b w:val="0"/>
+                <w:color w:val="6E6E6A"/>
                 <w:sz w:val="17"/>
               </w:rPr>
               <w:t>Laufband-Text</w:t>
@@ -3880,9 +3895,9 @@
             <w:r/>
             <w:r>
               <w:rPr>
-                <w:rFonts w:ascii="Century Gothic" w:hAnsi="Century Gothic"/>
-                <w:b w:val="0"/>
-                <w:color w:val="45442D"/>
+                <w:rFonts w:ascii="Satoshi" w:hAnsi="Satoshi"/>
+                <w:b w:val="0"/>
+                <w:color w:val="101010"/>
                 <w:sz w:val="19"/>
               </w:rPr>
               <w:t>Zwei Penthäuser</w:t>
@@ -3899,9 +3914,9 @@
             <w:r/>
             <w:r>
               <w:rPr>
-                <w:rFonts w:ascii="Century Gothic" w:hAnsi="Century Gothic"/>
-                <w:b w:val="0"/>
-                <w:color w:val="8E8170"/>
+                <w:rFonts w:ascii="Satoshi" w:hAnsi="Satoshi"/>
+                <w:b w:val="0"/>
+                <w:color w:val="6E6E6A"/>
                 <w:sz w:val="17"/>
               </w:rPr>
               <w:t>Laufband-Text</w:t>
@@ -3916,9 +3931,9 @@
             <w:r/>
             <w:r>
               <w:rPr>
-                <w:rFonts w:ascii="Century Gothic" w:hAnsi="Century Gothic"/>
-                <w:b w:val="0"/>
-                <w:color w:val="45442D"/>
+                <w:rFonts w:ascii="Satoshi" w:hAnsi="Satoshi"/>
+                <w:b w:val="0"/>
+                <w:color w:val="101010"/>
                 <w:sz w:val="19"/>
               </w:rPr>
               <w:t>Jetzt ansehen</w:t>
@@ -3945,12 +3960,12 @@
         <w:tblLayout w:type="fixed"/>
         <w:tblW w:w="9411" w:type="dxa"/>
         <w:tblBorders>
-          <w:top w:val="single" w:sz="4" w:color="D8D2C8"/>
-          <w:left w:val="single" w:sz="4" w:color="D8D2C8"/>
-          <w:bottom w:val="single" w:sz="4" w:color="D8D2C8"/>
-          <w:right w:val="single" w:sz="4" w:color="D8D2C8"/>
-          <w:insideH w:val="single" w:sz="4" w:color="D8D2C8"/>
-          <w:insideV w:val="single" w:sz="4" w:color="D8D2C8"/>
+          <w:top w:val="single" w:sz="4" w:color="B7B7B3"/>
+          <w:left w:val="single" w:sz="4" w:color="B7B7B3"/>
+          <w:bottom w:val="single" w:sz="4" w:color="B7B7B3"/>
+          <w:right w:val="single" w:sz="4" w:color="B7B7B3"/>
+          <w:insideH w:val="single" w:sz="4" w:color="B7B7B3"/>
+          <w:insideV w:val="single" w:sz="4" w:color="B7B7B3"/>
         </w:tblBorders>
       </w:tblPr>
       <w:tblGrid>
@@ -3961,15 +3976,15 @@
         <w:tc>
           <w:tcPr>
             <w:tcW w:type="dxa" w:w="2381"/>
-            <w:shd w:val="clear" w:color="auto" w:fill="C7BEB1"/>
-          </w:tcPr>
-          <w:p>
-            <w:r/>
-            <w:r>
-              <w:rPr>
-                <w:rFonts w:ascii="Century Gothic" w:hAnsi="Century Gothic"/>
+            <w:shd w:val="clear" w:color="auto" w:fill="F4F3EB"/>
+          </w:tcPr>
+          <w:p>
+            <w:r/>
+            <w:r>
+              <w:rPr>
+                <w:rFonts w:ascii="Satoshi" w:hAnsi="Satoshi"/>
                 <w:b/>
-                <w:color w:val="45442D"/>
+                <w:color w:val="101010"/>
                 <w:sz w:val="17"/>
               </w:rPr>
               <w:t>Element</w:t>
@@ -3979,15 +3994,15 @@
         <w:tc>
           <w:tcPr>
             <w:tcW w:type="dxa" w:w="7030"/>
-            <w:shd w:val="clear" w:color="auto" w:fill="C7BEB1"/>
-          </w:tcPr>
-          <w:p>
-            <w:r/>
-            <w:r>
-              <w:rPr>
-                <w:rFonts w:ascii="Century Gothic" w:hAnsi="Century Gothic"/>
+            <w:shd w:val="clear" w:color="auto" w:fill="F4F3EB"/>
+          </w:tcPr>
+          <w:p>
+            <w:r/>
+            <w:r>
+              <w:rPr>
+                <w:rFonts w:ascii="Satoshi" w:hAnsi="Satoshi"/>
                 <w:b/>
-                <w:color w:val="45442D"/>
+                <w:color w:val="101010"/>
                 <w:sz w:val="17"/>
               </w:rPr>
               <w:t>Text</w:t>
@@ -4004,9 +4019,9 @@
             <w:r/>
             <w:r>
               <w:rPr>
-                <w:rFonts w:ascii="Century Gothic" w:hAnsi="Century Gothic"/>
-                <w:b w:val="0"/>
-                <w:color w:val="8E8170"/>
+                <w:rFonts w:ascii="Satoshi" w:hAnsi="Satoshi"/>
+                <w:b w:val="0"/>
+                <w:color w:val="6E6E6A"/>
                 <w:sz w:val="17"/>
               </w:rPr>
               <w:t>Kapitelnummer</w:t>
@@ -4021,9 +4036,9 @@
             <w:r/>
             <w:r>
               <w:rPr>
-                <w:rFonts w:ascii="Century Gothic" w:hAnsi="Century Gothic"/>
-                <w:b w:val="0"/>
-                <w:color w:val="45442D"/>
+                <w:rFonts w:ascii="Satoshi" w:hAnsi="Satoshi"/>
+                <w:b w:val="0"/>
+                <w:color w:val="101010"/>
                 <w:sz w:val="19"/>
               </w:rPr>
               <w:t>04</w:t>
@@ -4040,9 +4055,9 @@
             <w:r/>
             <w:r>
               <w:rPr>
-                <w:rFonts w:ascii="Century Gothic" w:hAnsi="Century Gothic"/>
-                <w:b w:val="0"/>
-                <w:color w:val="8E8170"/>
+                <w:rFonts w:ascii="Satoshi" w:hAnsi="Satoshi"/>
+                <w:b w:val="0"/>
+                <w:color w:val="6E6E6A"/>
                 <w:sz w:val="17"/>
               </w:rPr>
               <w:t>Kennzahl</w:t>
@@ -4057,9 +4072,9 @@
             <w:r/>
             <w:r>
               <w:rPr>
-                <w:rFonts w:ascii="Century Gothic" w:hAnsi="Century Gothic"/>
-                <w:b w:val="0"/>
-                <w:color w:val="45442D"/>
+                <w:rFonts w:ascii="Satoshi" w:hAnsi="Satoshi"/>
+                <w:b w:val="0"/>
+                <w:color w:val="101010"/>
                 <w:sz w:val="19"/>
               </w:rPr>
               <w:t>15 Bestand</w:t>
@@ -4076,9 +4091,9 @@
             <w:r/>
             <w:r>
               <w:rPr>
-                <w:rFonts w:ascii="Century Gothic" w:hAnsi="Century Gothic"/>
-                <w:b w:val="0"/>
-                <w:color w:val="8E8170"/>
+                <w:rFonts w:ascii="Satoshi" w:hAnsi="Satoshi"/>
+                <w:b w:val="0"/>
+                <w:color w:val="6E6E6A"/>
                 <w:sz w:val="17"/>
               </w:rPr>
               <w:t>Zwischenüberschrift</w:t>
@@ -4093,9 +4108,9 @@
             <w:r/>
             <w:r>
               <w:rPr>
-                <w:rFonts w:ascii="Century Gothic" w:hAnsi="Century Gothic"/>
-                <w:b w:val="0"/>
-                <w:color w:val="45442D"/>
+                <w:rFonts w:ascii="Satoshi" w:hAnsi="Satoshi"/>
+                <w:b w:val="0"/>
+                <w:color w:val="101010"/>
                 <w:sz w:val="19"/>
               </w:rPr>
               <w:t>Altbau im Bestand.</w:t>
@@ -4112,9 +4127,9 @@
             <w:r/>
             <w:r>
               <w:rPr>
-                <w:rFonts w:ascii="Century Gothic" w:hAnsi="Century Gothic"/>
-                <w:b w:val="0"/>
-                <w:color w:val="8E8170"/>
+                <w:rFonts w:ascii="Satoshi" w:hAnsi="Satoshi"/>
+                <w:b w:val="0"/>
+                <w:color w:val="6E6E6A"/>
                 <w:sz w:val="17"/>
               </w:rPr>
               <w:t>Text</w:t>
@@ -4129,9 +4144,9 @@
             <w:r/>
             <w:r>
               <w:rPr>
-                <w:rFonts w:ascii="Century Gothic" w:hAnsi="Century Gothic"/>
-                <w:b w:val="0"/>
-                <w:color w:val="45442D"/>
+                <w:rFonts w:ascii="Satoshi" w:hAnsi="Satoshi"/>
+                <w:b w:val="0"/>
+                <w:color w:val="101010"/>
                 <w:sz w:val="19"/>
               </w:rPr>
               <w:t>Altbauwohnungen mit 2 bis 4 Zimmern vom Erdgeschoss bis in den 3. Stock. Die sanierten erhalten Fischgrätparkett, die Räume bleiben hoch, der Blick geht auf den Platz oder in den Garten. Durchstecker verbinden beides.</w:t>
@@ -4148,9 +4163,9 @@
             <w:r/>
             <w:r>
               <w:rPr>
-                <w:rFonts w:ascii="Century Gothic" w:hAnsi="Century Gothic"/>
-                <w:b w:val="0"/>
-                <w:color w:val="8E8170"/>
+                <w:rFonts w:ascii="Satoshi" w:hAnsi="Satoshi"/>
+                <w:b w:val="0"/>
+                <w:color w:val="6E6E6A"/>
                 <w:sz w:val="17"/>
               </w:rPr>
               <w:t>Listenpunkt</w:t>
@@ -4165,9 +4180,9 @@
             <w:r/>
             <w:r>
               <w:rPr>
-                <w:rFonts w:ascii="Century Gothic" w:hAnsi="Century Gothic"/>
-                <w:b w:val="0"/>
-                <w:color w:val="45442D"/>
+                <w:rFonts w:ascii="Satoshi" w:hAnsi="Satoshi"/>
+                <w:b w:val="0"/>
+                <w:color w:val="101010"/>
                 <w:sz w:val="19"/>
               </w:rPr>
               <w:t>Fischgrätparkett in den Wohnräumen</w:t>
@@ -4184,9 +4199,9 @@
             <w:r/>
             <w:r>
               <w:rPr>
-                <w:rFonts w:ascii="Century Gothic" w:hAnsi="Century Gothic"/>
-                <w:b w:val="0"/>
-                <w:color w:val="8E8170"/>
+                <w:rFonts w:ascii="Satoshi" w:hAnsi="Satoshi"/>
+                <w:b w:val="0"/>
+                <w:color w:val="6E6E6A"/>
                 <w:sz w:val="17"/>
               </w:rPr>
               <w:t>Listenpunkt</w:t>
@@ -4201,9 +4216,9 @@
             <w:r/>
             <w:r>
               <w:rPr>
-                <w:rFonts w:ascii="Century Gothic" w:hAnsi="Century Gothic"/>
-                <w:b w:val="0"/>
-                <w:color w:val="45442D"/>
+                <w:rFonts w:ascii="Satoshi" w:hAnsi="Satoshi"/>
+                <w:b w:val="0"/>
+                <w:color w:val="101010"/>
                 <w:sz w:val="19"/>
               </w:rPr>
               <w:t>Fußbodenheizung, im Sommer Temperierung über den Boden</w:t>
@@ -4220,9 +4235,9 @@
             <w:r/>
             <w:r>
               <w:rPr>
-                <w:rFonts w:ascii="Century Gothic" w:hAnsi="Century Gothic"/>
-                <w:b w:val="0"/>
-                <w:color w:val="8E8170"/>
+                <w:rFonts w:ascii="Satoshi" w:hAnsi="Satoshi"/>
+                <w:b w:val="0"/>
+                <w:color w:val="6E6E6A"/>
                 <w:sz w:val="17"/>
               </w:rPr>
               <w:t>Listenpunkt</w:t>
@@ -4237,9 +4252,9 @@
             <w:r/>
             <w:r>
               <w:rPr>
-                <w:rFonts w:ascii="Century Gothic" w:hAnsi="Century Gothic"/>
-                <w:b w:val="0"/>
-                <w:color w:val="45442D"/>
+                <w:rFonts w:ascii="Satoshi" w:hAnsi="Satoshi"/>
+                <w:b w:val="0"/>
+                <w:color w:val="101010"/>
                 <w:sz w:val="19"/>
               </w:rPr>
               <w:t>Einzelraumregelung</w:t>
@@ -4256,9 +4271,9 @@
             <w:r/>
             <w:r>
               <w:rPr>
-                <w:rFonts w:ascii="Century Gothic" w:hAnsi="Century Gothic"/>
-                <w:b w:val="0"/>
-                <w:color w:val="8E8170"/>
+                <w:rFonts w:ascii="Satoshi" w:hAnsi="Satoshi"/>
+                <w:b w:val="0"/>
+                <w:color w:val="6E6E6A"/>
                 <w:sz w:val="17"/>
               </w:rPr>
               <w:t>Listenpunkt</w:t>
@@ -4273,9 +4288,9 @@
             <w:r/>
             <w:r>
               <w:rPr>
-                <w:rFonts w:ascii="Century Gothic" w:hAnsi="Century Gothic"/>
-                <w:b w:val="0"/>
-                <w:color w:val="45442D"/>
+                <w:rFonts w:ascii="Satoshi" w:hAnsi="Satoshi"/>
+                <w:b w:val="0"/>
+                <w:color w:val="101010"/>
                 <w:sz w:val="19"/>
               </w:rPr>
               <w:t>Teils mit Balkon oder Terrasse</w:t>
@@ -4292,9 +4307,9 @@
             <w:r/>
             <w:r>
               <w:rPr>
-                <w:rFonts w:ascii="Century Gothic" w:hAnsi="Century Gothic"/>
-                <w:b w:val="0"/>
-                <w:color w:val="8E8170"/>
+                <w:rFonts w:ascii="Satoshi" w:hAnsi="Satoshi"/>
+                <w:b w:val="0"/>
+                <w:color w:val="6E6E6A"/>
                 <w:sz w:val="17"/>
               </w:rPr>
               <w:t>Kennzahl</w:t>
@@ -4309,9 +4324,9 @@
             <w:r/>
             <w:r>
               <w:rPr>
-                <w:rFonts w:ascii="Century Gothic" w:hAnsi="Century Gothic"/>
-                <w:b w:val="0"/>
-                <w:color w:val="45442D"/>
+                <w:rFonts w:ascii="Satoshi" w:hAnsi="Satoshi"/>
+                <w:b w:val="0"/>
+                <w:color w:val="101010"/>
                 <w:sz w:val="19"/>
               </w:rPr>
               <w:t>6 Dach</w:t>
@@ -4328,9 +4343,9 @@
             <w:r/>
             <w:r>
               <w:rPr>
-                <w:rFonts w:ascii="Century Gothic" w:hAnsi="Century Gothic"/>
-                <w:b w:val="0"/>
-                <w:color w:val="8E8170"/>
+                <w:rFonts w:ascii="Satoshi" w:hAnsi="Satoshi"/>
+                <w:b w:val="0"/>
+                <w:color w:val="6E6E6A"/>
                 <w:sz w:val="17"/>
               </w:rPr>
               <w:t>Zwischenüberschrift</w:t>
@@ -4345,9 +4360,9 @@
             <w:r/>
             <w:r>
               <w:rPr>
-                <w:rFonts w:ascii="Century Gothic" w:hAnsi="Century Gothic"/>
-                <w:b w:val="0"/>
-                <w:color w:val="45442D"/>
+                <w:rFonts w:ascii="Satoshi" w:hAnsi="Satoshi"/>
+                <w:b w:val="0"/>
+                <w:color w:val="101010"/>
                 <w:sz w:val="19"/>
               </w:rPr>
               <w:t>Wohnungen im neuen Dach.</w:t>
@@ -4364,9 +4379,9 @@
             <w:r/>
             <w:r>
               <w:rPr>
-                <w:rFonts w:ascii="Century Gothic" w:hAnsi="Century Gothic"/>
-                <w:b w:val="0"/>
-                <w:color w:val="8E8170"/>
+                <w:rFonts w:ascii="Satoshi" w:hAnsi="Satoshi"/>
+                <w:b w:val="0"/>
+                <w:color w:val="6E6E6A"/>
                 <w:sz w:val="17"/>
               </w:rPr>
               <w:t>Text</w:t>
@@ -4381,9 +4396,9 @@
             <w:r/>
             <w:r>
               <w:rPr>
-                <w:rFonts w:ascii="Century Gothic" w:hAnsi="Century Gothic"/>
-                <w:b w:val="0"/>
-                <w:color w:val="45442D"/>
+                <w:rFonts w:ascii="Satoshi" w:hAnsi="Satoshi"/>
+                <w:b w:val="0"/>
+                <w:color w:val="101010"/>
                 <w:sz w:val="19"/>
               </w:rPr>
               <w:t>6 Neubauwohnungen mit Außenflächen: vier im 1. Dachgeschoss mit Loggia, Balkon oder Terrasse, darüber 2 Penthäuser mit Terrasse und Dachterrasse. Ein eigenes Geschoss über den Dächern des Alsergrunds.</w:t>
@@ -4400,9 +4415,9 @@
             <w:r/>
             <w:r>
               <w:rPr>
-                <w:rFonts w:ascii="Century Gothic" w:hAnsi="Century Gothic"/>
-                <w:b w:val="0"/>
-                <w:color w:val="8E8170"/>
+                <w:rFonts w:ascii="Satoshi" w:hAnsi="Satoshi"/>
+                <w:b w:val="0"/>
+                <w:color w:val="6E6E6A"/>
                 <w:sz w:val="17"/>
               </w:rPr>
               <w:t>Listenpunkt</w:t>
@@ -4417,9 +4432,9 @@
             <w:r/>
             <w:r>
               <w:rPr>
-                <w:rFonts w:ascii="Century Gothic" w:hAnsi="Century Gothic"/>
-                <w:b w:val="0"/>
-                <w:color w:val="45442D"/>
+                <w:rFonts w:ascii="Satoshi" w:hAnsi="Satoshi"/>
+                <w:b w:val="0"/>
+                <w:color w:val="101010"/>
                 <w:sz w:val="19"/>
               </w:rPr>
               <w:t>Langdielen, großformatiges Feinsteinzeug, teilweise Naturstein</w:t>
@@ -4436,9 +4451,9 @@
             <w:r/>
             <w:r>
               <w:rPr>
-                <w:rFonts w:ascii="Century Gothic" w:hAnsi="Century Gothic"/>
-                <w:b w:val="0"/>
-                <w:color w:val="8E8170"/>
+                <w:rFonts w:ascii="Satoshi" w:hAnsi="Satoshi"/>
+                <w:b w:val="0"/>
+                <w:color w:val="6E6E6A"/>
                 <w:sz w:val="17"/>
               </w:rPr>
               <w:t>Listenpunkt</w:t>
@@ -4453,9 +4468,9 @@
             <w:r/>
             <w:r>
               <w:rPr>
-                <w:rFonts w:ascii="Century Gothic" w:hAnsi="Century Gothic"/>
-                <w:b w:val="0"/>
-                <w:color w:val="45442D"/>
+                <w:rFonts w:ascii="Satoshi" w:hAnsi="Satoshi"/>
+                <w:b w:val="0"/>
+                <w:color w:val="101010"/>
                 <w:sz w:val="19"/>
               </w:rPr>
               <w:t>KNX Gebäudeautomation</w:t>
@@ -4472,9 +4487,9 @@
             <w:r/>
             <w:r>
               <w:rPr>
-                <w:rFonts w:ascii="Century Gothic" w:hAnsi="Century Gothic"/>
-                <w:b w:val="0"/>
-                <w:color w:val="8E8170"/>
+                <w:rFonts w:ascii="Satoshi" w:hAnsi="Satoshi"/>
+                <w:b w:val="0"/>
+                <w:color w:val="6E6E6A"/>
                 <w:sz w:val="17"/>
               </w:rPr>
               <w:t>Listenpunkt</w:t>
@@ -4489,9 +4504,9 @@
             <w:r/>
             <w:r>
               <w:rPr>
-                <w:rFonts w:ascii="Century Gothic" w:hAnsi="Century Gothic"/>
-                <w:b w:val="0"/>
-                <w:color w:val="45442D"/>
+                <w:rFonts w:ascii="Satoshi" w:hAnsi="Satoshi"/>
+                <w:b w:val="0"/>
+                <w:color w:val="101010"/>
                 <w:sz w:val="19"/>
               </w:rPr>
               <w:t>Splitkühlung, Innengeräte teilweise als Deckeneinbau</w:t>
@@ -4508,9 +4523,9 @@
             <w:r/>
             <w:r>
               <w:rPr>
-                <w:rFonts w:ascii="Century Gothic" w:hAnsi="Century Gothic"/>
-                <w:b w:val="0"/>
-                <w:color w:val="8E8170"/>
+                <w:rFonts w:ascii="Satoshi" w:hAnsi="Satoshi"/>
+                <w:b w:val="0"/>
+                <w:color w:val="6E6E6A"/>
                 <w:sz w:val="17"/>
               </w:rPr>
               <w:t>Listenpunkt</w:t>
@@ -4525,9 +4540,9 @@
             <w:r/>
             <w:r>
               <w:rPr>
-                <w:rFonts w:ascii="Century Gothic" w:hAnsi="Century Gothic"/>
-                <w:b w:val="0"/>
-                <w:color w:val="45442D"/>
+                <w:rFonts w:ascii="Satoshi" w:hAnsi="Satoshi"/>
+                <w:b w:val="0"/>
+                <w:color w:val="101010"/>
                 <w:sz w:val="19"/>
               </w:rPr>
               <w:t>Aufzug mit Penthouse-Steuerung</w:t>
@@ -4544,9 +4559,9 @@
             <w:r/>
             <w:r>
               <w:rPr>
-                <w:rFonts w:ascii="Century Gothic" w:hAnsi="Century Gothic"/>
-                <w:b w:val="0"/>
-                <w:color w:val="8E8170"/>
+                <w:rFonts w:ascii="Satoshi" w:hAnsi="Satoshi"/>
+                <w:b w:val="0"/>
+                <w:color w:val="6E6E6A"/>
                 <w:sz w:val="17"/>
               </w:rPr>
               <w:t>Bild, Alternativtext</w:t>
@@ -4561,9 +4576,9 @@
             <w:r/>
             <w:r>
               <w:rPr>
-                <w:rFonts w:ascii="Century Gothic" w:hAnsi="Century Gothic"/>
-                <w:b w:val="0"/>
-                <w:color w:val="45442D"/>
+                <w:rFonts w:ascii="Satoshi" w:hAnsi="Satoshi"/>
+                <w:b w:val="0"/>
+                <w:color w:val="101010"/>
                 <w:sz w:val="19"/>
               </w:rPr>
               <w:t>Fischgrätparkett aus Eiche</w:t>
@@ -4580,9 +4595,9 @@
             <w:r/>
             <w:r>
               <w:rPr>
-                <w:rFonts w:ascii="Century Gothic" w:hAnsi="Century Gothic"/>
-                <w:b w:val="0"/>
-                <w:color w:val="8E8170"/>
+                <w:rFonts w:ascii="Satoshi" w:hAnsi="Satoshi"/>
+                <w:b w:val="0"/>
+                <w:color w:val="6E6E6A"/>
                 <w:sz w:val="17"/>
               </w:rPr>
               <w:t>Bildunterschrift</w:t>
@@ -4597,9 +4612,9 @@
             <w:r/>
             <w:r>
               <w:rPr>
-                <w:rFonts w:ascii="Century Gothic" w:hAnsi="Century Gothic"/>
-                <w:b w:val="0"/>
-                <w:color w:val="45442D"/>
+                <w:rFonts w:ascii="Satoshi" w:hAnsi="Satoshi"/>
+                <w:b w:val="0"/>
+                <w:color w:val="101010"/>
                 <w:sz w:val="19"/>
               </w:rPr>
               <w:t>Fischgrät</w:t>
@@ -4616,9 +4631,9 @@
             <w:r/>
             <w:r>
               <w:rPr>
-                <w:rFonts w:ascii="Century Gothic" w:hAnsi="Century Gothic"/>
-                <w:b w:val="0"/>
-                <w:color w:val="8E8170"/>
+                <w:rFonts w:ascii="Satoshi" w:hAnsi="Satoshi"/>
+                <w:b w:val="0"/>
+                <w:color w:val="6E6E6A"/>
                 <w:sz w:val="17"/>
               </w:rPr>
               <w:t>Bild, Alternativtext</w:t>
@@ -4633,9 +4648,9 @@
             <w:r/>
             <w:r>
               <w:rPr>
-                <w:rFonts w:ascii="Century Gothic" w:hAnsi="Century Gothic"/>
-                <w:b w:val="0"/>
-                <w:color w:val="45442D"/>
+                <w:rFonts w:ascii="Satoshi" w:hAnsi="Satoshi"/>
+                <w:b w:val="0"/>
+                <w:color w:val="101010"/>
                 <w:sz w:val="19"/>
               </w:rPr>
               <w:t>Feiner mineralischer Putz</w:t>
@@ -4652,9 +4667,9 @@
             <w:r/>
             <w:r>
               <w:rPr>
-                <w:rFonts w:ascii="Century Gothic" w:hAnsi="Century Gothic"/>
-                <w:b w:val="0"/>
-                <w:color w:val="8E8170"/>
+                <w:rFonts w:ascii="Satoshi" w:hAnsi="Satoshi"/>
+                <w:b w:val="0"/>
+                <w:color w:val="6E6E6A"/>
                 <w:sz w:val="17"/>
               </w:rPr>
               <w:t>Bildunterschrift</w:t>
@@ -4669,9 +4684,9 @@
             <w:r/>
             <w:r>
               <w:rPr>
-                <w:rFonts w:ascii="Century Gothic" w:hAnsi="Century Gothic"/>
-                <w:b w:val="0"/>
-                <w:color w:val="45442D"/>
+                <w:rFonts w:ascii="Satoshi" w:hAnsi="Satoshi"/>
+                <w:b w:val="0"/>
+                <w:color w:val="101010"/>
                 <w:sz w:val="19"/>
               </w:rPr>
               <w:t>Putz</w:t>
@@ -4688,9 +4703,9 @@
             <w:r/>
             <w:r>
               <w:rPr>
-                <w:rFonts w:ascii="Century Gothic" w:hAnsi="Century Gothic"/>
-                <w:b w:val="0"/>
-                <w:color w:val="8E8170"/>
+                <w:rFonts w:ascii="Satoshi" w:hAnsi="Satoshi"/>
+                <w:b w:val="0"/>
+                <w:color w:val="6E6E6A"/>
                 <w:sz w:val="17"/>
               </w:rPr>
               <w:t>Bild, Alternativtext</w:t>
@@ -4705,9 +4720,9 @@
             <w:r/>
             <w:r>
               <w:rPr>
-                <w:rFonts w:ascii="Century Gothic" w:hAnsi="Century Gothic"/>
-                <w:b w:val="0"/>
-                <w:color w:val="45442D"/>
+                <w:rFonts w:ascii="Satoshi" w:hAnsi="Satoshi"/>
+                <w:b w:val="0"/>
+                <w:color w:val="101010"/>
                 <w:sz w:val="19"/>
               </w:rPr>
               <w:t>Bronzefarbenes Dach mit Terrassen</w:t>
@@ -4724,9 +4739,9 @@
             <w:r/>
             <w:r>
               <w:rPr>
-                <w:rFonts w:ascii="Century Gothic" w:hAnsi="Century Gothic"/>
-                <w:b w:val="0"/>
-                <w:color w:val="8E8170"/>
+                <w:rFonts w:ascii="Satoshi" w:hAnsi="Satoshi"/>
+                <w:b w:val="0"/>
+                <w:color w:val="6E6E6A"/>
                 <w:sz w:val="17"/>
               </w:rPr>
               <w:t>Bildunterschrift</w:t>
@@ -4741,9 +4756,9 @@
             <w:r/>
             <w:r>
               <w:rPr>
-                <w:rFonts w:ascii="Century Gothic" w:hAnsi="Century Gothic"/>
-                <w:b w:val="0"/>
-                <w:color w:val="45442D"/>
+                <w:rFonts w:ascii="Satoshi" w:hAnsi="Satoshi"/>
+                <w:b w:val="0"/>
+                <w:color w:val="101010"/>
                 <w:sz w:val="19"/>
               </w:rPr>
               <w:t>Dach</w:t>
@@ -4760,9 +4775,9 @@
             <w:r/>
             <w:r>
               <w:rPr>
-                <w:rFonts w:ascii="Century Gothic" w:hAnsi="Century Gothic"/>
-                <w:b w:val="0"/>
-                <w:color w:val="8E8170"/>
+                <w:rFonts w:ascii="Satoshi" w:hAnsi="Satoshi"/>
+                <w:b w:val="0"/>
+                <w:color w:val="6E6E6A"/>
                 <w:sz w:val="17"/>
               </w:rPr>
               <w:t>Bild, Alternativtext</w:t>
@@ -4777,9 +4792,9 @@
             <w:r/>
             <w:r>
               <w:rPr>
-                <w:rFonts w:ascii="Century Gothic" w:hAnsi="Century Gothic"/>
-                <w:b w:val="0"/>
-                <w:color w:val="45442D"/>
+                <w:rFonts w:ascii="Satoshi" w:hAnsi="Satoshi"/>
+                <w:b w:val="0"/>
+                <w:color w:val="101010"/>
                 <w:sz w:val="19"/>
               </w:rPr>
               <w:t>Naturstein im Streiflicht</w:t>
@@ -4796,9 +4811,9 @@
             <w:r/>
             <w:r>
               <w:rPr>
-                <w:rFonts w:ascii="Century Gothic" w:hAnsi="Century Gothic"/>
-                <w:b w:val="0"/>
-                <w:color w:val="8E8170"/>
+                <w:rFonts w:ascii="Satoshi" w:hAnsi="Satoshi"/>
+                <w:b w:val="0"/>
+                <w:color w:val="6E6E6A"/>
                 <w:sz w:val="17"/>
               </w:rPr>
               <w:t>Bildunterschrift</w:t>
@@ -4813,9 +4828,9 @@
             <w:r/>
             <w:r>
               <w:rPr>
-                <w:rFonts w:ascii="Century Gothic" w:hAnsi="Century Gothic"/>
-                <w:b w:val="0"/>
-                <w:color w:val="45442D"/>
+                <w:rFonts w:ascii="Satoshi" w:hAnsi="Satoshi"/>
+                <w:b w:val="0"/>
+                <w:color w:val="101010"/>
                 <w:sz w:val="19"/>
               </w:rPr>
               <w:t>Stein</w:t>
@@ -4832,9 +4847,9 @@
             <w:r/>
             <w:r>
               <w:rPr>
-                <w:rFonts w:ascii="Century Gothic" w:hAnsi="Century Gothic"/>
-                <w:b w:val="0"/>
-                <w:color w:val="8E8170"/>
+                <w:rFonts w:ascii="Satoshi" w:hAnsi="Satoshi"/>
+                <w:b w:val="0"/>
+                <w:color w:val="6E6E6A"/>
                 <w:sz w:val="17"/>
               </w:rPr>
               <w:t>Bild, Alternativtext</w:t>
@@ -4849,9 +4864,9 @@
             <w:r/>
             <w:r>
               <w:rPr>
-                <w:rFonts w:ascii="Century Gothic" w:hAnsi="Century Gothic"/>
-                <w:b w:val="0"/>
-                <w:color w:val="45442D"/>
+                <w:rFonts w:ascii="Satoshi" w:hAnsi="Satoshi"/>
+                <w:b w:val="0"/>
+                <w:color w:val="101010"/>
                 <w:sz w:val="19"/>
               </w:rPr>
               <w:t>Dichtes Blattgrün</w:t>
@@ -4868,9 +4883,9 @@
             <w:r/>
             <w:r>
               <w:rPr>
-                <w:rFonts w:ascii="Century Gothic" w:hAnsi="Century Gothic"/>
-                <w:b w:val="0"/>
-                <w:color w:val="8E8170"/>
+                <w:rFonts w:ascii="Satoshi" w:hAnsi="Satoshi"/>
+                <w:b w:val="0"/>
+                <w:color w:val="6E6E6A"/>
                 <w:sz w:val="17"/>
               </w:rPr>
               <w:t>Bildunterschrift</w:t>
@@ -4885,9 +4900,9 @@
             <w:r/>
             <w:r>
               <w:rPr>
-                <w:rFonts w:ascii="Century Gothic" w:hAnsi="Century Gothic"/>
-                <w:b w:val="0"/>
-                <w:color w:val="45442D"/>
+                <w:rFonts w:ascii="Satoshi" w:hAnsi="Satoshi"/>
+                <w:b w:val="0"/>
+                <w:color w:val="101010"/>
                 <w:sz w:val="19"/>
               </w:rPr>
               <w:t>Grün</w:t>
@@ -4904,9 +4919,9 @@
             <w:r/>
             <w:r>
               <w:rPr>
-                <w:rFonts w:ascii="Century Gothic" w:hAnsi="Century Gothic"/>
-                <w:b w:val="0"/>
-                <w:color w:val="8E8170"/>
+                <w:rFonts w:ascii="Satoshi" w:hAnsi="Satoshi"/>
+                <w:b w:val="0"/>
+                <w:color w:val="6E6E6A"/>
                 <w:sz w:val="17"/>
               </w:rPr>
               <w:t>Headline (H2)</w:t>
@@ -4921,9 +4936,9 @@
             <w:r/>
             <w:r>
               <w:rPr>
-                <w:rFonts w:ascii="Century Gothic" w:hAnsi="Century Gothic"/>
-                <w:b w:val="0"/>
-                <w:color w:val="45442D"/>
+                <w:rFonts w:ascii="Satoshi" w:hAnsi="Satoshi"/>
+                <w:b w:val="0"/>
+                <w:color w:val="101010"/>
                 <w:sz w:val="19"/>
               </w:rPr>
               <w:t>Was Sie berühren, bleibt.</w:t>
@@ -4940,9 +4955,9 @@
             <w:r/>
             <w:r>
               <w:rPr>
-                <w:rFonts w:ascii="Century Gothic" w:hAnsi="Century Gothic"/>
-                <w:b w:val="0"/>
-                <w:color w:val="8E8170"/>
+                <w:rFonts w:ascii="Satoshi" w:hAnsi="Satoshi"/>
+                <w:b w:val="0"/>
+                <w:color w:val="6E6E6A"/>
                 <w:sz w:val="17"/>
               </w:rPr>
               <w:t>Text</w:t>
@@ -4957,9 +4972,9 @@
             <w:r/>
             <w:r>
               <w:rPr>
-                <w:rFonts w:ascii="Century Gothic" w:hAnsi="Century Gothic"/>
-                <w:b w:val="0"/>
-                <w:color w:val="45442D"/>
+                <w:rFonts w:ascii="Satoshi" w:hAnsi="Satoshi"/>
+                <w:b w:val="0"/>
+                <w:color w:val="101010"/>
                 <w:sz w:val="19"/>
               </w:rPr>
               <w:t>Eiche, Stein, Putz, Bronze und Grün. Materialien, die mit dem Haus alt werden dürfen.</w:t>
@@ -4976,9 +4991,9 @@
             <w:r/>
             <w:r>
               <w:rPr>
-                <w:rFonts w:ascii="Century Gothic" w:hAnsi="Century Gothic"/>
-                <w:b w:val="0"/>
-                <w:color w:val="8E8170"/>
+                <w:rFonts w:ascii="Satoshi" w:hAnsi="Satoshi"/>
+                <w:b w:val="0"/>
+                <w:color w:val="6E6E6A"/>
                 <w:sz w:val="17"/>
               </w:rPr>
               <w:t>Bildunterschrift</w:t>
@@ -4993,9 +5008,9 @@
             <w:r/>
             <w:r>
               <w:rPr>
-                <w:rFonts w:ascii="Century Gothic" w:hAnsi="Century Gothic"/>
-                <w:b w:val="0"/>
-                <w:color w:val="45442D"/>
+                <w:rFonts w:ascii="Satoshi" w:hAnsi="Satoshi"/>
+                <w:b w:val="0"/>
+                <w:color w:val="101010"/>
                 <w:sz w:val="19"/>
               </w:rPr>
               <w:t>Fischgrätparkett im Bestand</w:t>
@@ -5012,9 +5027,9 @@
             <w:r/>
             <w:r>
               <w:rPr>
-                <w:rFonts w:ascii="Century Gothic" w:hAnsi="Century Gothic"/>
-                <w:b w:val="0"/>
-                <w:color w:val="8E8170"/>
+                <w:rFonts w:ascii="Satoshi" w:hAnsi="Satoshi"/>
+                <w:b w:val="0"/>
+                <w:color w:val="6E6E6A"/>
                 <w:sz w:val="17"/>
               </w:rPr>
               <w:t>Zwischenüberschrift</w:t>
@@ -5029,9 +5044,9 @@
             <w:r/>
             <w:r>
               <w:rPr>
-                <w:rFonts w:ascii="Century Gothic" w:hAnsi="Century Gothic"/>
-                <w:b w:val="0"/>
-                <w:color w:val="45442D"/>
+                <w:rFonts w:ascii="Satoshi" w:hAnsi="Satoshi"/>
+                <w:b w:val="0"/>
+                <w:color w:val="101010"/>
                 <w:sz w:val="19"/>
               </w:rPr>
               <w:t>Ausstattung</w:t>
@@ -5048,9 +5063,9 @@
             <w:r/>
             <w:r>
               <w:rPr>
-                <w:rFonts w:ascii="Century Gothic" w:hAnsi="Century Gothic"/>
-                <w:b w:val="0"/>
-                <w:color w:val="8E8170"/>
+                <w:rFonts w:ascii="Satoshi" w:hAnsi="Satoshi"/>
+                <w:b w:val="0"/>
+                <w:color w:val="6E6E6A"/>
                 <w:sz w:val="17"/>
               </w:rPr>
               <w:t>Text</w:t>
@@ -5065,9 +5080,9 @@
             <w:r/>
             <w:r>
               <w:rPr>
-                <w:rFonts w:ascii="Century Gothic" w:hAnsi="Century Gothic"/>
-                <w:b w:val="0"/>
-                <w:color w:val="45442D"/>
+                <w:rFonts w:ascii="Satoshi" w:hAnsi="Satoshi"/>
+                <w:b w:val="0"/>
+                <w:color w:val="101010"/>
                 <w:sz w:val="19"/>
               </w:rPr>
               <w:t>01</w:t>
@@ -5084,9 +5099,9 @@
             <w:r/>
             <w:r>
               <w:rPr>
-                <w:rFonts w:ascii="Century Gothic" w:hAnsi="Century Gothic"/>
-                <w:b w:val="0"/>
-                <w:color w:val="8E8170"/>
+                <w:rFonts w:ascii="Satoshi" w:hAnsi="Satoshi"/>
+                <w:b w:val="0"/>
+                <w:color w:val="6E6E6A"/>
                 <w:sz w:val="17"/>
               </w:rPr>
               <w:t>Zwischenüberschrift</w:t>
@@ -5101,9 +5116,9 @@
             <w:r/>
             <w:r>
               <w:rPr>
-                <w:rFonts w:ascii="Century Gothic" w:hAnsi="Century Gothic"/>
-                <w:b w:val="0"/>
-                <w:color w:val="45442D"/>
+                <w:rFonts w:ascii="Satoshi" w:hAnsi="Satoshi"/>
+                <w:b w:val="0"/>
+                <w:color w:val="101010"/>
                 <w:sz w:val="19"/>
               </w:rPr>
               <w:t>Böden</w:t>
@@ -5120,9 +5135,9 @@
             <w:r/>
             <w:r>
               <w:rPr>
-                <w:rFonts w:ascii="Century Gothic" w:hAnsi="Century Gothic"/>
-                <w:b w:val="0"/>
-                <w:color w:val="8E8170"/>
+                <w:rFonts w:ascii="Satoshi" w:hAnsi="Satoshi"/>
+                <w:b w:val="0"/>
+                <w:color w:val="6E6E6A"/>
                 <w:sz w:val="17"/>
               </w:rPr>
               <w:t>Text</w:t>
@@ -5137,9 +5152,9 @@
             <w:r/>
             <w:r>
               <w:rPr>
-                <w:rFonts w:ascii="Century Gothic" w:hAnsi="Century Gothic"/>
-                <w:b w:val="0"/>
-                <w:color w:val="45442D"/>
+                <w:rFonts w:ascii="Satoshi" w:hAnsi="Satoshi"/>
+                <w:b w:val="0"/>
+                <w:color w:val="101010"/>
                 <w:sz w:val="19"/>
               </w:rPr>
               <w:t>Fischgrätparkett im Bestand, Langdielen im Dachgeschoss. Großformatiges Feinsteinzeug in Bad und Nebenräumen, teilweise Naturstein.</w:t>
@@ -5156,9 +5171,9 @@
             <w:r/>
             <w:r>
               <w:rPr>
-                <w:rFonts w:ascii="Century Gothic" w:hAnsi="Century Gothic"/>
-                <w:b w:val="0"/>
-                <w:color w:val="8E8170"/>
+                <w:rFonts w:ascii="Satoshi" w:hAnsi="Satoshi"/>
+                <w:b w:val="0"/>
+                <w:color w:val="6E6E6A"/>
                 <w:sz w:val="17"/>
               </w:rPr>
               <w:t>Text</w:t>
@@ -5173,9 +5188,9 @@
             <w:r/>
             <w:r>
               <w:rPr>
-                <w:rFonts w:ascii="Century Gothic" w:hAnsi="Century Gothic"/>
-                <w:b w:val="0"/>
-                <w:color w:val="45442D"/>
+                <w:rFonts w:ascii="Satoshi" w:hAnsi="Satoshi"/>
+                <w:b w:val="0"/>
+                <w:color w:val="101010"/>
                 <w:sz w:val="19"/>
               </w:rPr>
               <w:t>02</w:t>
@@ -5192,9 +5207,9 @@
             <w:r/>
             <w:r>
               <w:rPr>
-                <w:rFonts w:ascii="Century Gothic" w:hAnsi="Century Gothic"/>
-                <w:b w:val="0"/>
-                <w:color w:val="8E8170"/>
+                <w:rFonts w:ascii="Satoshi" w:hAnsi="Satoshi"/>
+                <w:b w:val="0"/>
+                <w:color w:val="6E6E6A"/>
                 <w:sz w:val="17"/>
               </w:rPr>
               <w:t>Zwischenüberschrift</w:t>
@@ -5209,9 +5224,9 @@
             <w:r/>
             <w:r>
               <w:rPr>
-                <w:rFonts w:ascii="Century Gothic" w:hAnsi="Century Gothic"/>
-                <w:b w:val="0"/>
-                <w:color w:val="45442D"/>
+                <w:rFonts w:ascii="Satoshi" w:hAnsi="Satoshi"/>
+                <w:b w:val="0"/>
+                <w:color w:val="101010"/>
                 <w:sz w:val="19"/>
               </w:rPr>
               <w:t>Bad</w:t>
@@ -5228,9 +5243,9 @@
             <w:r/>
             <w:r>
               <w:rPr>
-                <w:rFonts w:ascii="Century Gothic" w:hAnsi="Century Gothic"/>
-                <w:b w:val="0"/>
-                <w:color w:val="8E8170"/>
+                <w:rFonts w:ascii="Satoshi" w:hAnsi="Satoshi"/>
+                <w:b w:val="0"/>
+                <w:color w:val="6E6E6A"/>
                 <w:sz w:val="17"/>
               </w:rPr>
               <w:t>Text</w:t>
@@ -5245,9 +5260,9 @@
             <w:r/>
             <w:r>
               <w:rPr>
-                <w:rFonts w:ascii="Century Gothic" w:hAnsi="Century Gothic"/>
-                <w:b w:val="0"/>
-                <w:color w:val="45442D"/>
+                <w:rFonts w:ascii="Satoshi" w:hAnsi="Satoshi"/>
+                <w:b w:val="0"/>
+                <w:color w:val="101010"/>
                 <w:sz w:val="19"/>
               </w:rPr>
               <w:t>Markenkeramik und Sanitärgegenstände namhafter Hersteller, großformatige Fliesen, ruhige Flächen.</w:t>
@@ -5264,9 +5279,9 @@
             <w:r/>
             <w:r>
               <w:rPr>
-                <w:rFonts w:ascii="Century Gothic" w:hAnsi="Century Gothic"/>
-                <w:b w:val="0"/>
-                <w:color w:val="8E8170"/>
+                <w:rFonts w:ascii="Satoshi" w:hAnsi="Satoshi"/>
+                <w:b w:val="0"/>
+                <w:color w:val="6E6E6A"/>
                 <w:sz w:val="17"/>
               </w:rPr>
               <w:t>Text</w:t>
@@ -5281,9 +5296,9 @@
             <w:r/>
             <w:r>
               <w:rPr>
-                <w:rFonts w:ascii="Century Gothic" w:hAnsi="Century Gothic"/>
-                <w:b w:val="0"/>
-                <w:color w:val="45442D"/>
+                <w:rFonts w:ascii="Satoshi" w:hAnsi="Satoshi"/>
+                <w:b w:val="0"/>
+                <w:color w:val="101010"/>
                 <w:sz w:val="19"/>
               </w:rPr>
               <w:t>03</w:t>
@@ -5300,9 +5315,9 @@
             <w:r/>
             <w:r>
               <w:rPr>
-                <w:rFonts w:ascii="Century Gothic" w:hAnsi="Century Gothic"/>
-                <w:b w:val="0"/>
-                <w:color w:val="8E8170"/>
+                <w:rFonts w:ascii="Satoshi" w:hAnsi="Satoshi"/>
+                <w:b w:val="0"/>
+                <w:color w:val="6E6E6A"/>
                 <w:sz w:val="17"/>
               </w:rPr>
               <w:t>Zwischenüberschrift</w:t>
@@ -5317,9 +5332,9 @@
             <w:r/>
             <w:r>
               <w:rPr>
-                <w:rFonts w:ascii="Century Gothic" w:hAnsi="Century Gothic"/>
-                <w:b w:val="0"/>
-                <w:color w:val="45442D"/>
+                <w:rFonts w:ascii="Satoshi" w:hAnsi="Satoshi"/>
+                <w:b w:val="0"/>
+                <w:color w:val="101010"/>
                 <w:sz w:val="19"/>
               </w:rPr>
               <w:t>Klima</w:t>
@@ -5336,9 +5351,9 @@
             <w:r/>
             <w:r>
               <w:rPr>
-                <w:rFonts w:ascii="Century Gothic" w:hAnsi="Century Gothic"/>
-                <w:b w:val="0"/>
-                <w:color w:val="8E8170"/>
+                <w:rFonts w:ascii="Satoshi" w:hAnsi="Satoshi"/>
+                <w:b w:val="0"/>
+                <w:color w:val="6E6E6A"/>
                 <w:sz w:val="17"/>
               </w:rPr>
               <w:t>Text</w:t>
@@ -5353,9 +5368,9 @@
             <w:r/>
             <w:r>
               <w:rPr>
-                <w:rFonts w:ascii="Century Gothic" w:hAnsi="Century Gothic"/>
-                <w:b w:val="0"/>
-                <w:color w:val="45442D"/>
+                <w:rFonts w:ascii="Satoshi" w:hAnsi="Satoshi"/>
+                <w:b w:val="0"/>
+                <w:color w:val="101010"/>
                 <w:sz w:val="19"/>
               </w:rPr>
               <w:t>Versorgung über Wärmepumpe. Fußbodenheizung im Winter, Temperierung über den Fußboden im Sommer. Dachgeschoss mit Splitkühlung, Innengeräte teilweise als Deckeneinbau.</w:t>
@@ -5372,9 +5387,9 @@
             <w:r/>
             <w:r>
               <w:rPr>
-                <w:rFonts w:ascii="Century Gothic" w:hAnsi="Century Gothic"/>
-                <w:b w:val="0"/>
-                <w:color w:val="8E8170"/>
+                <w:rFonts w:ascii="Satoshi" w:hAnsi="Satoshi"/>
+                <w:b w:val="0"/>
+                <w:color w:val="6E6E6A"/>
                 <w:sz w:val="17"/>
               </w:rPr>
               <w:t>Text</w:t>
@@ -5389,9 +5404,9 @@
             <w:r/>
             <w:r>
               <w:rPr>
-                <w:rFonts w:ascii="Century Gothic" w:hAnsi="Century Gothic"/>
-                <w:b w:val="0"/>
-                <w:color w:val="45442D"/>
+                <w:rFonts w:ascii="Satoshi" w:hAnsi="Satoshi"/>
+                <w:b w:val="0"/>
+                <w:color w:val="101010"/>
                 <w:sz w:val="19"/>
               </w:rPr>
               <w:t>04</w:t>
@@ -5408,9 +5423,9 @@
             <w:r/>
             <w:r>
               <w:rPr>
-                <w:rFonts w:ascii="Century Gothic" w:hAnsi="Century Gothic"/>
-                <w:b w:val="0"/>
-                <w:color w:val="8E8170"/>
+                <w:rFonts w:ascii="Satoshi" w:hAnsi="Satoshi"/>
+                <w:b w:val="0"/>
+                <w:color w:val="6E6E6A"/>
                 <w:sz w:val="17"/>
               </w:rPr>
               <w:t>Zwischenüberschrift</w:t>
@@ -5425,9 +5440,9 @@
             <w:r/>
             <w:r>
               <w:rPr>
-                <w:rFonts w:ascii="Century Gothic" w:hAnsi="Century Gothic"/>
-                <w:b w:val="0"/>
-                <w:color w:val="45442D"/>
+                <w:rFonts w:ascii="Satoshi" w:hAnsi="Satoshi"/>
+                <w:b w:val="0"/>
+                <w:color w:val="101010"/>
                 <w:sz w:val="19"/>
               </w:rPr>
               <w:t>Außen</w:t>
@@ -5444,9 +5459,9 @@
             <w:r/>
             <w:r>
               <w:rPr>
-                <w:rFonts w:ascii="Century Gothic" w:hAnsi="Century Gothic"/>
-                <w:b w:val="0"/>
-                <w:color w:val="8E8170"/>
+                <w:rFonts w:ascii="Satoshi" w:hAnsi="Satoshi"/>
+                <w:b w:val="0"/>
+                <w:color w:val="6E6E6A"/>
                 <w:sz w:val="17"/>
               </w:rPr>
               <w:t>Text</w:t>
@@ -5461,9 +5476,9 @@
             <w:r/>
             <w:r>
               <w:rPr>
-                <w:rFonts w:ascii="Century Gothic" w:hAnsi="Century Gothic"/>
-                <w:b w:val="0"/>
-                <w:color w:val="45442D"/>
+                <w:rFonts w:ascii="Satoshi" w:hAnsi="Satoshi"/>
+                <w:b w:val="0"/>
+                <w:color w:val="101010"/>
                 <w:sz w:val="19"/>
               </w:rPr>
               <w:t>Viele Wohnungen mit Balkon, Loggia oder Terrasse, die Penthäuser mit Dachterrasse. Intensive Begrünung der Terrassen, außenliegender Sonnenschutz im Neubau, Verschattung der Dachterrassen.</w:t>
@@ -5480,9 +5495,9 @@
             <w:r/>
             <w:r>
               <w:rPr>
-                <w:rFonts w:ascii="Century Gothic" w:hAnsi="Century Gothic"/>
-                <w:b w:val="0"/>
-                <w:color w:val="8E8170"/>
+                <w:rFonts w:ascii="Satoshi" w:hAnsi="Satoshi"/>
+                <w:b w:val="0"/>
+                <w:color w:val="6E6E6A"/>
                 <w:sz w:val="17"/>
               </w:rPr>
               <w:t>Text</w:t>
@@ -5497,9 +5512,9 @@
             <w:r/>
             <w:r>
               <w:rPr>
-                <w:rFonts w:ascii="Century Gothic" w:hAnsi="Century Gothic"/>
-                <w:b w:val="0"/>
-                <w:color w:val="45442D"/>
+                <w:rFonts w:ascii="Satoshi" w:hAnsi="Satoshi"/>
+                <w:b w:val="0"/>
+                <w:color w:val="101010"/>
                 <w:sz w:val="19"/>
               </w:rPr>
               <w:t>05</w:t>
@@ -5516,9 +5531,9 @@
             <w:r/>
             <w:r>
               <w:rPr>
-                <w:rFonts w:ascii="Century Gothic" w:hAnsi="Century Gothic"/>
-                <w:b w:val="0"/>
-                <w:color w:val="8E8170"/>
+                <w:rFonts w:ascii="Satoshi" w:hAnsi="Satoshi"/>
+                <w:b w:val="0"/>
+                <w:color w:val="6E6E6A"/>
                 <w:sz w:val="17"/>
               </w:rPr>
               <w:t>Zwischenüberschrift</w:t>
@@ -5533,9 +5548,9 @@
             <w:r/>
             <w:r>
               <w:rPr>
-                <w:rFonts w:ascii="Century Gothic" w:hAnsi="Century Gothic"/>
-                <w:b w:val="0"/>
-                <w:color w:val="45442D"/>
+                <w:rFonts w:ascii="Satoshi" w:hAnsi="Satoshi"/>
+                <w:b w:val="0"/>
+                <w:color w:val="101010"/>
                 <w:sz w:val="19"/>
               </w:rPr>
               <w:t>Garten</w:t>
@@ -5552,9 +5567,9 @@
             <w:r/>
             <w:r>
               <w:rPr>
-                <w:rFonts w:ascii="Century Gothic" w:hAnsi="Century Gothic"/>
-                <w:b w:val="0"/>
-                <w:color w:val="8E8170"/>
+                <w:rFonts w:ascii="Satoshi" w:hAnsi="Satoshi"/>
+                <w:b w:val="0"/>
+                <w:color w:val="6E6E6A"/>
                 <w:sz w:val="17"/>
               </w:rPr>
               <w:t>Text</w:t>
@@ -5569,9 +5584,9 @@
             <w:r/>
             <w:r>
               <w:rPr>
-                <w:rFonts w:ascii="Century Gothic" w:hAnsi="Century Gothic"/>
-                <w:b w:val="0"/>
-                <w:color w:val="45442D"/>
+                <w:rFonts w:ascii="Satoshi" w:hAnsi="Satoshi"/>
+                <w:b w:val="0"/>
+                <w:color w:val="101010"/>
                 <w:sz w:val="19"/>
               </w:rPr>
               <w:t>Ein hofseitiger Allgemeingarten für alle Bewohnerinnen und Bewohner. Ruhe im Inneren des Blocks.</w:t>
@@ -5588,9 +5603,9 @@
             <w:r/>
             <w:r>
               <w:rPr>
-                <w:rFonts w:ascii="Century Gothic" w:hAnsi="Century Gothic"/>
-                <w:b w:val="0"/>
-                <w:color w:val="8E8170"/>
+                <w:rFonts w:ascii="Satoshi" w:hAnsi="Satoshi"/>
+                <w:b w:val="0"/>
+                <w:color w:val="6E6E6A"/>
                 <w:sz w:val="17"/>
               </w:rPr>
               <w:t>Text</w:t>
@@ -5605,9 +5620,9 @@
             <w:r/>
             <w:r>
               <w:rPr>
-                <w:rFonts w:ascii="Century Gothic" w:hAnsi="Century Gothic"/>
-                <w:b w:val="0"/>
-                <w:color w:val="45442D"/>
+                <w:rFonts w:ascii="Satoshi" w:hAnsi="Satoshi"/>
+                <w:b w:val="0"/>
+                <w:color w:val="101010"/>
                 <w:sz w:val="19"/>
               </w:rPr>
               <w:t>06</w:t>
@@ -5624,9 +5639,9 @@
             <w:r/>
             <w:r>
               <w:rPr>
-                <w:rFonts w:ascii="Century Gothic" w:hAnsi="Century Gothic"/>
-                <w:b w:val="0"/>
-                <w:color w:val="8E8170"/>
+                <w:rFonts w:ascii="Satoshi" w:hAnsi="Satoshi"/>
+                <w:b w:val="0"/>
+                <w:color w:val="6E6E6A"/>
                 <w:sz w:val="17"/>
               </w:rPr>
               <w:t>Zwischenüberschrift</w:t>
@@ -5641,9 +5656,9 @@
             <w:r/>
             <w:r>
               <w:rPr>
-                <w:rFonts w:ascii="Century Gothic" w:hAnsi="Century Gothic"/>
-                <w:b w:val="0"/>
-                <w:color w:val="45442D"/>
+                <w:rFonts w:ascii="Satoshi" w:hAnsi="Satoshi"/>
+                <w:b w:val="0"/>
+                <w:color w:val="101010"/>
                 <w:sz w:val="19"/>
               </w:rPr>
               <w:t>Haus</w:t>
@@ -5660,9 +5675,9 @@
             <w:r/>
             <w:r>
               <w:rPr>
-                <w:rFonts w:ascii="Century Gothic" w:hAnsi="Century Gothic"/>
-                <w:b w:val="0"/>
-                <w:color w:val="8E8170"/>
+                <w:rFonts w:ascii="Satoshi" w:hAnsi="Satoshi"/>
+                <w:b w:val="0"/>
+                <w:color w:val="6E6E6A"/>
                 <w:sz w:val="17"/>
               </w:rPr>
               <w:t>Text</w:t>
@@ -5677,9 +5692,9 @@
             <w:r/>
             <w:r>
               <w:rPr>
-                <w:rFonts w:ascii="Century Gothic" w:hAnsi="Century Gothic"/>
-                <w:b w:val="0"/>
-                <w:color w:val="45442D"/>
+                <w:rFonts w:ascii="Satoshi" w:hAnsi="Satoshi"/>
+                <w:b w:val="0"/>
+                <w:color w:val="101010"/>
                 <w:sz w:val="19"/>
               </w:rPr>
               <w:t>Neuer Aufzug vom Kellergeschoss bis ins Dachgeschoss, Penthouse-Steuerung für die Dachwohnungen. Einzelraumregelung im Bestand, KNX Gebäudeautomation im Dach. Stiegenhaus und Allgemeinbereiche mit hochwertigen Oberflächen.</w:t>
@@ -5696,9 +5711,9 @@
             <w:r/>
             <w:r>
               <w:rPr>
-                <w:rFonts w:ascii="Century Gothic" w:hAnsi="Century Gothic"/>
-                <w:b w:val="0"/>
-                <w:color w:val="8E8170"/>
+                <w:rFonts w:ascii="Satoshi" w:hAnsi="Satoshi"/>
+                <w:b w:val="0"/>
+                <w:color w:val="6E6E6A"/>
                 <w:sz w:val="17"/>
               </w:rPr>
               <w:t>Link</w:t>
@@ -5713,9 +5728,9 @@
             <w:r/>
             <w:r>
               <w:rPr>
-                <w:rFonts w:ascii="Century Gothic" w:hAnsi="Century Gothic"/>
-                <w:b w:val="0"/>
-                <w:color w:val="45442D"/>
+                <w:rFonts w:ascii="Satoshi" w:hAnsi="Satoshi"/>
+                <w:b w:val="0"/>
+                <w:color w:val="101010"/>
                 <w:sz w:val="19"/>
               </w:rPr>
               <w:t>Alle Wohnungen</w:t>
@@ -5732,9 +5747,9 @@
             <w:r/>
             <w:r>
               <w:rPr>
-                <w:rFonts w:ascii="Century Gothic" w:hAnsi="Century Gothic"/>
-                <w:b w:val="0"/>
-                <w:color w:val="8E8170"/>
+                <w:rFonts w:ascii="Satoshi" w:hAnsi="Satoshi"/>
+                <w:b w:val="0"/>
+                <w:color w:val="6E6E6A"/>
                 <w:sz w:val="17"/>
               </w:rPr>
               <w:t>Text in Grafik</w:t>
@@ -5749,9 +5764,9 @@
             <w:r/>
             <w:r>
               <w:rPr>
-                <w:rFonts w:ascii="Century Gothic" w:hAnsi="Century Gothic"/>
-                <w:b w:val="0"/>
-                <w:color w:val="45442D"/>
+                <w:rFonts w:ascii="Satoshi" w:hAnsi="Satoshi"/>
+                <w:b w:val="0"/>
+                <w:color w:val="101010"/>
                 <w:sz w:val="19"/>
               </w:rPr>
               <w:t>Zimmermannplatz</w:t>
@@ -5768,9 +5783,9 @@
             <w:r/>
             <w:r>
               <w:rPr>
-                <w:rFonts w:ascii="Century Gothic" w:hAnsi="Century Gothic"/>
-                <w:b w:val="0"/>
-                <w:color w:val="8E8170"/>
+                <w:rFonts w:ascii="Satoshi" w:hAnsi="Satoshi"/>
+                <w:b w:val="0"/>
+                <w:color w:val="6E6E6A"/>
                 <w:sz w:val="17"/>
               </w:rPr>
               <w:t>Text in Grafik</w:t>
@@ -5785,9 +5800,9 @@
             <w:r/>
             <w:r>
               <w:rPr>
-                <w:rFonts w:ascii="Century Gothic" w:hAnsi="Century Gothic"/>
-                <w:b w:val="0"/>
-                <w:color w:val="45442D"/>
+                <w:rFonts w:ascii="Satoshi" w:hAnsi="Satoshi"/>
+                <w:b w:val="0"/>
+                <w:color w:val="101010"/>
                 <w:sz w:val="19"/>
               </w:rPr>
               <w:t>Garten im Hof</w:t>
@@ -5804,9 +5819,9 @@
             <w:r/>
             <w:r>
               <w:rPr>
-                <w:rFonts w:ascii="Century Gothic" w:hAnsi="Century Gothic"/>
-                <w:b w:val="0"/>
-                <w:color w:val="8E8170"/>
+                <w:rFonts w:ascii="Satoshi" w:hAnsi="Satoshi"/>
+                <w:b w:val="0"/>
+                <w:color w:val="6E6E6A"/>
                 <w:sz w:val="17"/>
               </w:rPr>
               <w:t>Text in Grafik</w:t>
@@ -5821,9 +5836,9 @@
             <w:r/>
             <w:r>
               <w:rPr>
-                <w:rFonts w:ascii="Century Gothic" w:hAnsi="Century Gothic"/>
-                <w:b w:val="0"/>
-                <w:color w:val="45442D"/>
+                <w:rFonts w:ascii="Satoshi" w:hAnsi="Satoshi"/>
+                <w:b w:val="0"/>
+                <w:color w:val="101010"/>
                 <w:sz w:val="19"/>
               </w:rPr>
               <w:t>Wohnung, Durchstecker</w:t>
@@ -5840,9 +5855,9 @@
             <w:r/>
             <w:r>
               <w:rPr>
-                <w:rFonts w:ascii="Century Gothic" w:hAnsi="Century Gothic"/>
-                <w:b w:val="0"/>
-                <w:color w:val="8E8170"/>
+                <w:rFonts w:ascii="Satoshi" w:hAnsi="Satoshi"/>
+                <w:b w:val="0"/>
+                <w:color w:val="6E6E6A"/>
                 <w:sz w:val="17"/>
               </w:rPr>
               <w:t>Text in Grafik</w:t>
@@ -5857,9 +5872,9 @@
             <w:r/>
             <w:r>
               <w:rPr>
-                <w:rFonts w:ascii="Century Gothic" w:hAnsi="Century Gothic"/>
-                <w:b w:val="0"/>
-                <w:color w:val="45442D"/>
+                <w:rFonts w:ascii="Satoshi" w:hAnsi="Satoshi"/>
+                <w:b w:val="0"/>
+                <w:color w:val="101010"/>
                 <w:sz w:val="19"/>
               </w:rPr>
               <w:t>Morgen</w:t>
@@ -5876,9 +5891,9 @@
             <w:r/>
             <w:r>
               <w:rPr>
-                <w:rFonts w:ascii="Century Gothic" w:hAnsi="Century Gothic"/>
-                <w:b w:val="0"/>
-                <w:color w:val="8E8170"/>
+                <w:rFonts w:ascii="Satoshi" w:hAnsi="Satoshi"/>
+                <w:b w:val="0"/>
+                <w:color w:val="6E6E6A"/>
                 <w:sz w:val="17"/>
               </w:rPr>
               <w:t>Text in Grafik</w:t>
@@ -5893,9 +5908,9 @@
             <w:r/>
             <w:r>
               <w:rPr>
-                <w:rFonts w:ascii="Century Gothic" w:hAnsi="Century Gothic"/>
-                <w:b w:val="0"/>
-                <w:color w:val="45442D"/>
+                <w:rFonts w:ascii="Satoshi" w:hAnsi="Satoshi"/>
+                <w:b w:val="0"/>
+                <w:color w:val="101010"/>
                 <w:sz w:val="19"/>
               </w:rPr>
               <w:t>Abend</w:t>
@@ -5912,9 +5927,9 @@
             <w:r/>
             <w:r>
               <w:rPr>
-                <w:rFonts w:ascii="Century Gothic" w:hAnsi="Century Gothic"/>
-                <w:b w:val="0"/>
-                <w:color w:val="8E8170"/>
+                <w:rFonts w:ascii="Satoshi" w:hAnsi="Satoshi"/>
+                <w:b w:val="0"/>
+                <w:color w:val="6E6E6A"/>
                 <w:sz w:val="17"/>
               </w:rPr>
               <w:t>Text in Grafik</w:t>
@@ -5929,9 +5944,9 @@
             <w:r/>
             <w:r>
               <w:rPr>
-                <w:rFonts w:ascii="Century Gothic" w:hAnsi="Century Gothic"/>
-                <w:b w:val="0"/>
-                <w:color w:val="45442D"/>
+                <w:rFonts w:ascii="Satoshi" w:hAnsi="Satoshi"/>
+                <w:b w:val="0"/>
+                <w:color w:val="101010"/>
                 <w:sz w:val="19"/>
               </w:rPr>
               <w:t>Licht von zwei Seiten</w:t>
@@ -5948,9 +5963,9 @@
             <w:r/>
             <w:r>
               <w:rPr>
-                <w:rFonts w:ascii="Century Gothic" w:hAnsi="Century Gothic"/>
-                <w:b w:val="0"/>
-                <w:color w:val="8E8170"/>
+                <w:rFonts w:ascii="Satoshi" w:hAnsi="Satoshi"/>
+                <w:b w:val="0"/>
+                <w:color w:val="6E6E6A"/>
                 <w:sz w:val="17"/>
               </w:rPr>
               <w:t>Zwischenüberschrift</w:t>
@@ -5965,9 +5980,9 @@
             <w:r/>
             <w:r>
               <w:rPr>
-                <w:rFonts w:ascii="Century Gothic" w:hAnsi="Century Gothic"/>
-                <w:b w:val="0"/>
-                <w:color w:val="45442D"/>
+                <w:rFonts w:ascii="Satoshi" w:hAnsi="Satoshi"/>
+                <w:b w:val="0"/>
+                <w:color w:val="101010"/>
                 <w:sz w:val="19"/>
               </w:rPr>
               <w:t>Durchstecker.</w:t>
@@ -5984,9 +5999,9 @@
             <w:r/>
             <w:r>
               <w:rPr>
-                <w:rFonts w:ascii="Century Gothic" w:hAnsi="Century Gothic"/>
-                <w:b w:val="0"/>
-                <w:color w:val="8E8170"/>
+                <w:rFonts w:ascii="Satoshi" w:hAnsi="Satoshi"/>
+                <w:b w:val="0"/>
+                <w:color w:val="6E6E6A"/>
                 <w:sz w:val="17"/>
               </w:rPr>
               <w:t>Text</w:t>
@@ -6001,9 +6016,9 @@
             <w:r/>
             <w:r>
               <w:rPr>
-                <w:rFonts w:ascii="Century Gothic" w:hAnsi="Century Gothic"/>
-                <w:b w:val="0"/>
-                <w:color w:val="45442D"/>
+                <w:rFonts w:ascii="Satoshi" w:hAnsi="Satoshi"/>
+                <w:b w:val="0"/>
+                <w:color w:val="101010"/>
                 <w:sz w:val="19"/>
               </w:rPr>
               <w:t>Wohnungen, die den Block durchqueren: vorne der Zimmermannplatz mit seinen Bäumen, hinten der Garten im Innenhof. Licht von zwei Seiten, Ruhe auf der einen, Stadt auf der anderen.</w:t>
@@ -6030,12 +6045,12 @@
         <w:tblLayout w:type="fixed"/>
         <w:tblW w:w="9411" w:type="dxa"/>
         <w:tblBorders>
-          <w:top w:val="single" w:sz="4" w:color="D8D2C8"/>
-          <w:left w:val="single" w:sz="4" w:color="D8D2C8"/>
-          <w:bottom w:val="single" w:sz="4" w:color="D8D2C8"/>
-          <w:right w:val="single" w:sz="4" w:color="D8D2C8"/>
-          <w:insideH w:val="single" w:sz="4" w:color="D8D2C8"/>
-          <w:insideV w:val="single" w:sz="4" w:color="D8D2C8"/>
+          <w:top w:val="single" w:sz="4" w:color="B7B7B3"/>
+          <w:left w:val="single" w:sz="4" w:color="B7B7B3"/>
+          <w:bottom w:val="single" w:sz="4" w:color="B7B7B3"/>
+          <w:right w:val="single" w:sz="4" w:color="B7B7B3"/>
+          <w:insideH w:val="single" w:sz="4" w:color="B7B7B3"/>
+          <w:insideV w:val="single" w:sz="4" w:color="B7B7B3"/>
         </w:tblBorders>
       </w:tblPr>
       <w:tblGrid>
@@ -6046,15 +6061,15 @@
         <w:tc>
           <w:tcPr>
             <w:tcW w:type="dxa" w:w="2381"/>
-            <w:shd w:val="clear" w:color="auto" w:fill="C7BEB1"/>
-          </w:tcPr>
-          <w:p>
-            <w:r/>
-            <w:r>
-              <w:rPr>
-                <w:rFonts w:ascii="Century Gothic" w:hAnsi="Century Gothic"/>
+            <w:shd w:val="clear" w:color="auto" w:fill="F4F3EB"/>
+          </w:tcPr>
+          <w:p>
+            <w:r/>
+            <w:r>
+              <w:rPr>
+                <w:rFonts w:ascii="Satoshi" w:hAnsi="Satoshi"/>
                 <w:b/>
-                <w:color w:val="45442D"/>
+                <w:color w:val="101010"/>
                 <w:sz w:val="17"/>
               </w:rPr>
               <w:t>Element</w:t>
@@ -6064,15 +6079,15 @@
         <w:tc>
           <w:tcPr>
             <w:tcW w:type="dxa" w:w="7030"/>
-            <w:shd w:val="clear" w:color="auto" w:fill="C7BEB1"/>
-          </w:tcPr>
-          <w:p>
-            <w:r/>
-            <w:r>
-              <w:rPr>
-                <w:rFonts w:ascii="Century Gothic" w:hAnsi="Century Gothic"/>
+            <w:shd w:val="clear" w:color="auto" w:fill="F4F3EB"/>
+          </w:tcPr>
+          <w:p>
+            <w:r/>
+            <w:r>
+              <w:rPr>
+                <w:rFonts w:ascii="Satoshi" w:hAnsi="Satoshi"/>
                 <w:b/>
-                <w:color w:val="45442D"/>
+                <w:color w:val="101010"/>
                 <w:sz w:val="17"/>
               </w:rPr>
               <w:t>Text</w:t>
@@ -6089,9 +6104,9 @@
             <w:r/>
             <w:r>
               <w:rPr>
-                <w:rFonts w:ascii="Century Gothic" w:hAnsi="Century Gothic"/>
-                <w:b w:val="0"/>
-                <w:color w:val="8E8170"/>
+                <w:rFonts w:ascii="Satoshi" w:hAnsi="Satoshi"/>
+                <w:b w:val="0"/>
+                <w:color w:val="6E6E6A"/>
                 <w:sz w:val="17"/>
               </w:rPr>
               <w:t>Kapitelnummer</w:t>
@@ -6106,9 +6121,9 @@
             <w:r/>
             <w:r>
               <w:rPr>
-                <w:rFonts w:ascii="Century Gothic" w:hAnsi="Century Gothic"/>
-                <w:b w:val="0"/>
-                <w:color w:val="45442D"/>
+                <w:rFonts w:ascii="Satoshi" w:hAnsi="Satoshi"/>
+                <w:b w:val="0"/>
+                <w:color w:val="101010"/>
                 <w:sz w:val="19"/>
               </w:rPr>
               <w:t>05</w:t>
@@ -6125,9 +6140,9 @@
             <w:r/>
             <w:r>
               <w:rPr>
-                <w:rFonts w:ascii="Century Gothic" w:hAnsi="Century Gothic"/>
-                <w:b w:val="0"/>
-                <w:color w:val="8E8170"/>
+                <w:rFonts w:ascii="Satoshi" w:hAnsi="Satoshi"/>
+                <w:b w:val="0"/>
+                <w:color w:val="6E6E6A"/>
                 <w:sz w:val="17"/>
               </w:rPr>
               <w:t>Headline (H2)</w:t>
@@ -6142,9 +6157,9 @@
             <w:r/>
             <w:r>
               <w:rPr>
-                <w:rFonts w:ascii="Century Gothic" w:hAnsi="Century Gothic"/>
-                <w:b w:val="0"/>
-                <w:color w:val="45442D"/>
+                <w:rFonts w:ascii="Satoshi" w:hAnsi="Satoshi"/>
+                <w:b w:val="0"/>
+                <w:color w:val="101010"/>
                 <w:sz w:val="19"/>
               </w:rPr>
               <w:t>Finden Sie Ihre Wohnung.</w:t>
@@ -6161,9 +6176,9 @@
             <w:r/>
             <w:r>
               <w:rPr>
-                <w:rFonts w:ascii="Century Gothic" w:hAnsi="Century Gothic"/>
-                <w:b w:val="0"/>
-                <w:color w:val="8E8170"/>
+                <w:rFonts w:ascii="Satoshi" w:hAnsi="Satoshi"/>
+                <w:b w:val="0"/>
+                <w:color w:val="6E6E6A"/>
                 <w:sz w:val="17"/>
               </w:rPr>
               <w:t>Text</w:t>
@@ -6178,9 +6193,9 @@
             <w:r/>
             <w:r>
               <w:rPr>
-                <w:rFonts w:ascii="Century Gothic" w:hAnsi="Century Gothic"/>
-                <w:b w:val="0"/>
-                <w:color w:val="45442D"/>
+                <w:rFonts w:ascii="Satoshi" w:hAnsi="Satoshi"/>
+                <w:b w:val="0"/>
+                <w:color w:val="101010"/>
                 <w:sz w:val="19"/>
               </w:rPr>
               <w:t>Hier sehen Sie alle verfügbaren Wohnungen im sanierten Bestand und im neuen Dachgeschoss. Filtern Sie nach Zimmern und Lage im Haus, sortieren Sie nach Fläche.</w:t>
@@ -6197,9 +6212,9 @@
             <w:r/>
             <w:r>
               <w:rPr>
-                <w:rFonts w:ascii="Century Gothic" w:hAnsi="Century Gothic"/>
-                <w:b w:val="0"/>
-                <w:color w:val="8E8170"/>
+                <w:rFonts w:ascii="Satoshi" w:hAnsi="Satoshi"/>
+                <w:b w:val="0"/>
+                <w:color w:val="6E6E6A"/>
                 <w:sz w:val="17"/>
               </w:rPr>
               <w:t>Text</w:t>
@@ -6214,9 +6229,9 @@
             <w:r/>
             <w:r>
               <w:rPr>
-                <w:rFonts w:ascii="Century Gothic" w:hAnsi="Century Gothic"/>
-                <w:b w:val="0"/>
-                <w:color w:val="45442D"/>
+                <w:rFonts w:ascii="Satoshi" w:hAnsi="Satoshi"/>
+                <w:b w:val="0"/>
+                <w:color w:val="101010"/>
                 <w:sz w:val="19"/>
               </w:rPr>
               <w:t>Zimmer</w:t>
@@ -6233,9 +6248,9 @@
             <w:r/>
             <w:r>
               <w:rPr>
-                <w:rFonts w:ascii="Century Gothic" w:hAnsi="Century Gothic"/>
-                <w:b w:val="0"/>
-                <w:color w:val="8E8170"/>
+                <w:rFonts w:ascii="Satoshi" w:hAnsi="Satoshi"/>
+                <w:b w:val="0"/>
+                <w:color w:val="6E6E6A"/>
                 <w:sz w:val="17"/>
               </w:rPr>
               <w:t>Button</w:t>
@@ -6250,9 +6265,9 @@
             <w:r/>
             <w:r>
               <w:rPr>
-                <w:rFonts w:ascii="Century Gothic" w:hAnsi="Century Gothic"/>
-                <w:b w:val="0"/>
-                <w:color w:val="45442D"/>
+                <w:rFonts w:ascii="Satoshi" w:hAnsi="Satoshi"/>
+                <w:b w:val="0"/>
+                <w:color w:val="101010"/>
                 <w:sz w:val="19"/>
               </w:rPr>
               <w:t>Alle</w:t>
@@ -6269,9 +6284,9 @@
             <w:r/>
             <w:r>
               <w:rPr>
-                <w:rFonts w:ascii="Century Gothic" w:hAnsi="Century Gothic"/>
-                <w:b w:val="0"/>
-                <w:color w:val="8E8170"/>
+                <w:rFonts w:ascii="Satoshi" w:hAnsi="Satoshi"/>
+                <w:b w:val="0"/>
+                <w:color w:val="6E6E6A"/>
                 <w:sz w:val="17"/>
               </w:rPr>
               <w:t>Button</w:t>
@@ -6286,9 +6301,9 @@
             <w:r/>
             <w:r>
               <w:rPr>
-                <w:rFonts w:ascii="Century Gothic" w:hAnsi="Century Gothic"/>
-                <w:b w:val="0"/>
-                <w:color w:val="45442D"/>
+                <w:rFonts w:ascii="Satoshi" w:hAnsi="Satoshi"/>
+                <w:b w:val="0"/>
+                <w:color w:val="101010"/>
                 <w:sz w:val="19"/>
               </w:rPr>
               <w:t>2</w:t>
@@ -6305,9 +6320,9 @@
             <w:r/>
             <w:r>
               <w:rPr>
-                <w:rFonts w:ascii="Century Gothic" w:hAnsi="Century Gothic"/>
-                <w:b w:val="0"/>
-                <w:color w:val="8E8170"/>
+                <w:rFonts w:ascii="Satoshi" w:hAnsi="Satoshi"/>
+                <w:b w:val="0"/>
+                <w:color w:val="6E6E6A"/>
                 <w:sz w:val="17"/>
               </w:rPr>
               <w:t>Button</w:t>
@@ -6322,9 +6337,9 @@
             <w:r/>
             <w:r>
               <w:rPr>
-                <w:rFonts w:ascii="Century Gothic" w:hAnsi="Century Gothic"/>
-                <w:b w:val="0"/>
-                <w:color w:val="45442D"/>
+                <w:rFonts w:ascii="Satoshi" w:hAnsi="Satoshi"/>
+                <w:b w:val="0"/>
+                <w:color w:val="101010"/>
                 <w:sz w:val="19"/>
               </w:rPr>
               <w:t>3</w:t>
@@ -6341,9 +6356,9 @@
             <w:r/>
             <w:r>
               <w:rPr>
-                <w:rFonts w:ascii="Century Gothic" w:hAnsi="Century Gothic"/>
-                <w:b w:val="0"/>
-                <w:color w:val="8E8170"/>
+                <w:rFonts w:ascii="Satoshi" w:hAnsi="Satoshi"/>
+                <w:b w:val="0"/>
+                <w:color w:val="6E6E6A"/>
                 <w:sz w:val="17"/>
               </w:rPr>
               <w:t>Button</w:t>
@@ -6358,9 +6373,9 @@
             <w:r/>
             <w:r>
               <w:rPr>
-                <w:rFonts w:ascii="Century Gothic" w:hAnsi="Century Gothic"/>
-                <w:b w:val="0"/>
-                <w:color w:val="45442D"/>
+                <w:rFonts w:ascii="Satoshi" w:hAnsi="Satoshi"/>
+                <w:b w:val="0"/>
+                <w:color w:val="101010"/>
                 <w:sz w:val="19"/>
               </w:rPr>
               <w:t>4</w:t>
@@ -6377,9 +6392,9 @@
             <w:r/>
             <w:r>
               <w:rPr>
-                <w:rFonts w:ascii="Century Gothic" w:hAnsi="Century Gothic"/>
-                <w:b w:val="0"/>
-                <w:color w:val="8E8170"/>
+                <w:rFonts w:ascii="Satoshi" w:hAnsi="Satoshi"/>
+                <w:b w:val="0"/>
+                <w:color w:val="6E6E6A"/>
                 <w:sz w:val="17"/>
               </w:rPr>
               <w:t>Text</w:t>
@@ -6394,9 +6409,9 @@
             <w:r/>
             <w:r>
               <w:rPr>
-                <w:rFonts w:ascii="Century Gothic" w:hAnsi="Century Gothic"/>
-                <w:b w:val="0"/>
-                <w:color w:val="45442D"/>
+                <w:rFonts w:ascii="Satoshi" w:hAnsi="Satoshi"/>
+                <w:b w:val="0"/>
+                <w:color w:val="101010"/>
                 <w:sz w:val="19"/>
               </w:rPr>
               <w:t>Lage</w:t>
@@ -6413,9 +6428,9 @@
             <w:r/>
             <w:r>
               <w:rPr>
-                <w:rFonts w:ascii="Century Gothic" w:hAnsi="Century Gothic"/>
-                <w:b w:val="0"/>
-                <w:color w:val="8E8170"/>
+                <w:rFonts w:ascii="Satoshi" w:hAnsi="Satoshi"/>
+                <w:b w:val="0"/>
+                <w:color w:val="6E6E6A"/>
                 <w:sz w:val="17"/>
               </w:rPr>
               <w:t>Button</w:t>
@@ -6430,9 +6445,9 @@
             <w:r/>
             <w:r>
               <w:rPr>
-                <w:rFonts w:ascii="Century Gothic" w:hAnsi="Century Gothic"/>
-                <w:b w:val="0"/>
-                <w:color w:val="45442D"/>
+                <w:rFonts w:ascii="Satoshi" w:hAnsi="Satoshi"/>
+                <w:b w:val="0"/>
+                <w:color w:val="101010"/>
                 <w:sz w:val="19"/>
               </w:rPr>
               <w:t>Alle</w:t>
@@ -6449,9 +6464,9 @@
             <w:r/>
             <w:r>
               <w:rPr>
-                <w:rFonts w:ascii="Century Gothic" w:hAnsi="Century Gothic"/>
-                <w:b w:val="0"/>
-                <w:color w:val="8E8170"/>
+                <w:rFonts w:ascii="Satoshi" w:hAnsi="Satoshi"/>
+                <w:b w:val="0"/>
+                <w:color w:val="6E6E6A"/>
                 <w:sz w:val="17"/>
               </w:rPr>
               <w:t>Button</w:t>
@@ -6466,9 +6481,9 @@
             <w:r/>
             <w:r>
               <w:rPr>
-                <w:rFonts w:ascii="Century Gothic" w:hAnsi="Century Gothic"/>
-                <w:b w:val="0"/>
-                <w:color w:val="45442D"/>
+                <w:rFonts w:ascii="Satoshi" w:hAnsi="Satoshi"/>
+                <w:b w:val="0"/>
+                <w:color w:val="101010"/>
                 <w:sz w:val="19"/>
               </w:rPr>
               <w:t>Bestand</w:t>
@@ -6485,9 +6500,9 @@
             <w:r/>
             <w:r>
               <w:rPr>
-                <w:rFonts w:ascii="Century Gothic" w:hAnsi="Century Gothic"/>
-                <w:b w:val="0"/>
-                <w:color w:val="8E8170"/>
+                <w:rFonts w:ascii="Satoshi" w:hAnsi="Satoshi"/>
+                <w:b w:val="0"/>
+                <w:color w:val="6E6E6A"/>
                 <w:sz w:val="17"/>
               </w:rPr>
               <w:t>Button</w:t>
@@ -6502,9 +6517,9 @@
             <w:r/>
             <w:r>
               <w:rPr>
-                <w:rFonts w:ascii="Century Gothic" w:hAnsi="Century Gothic"/>
-                <w:b w:val="0"/>
-                <w:color w:val="45442D"/>
+                <w:rFonts w:ascii="Satoshi" w:hAnsi="Satoshi"/>
+                <w:b w:val="0"/>
+                <w:color w:val="101010"/>
                 <w:sz w:val="19"/>
               </w:rPr>
               <w:t>Dachgeschoss</w:t>
@@ -6521,9 +6536,9 @@
             <w:r/>
             <w:r>
               <w:rPr>
-                <w:rFonts w:ascii="Century Gothic" w:hAnsi="Century Gothic"/>
-                <w:b w:val="0"/>
-                <w:color w:val="8E8170"/>
+                <w:rFonts w:ascii="Satoshi" w:hAnsi="Satoshi"/>
+                <w:b w:val="0"/>
+                <w:color w:val="6E6E6A"/>
                 <w:sz w:val="17"/>
               </w:rPr>
               <w:t>Text</w:t>
@@ -6538,9 +6553,9 @@
             <w:r/>
             <w:r>
               <w:rPr>
-                <w:rFonts w:ascii="Century Gothic" w:hAnsi="Century Gothic"/>
-                <w:b w:val="0"/>
-                <w:color w:val="45442D"/>
+                <w:rFonts w:ascii="Satoshi" w:hAnsi="Satoshi"/>
+                <w:b w:val="0"/>
+                <w:color w:val="101010"/>
                 <w:sz w:val="19"/>
               </w:rPr>
               <w:t>Sortierung</w:t>
@@ -6557,9 +6572,9 @@
             <w:r/>
             <w:r>
               <w:rPr>
-                <w:rFonts w:ascii="Century Gothic" w:hAnsi="Century Gothic"/>
-                <w:b w:val="0"/>
-                <w:color w:val="8E8170"/>
+                <w:rFonts w:ascii="Satoshi" w:hAnsi="Satoshi"/>
+                <w:b w:val="0"/>
+                <w:color w:val="6E6E6A"/>
                 <w:sz w:val="17"/>
               </w:rPr>
               <w:t>Auswahl</w:t>
@@ -6574,9 +6589,9 @@
             <w:r/>
             <w:r>
               <w:rPr>
-                <w:rFonts w:ascii="Century Gothic" w:hAnsi="Century Gothic"/>
-                <w:b w:val="0"/>
-                <w:color w:val="45442D"/>
+                <w:rFonts w:ascii="Satoshi" w:hAnsi="Satoshi"/>
+                <w:b w:val="0"/>
+                <w:color w:val="101010"/>
                 <w:sz w:val="19"/>
               </w:rPr>
               <w:t>Nach Top</w:t>
@@ -6593,9 +6608,9 @@
             <w:r/>
             <w:r>
               <w:rPr>
-                <w:rFonts w:ascii="Century Gothic" w:hAnsi="Century Gothic"/>
-                <w:b w:val="0"/>
-                <w:color w:val="8E8170"/>
+                <w:rFonts w:ascii="Satoshi" w:hAnsi="Satoshi"/>
+                <w:b w:val="0"/>
+                <w:color w:val="6E6E6A"/>
                 <w:sz w:val="17"/>
               </w:rPr>
               <w:t>Auswahl</w:t>
@@ -6610,9 +6625,9 @@
             <w:r/>
             <w:r>
               <w:rPr>
-                <w:rFonts w:ascii="Century Gothic" w:hAnsi="Century Gothic"/>
-                <w:b w:val="0"/>
-                <w:color w:val="45442D"/>
+                <w:rFonts w:ascii="Satoshi" w:hAnsi="Satoshi"/>
+                <w:b w:val="0"/>
+                <w:color w:val="101010"/>
                 <w:sz w:val="19"/>
               </w:rPr>
               <w:t>Fläche aufsteigend</w:t>
@@ -6629,9 +6644,9 @@
             <w:r/>
             <w:r>
               <w:rPr>
-                <w:rFonts w:ascii="Century Gothic" w:hAnsi="Century Gothic"/>
-                <w:b w:val="0"/>
-                <w:color w:val="8E8170"/>
+                <w:rFonts w:ascii="Satoshi" w:hAnsi="Satoshi"/>
+                <w:b w:val="0"/>
+                <w:color w:val="6E6E6A"/>
                 <w:sz w:val="17"/>
               </w:rPr>
               <w:t>Auswahl</w:t>
@@ -6646,9 +6661,9 @@
             <w:r/>
             <w:r>
               <w:rPr>
-                <w:rFonts w:ascii="Century Gothic" w:hAnsi="Century Gothic"/>
-                <w:b w:val="0"/>
-                <w:color w:val="45442D"/>
+                <w:rFonts w:ascii="Satoshi" w:hAnsi="Satoshi"/>
+                <w:b w:val="0"/>
+                <w:color w:val="101010"/>
                 <w:sz w:val="19"/>
               </w:rPr>
               <w:t>Fläche absteigend</w:t>
@@ -6665,9 +6680,9 @@
             <w:r/>
             <w:r>
               <w:rPr>
-                <w:rFonts w:ascii="Century Gothic" w:hAnsi="Century Gothic"/>
-                <w:b w:val="0"/>
-                <w:color w:val="8E8170"/>
+                <w:rFonts w:ascii="Satoshi" w:hAnsi="Satoshi"/>
+                <w:b w:val="0"/>
+                <w:color w:val="6E6E6A"/>
                 <w:sz w:val="17"/>
               </w:rPr>
               <w:t>Auswahl</w:t>
@@ -6682,9 +6697,9 @@
             <w:r/>
             <w:r>
               <w:rPr>
-                <w:rFonts w:ascii="Century Gothic" w:hAnsi="Century Gothic"/>
-                <w:b w:val="0"/>
-                <w:color w:val="45442D"/>
+                <w:rFonts w:ascii="Satoshi" w:hAnsi="Satoshi"/>
+                <w:b w:val="0"/>
+                <w:color w:val="101010"/>
                 <w:sz w:val="19"/>
               </w:rPr>
               <w:t>Freifläche absteigend</w:t>
@@ -6701,9 +6716,9 @@
             <w:r/>
             <w:r>
               <w:rPr>
-                <w:rFonts w:ascii="Century Gothic" w:hAnsi="Century Gothic"/>
-                <w:b w:val="0"/>
-                <w:color w:val="8E8170"/>
+                <w:rFonts w:ascii="Satoshi" w:hAnsi="Satoshi"/>
+                <w:b w:val="0"/>
+                <w:color w:val="6E6E6A"/>
                 <w:sz w:val="17"/>
               </w:rPr>
               <w:t>Text</w:t>
@@ -6718,9 +6733,9 @@
             <w:r/>
             <w:r>
               <w:rPr>
-                <w:rFonts w:ascii="Century Gothic" w:hAnsi="Century Gothic"/>
-                <w:b w:val="0"/>
-                <w:color w:val="45442D"/>
+                <w:rFonts w:ascii="Satoshi" w:hAnsi="Satoshi"/>
+                <w:b w:val="0"/>
+                <w:color w:val="101010"/>
                 <w:sz w:val="19"/>
               </w:rPr>
               <w:t>16 von 16 verfügbaren Wohnungen</w:t>
@@ -6737,9 +6752,9 @@
             <w:r/>
             <w:r>
               <w:rPr>
-                <w:rFonts w:ascii="Century Gothic" w:hAnsi="Century Gothic"/>
-                <w:b w:val="0"/>
-                <w:color w:val="8E8170"/>
+                <w:rFonts w:ascii="Satoshi" w:hAnsi="Satoshi"/>
+                <w:b w:val="0"/>
+                <w:color w:val="6E6E6A"/>
                 <w:sz w:val="17"/>
               </w:rPr>
               <w:t>Tabellenkopf</w:t>
@@ -6754,9 +6769,9 @@
             <w:r/>
             <w:r>
               <w:rPr>
-                <w:rFonts w:ascii="Century Gothic" w:hAnsi="Century Gothic"/>
-                <w:b w:val="0"/>
-                <w:color w:val="45442D"/>
+                <w:rFonts w:ascii="Satoshi" w:hAnsi="Satoshi"/>
+                <w:b w:val="0"/>
+                <w:color w:val="101010"/>
                 <w:sz w:val="19"/>
               </w:rPr>
               <w:t>Top</w:t>
@@ -6773,9 +6788,9 @@
             <w:r/>
             <w:r>
               <w:rPr>
-                <w:rFonts w:ascii="Century Gothic" w:hAnsi="Century Gothic"/>
-                <w:b w:val="0"/>
-                <w:color w:val="8E8170"/>
+                <w:rFonts w:ascii="Satoshi" w:hAnsi="Satoshi"/>
+                <w:b w:val="0"/>
+                <w:color w:val="6E6E6A"/>
                 <w:sz w:val="17"/>
               </w:rPr>
               <w:t>Tabellenkopf</w:t>
@@ -6790,9 +6805,9 @@
             <w:r/>
             <w:r>
               <w:rPr>
-                <w:rFonts w:ascii="Century Gothic" w:hAnsi="Century Gothic"/>
-                <w:b w:val="0"/>
-                <w:color w:val="45442D"/>
+                <w:rFonts w:ascii="Satoshi" w:hAnsi="Satoshi"/>
+                <w:b w:val="0"/>
+                <w:color w:val="101010"/>
                 <w:sz w:val="19"/>
               </w:rPr>
               <w:t>Geschoss</w:t>
@@ -6809,9 +6824,9 @@
             <w:r/>
             <w:r>
               <w:rPr>
-                <w:rFonts w:ascii="Century Gothic" w:hAnsi="Century Gothic"/>
-                <w:b w:val="0"/>
-                <w:color w:val="8E8170"/>
+                <w:rFonts w:ascii="Satoshi" w:hAnsi="Satoshi"/>
+                <w:b w:val="0"/>
+                <w:color w:val="6E6E6A"/>
                 <w:sz w:val="17"/>
               </w:rPr>
               <w:t>Tabellenkopf</w:t>
@@ -6826,9 +6841,9 @@
             <w:r/>
             <w:r>
               <w:rPr>
-                <w:rFonts w:ascii="Century Gothic" w:hAnsi="Century Gothic"/>
-                <w:b w:val="0"/>
-                <w:color w:val="45442D"/>
+                <w:rFonts w:ascii="Satoshi" w:hAnsi="Satoshi"/>
+                <w:b w:val="0"/>
+                <w:color w:val="101010"/>
                 <w:sz w:val="19"/>
               </w:rPr>
               <w:t>Zimmer</w:t>
@@ -6845,9 +6860,9 @@
             <w:r/>
             <w:r>
               <w:rPr>
-                <w:rFonts w:ascii="Century Gothic" w:hAnsi="Century Gothic"/>
-                <w:b w:val="0"/>
-                <w:color w:val="8E8170"/>
+                <w:rFonts w:ascii="Satoshi" w:hAnsi="Satoshi"/>
+                <w:b w:val="0"/>
+                <w:color w:val="6E6E6A"/>
                 <w:sz w:val="17"/>
               </w:rPr>
               <w:t>Tabellenkopf</w:t>
@@ -6862,9 +6877,9 @@
             <w:r/>
             <w:r>
               <w:rPr>
-                <w:rFonts w:ascii="Century Gothic" w:hAnsi="Century Gothic"/>
-                <w:b w:val="0"/>
-                <w:color w:val="45442D"/>
+                <w:rFonts w:ascii="Satoshi" w:hAnsi="Satoshi"/>
+                <w:b w:val="0"/>
+                <w:color w:val="101010"/>
                 <w:sz w:val="19"/>
               </w:rPr>
               <w:t>Wohnfläche</w:t>
@@ -6881,9 +6896,9 @@
             <w:r/>
             <w:r>
               <w:rPr>
-                <w:rFonts w:ascii="Century Gothic" w:hAnsi="Century Gothic"/>
-                <w:b w:val="0"/>
-                <w:color w:val="8E8170"/>
+                <w:rFonts w:ascii="Satoshi" w:hAnsi="Satoshi"/>
+                <w:b w:val="0"/>
+                <w:color w:val="6E6E6A"/>
                 <w:sz w:val="17"/>
               </w:rPr>
               <w:t>Tabellenkopf</w:t>
@@ -6898,9 +6913,9 @@
             <w:r/>
             <w:r>
               <w:rPr>
-                <w:rFonts w:ascii="Century Gothic" w:hAnsi="Century Gothic"/>
-                <w:b w:val="0"/>
-                <w:color w:val="45442D"/>
+                <w:rFonts w:ascii="Satoshi" w:hAnsi="Satoshi"/>
+                <w:b w:val="0"/>
+                <w:color w:val="101010"/>
                 <w:sz w:val="19"/>
               </w:rPr>
               <w:t>Freifläche</w:t>
@@ -6917,9 +6932,9 @@
             <w:r/>
             <w:r>
               <w:rPr>
-                <w:rFonts w:ascii="Century Gothic" w:hAnsi="Century Gothic"/>
-                <w:b w:val="0"/>
-                <w:color w:val="8E8170"/>
+                <w:rFonts w:ascii="Satoshi" w:hAnsi="Satoshi"/>
+                <w:b w:val="0"/>
+                <w:color w:val="6E6E6A"/>
                 <w:sz w:val="17"/>
               </w:rPr>
               <w:t>Tabellenkopf</w:t>
@@ -6934,9 +6949,9 @@
             <w:r/>
             <w:r>
               <w:rPr>
-                <w:rFonts w:ascii="Century Gothic" w:hAnsi="Century Gothic"/>
-                <w:b w:val="0"/>
-                <w:color w:val="45442D"/>
+                <w:rFonts w:ascii="Satoshi" w:hAnsi="Satoshi"/>
+                <w:b w:val="0"/>
+                <w:color w:val="101010"/>
                 <w:sz w:val="19"/>
               </w:rPr>
               <w:t>Status</w:t>
@@ -6953,9 +6968,9 @@
             <w:r/>
             <w:r>
               <w:rPr>
-                <w:rFonts w:ascii="Century Gothic" w:hAnsi="Century Gothic"/>
-                <w:b w:val="0"/>
-                <w:color w:val="8E8170"/>
+                <w:rFonts w:ascii="Satoshi" w:hAnsi="Satoshi"/>
+                <w:b w:val="0"/>
+                <w:color w:val="6E6E6A"/>
                 <w:sz w:val="17"/>
               </w:rPr>
               <w:t>Text</w:t>
@@ -6970,9 +6985,9 @@
             <w:r/>
             <w:r>
               <w:rPr>
-                <w:rFonts w:ascii="Century Gothic" w:hAnsi="Century Gothic"/>
-                <w:b w:val="0"/>
-                <w:color w:val="45442D"/>
+                <w:rFonts w:ascii="Satoshi" w:hAnsi="Satoshi"/>
+                <w:b w:val="0"/>
+                <w:color w:val="101010"/>
                 <w:sz w:val="19"/>
               </w:rPr>
               <w:t>Netto-Nutzflächen laut Topographie, Stand 01.09.2026, vorbehaltlich Ausführung</w:t>
@@ -6999,12 +7014,12 @@
         <w:tblLayout w:type="fixed"/>
         <w:tblW w:w="9411" w:type="dxa"/>
         <w:tblBorders>
-          <w:top w:val="single" w:sz="4" w:color="D8D2C8"/>
-          <w:left w:val="single" w:sz="4" w:color="D8D2C8"/>
-          <w:bottom w:val="single" w:sz="4" w:color="D8D2C8"/>
-          <w:right w:val="single" w:sz="4" w:color="D8D2C8"/>
-          <w:insideH w:val="single" w:sz="4" w:color="D8D2C8"/>
-          <w:insideV w:val="single" w:sz="4" w:color="D8D2C8"/>
+          <w:top w:val="single" w:sz="4" w:color="B7B7B3"/>
+          <w:left w:val="single" w:sz="4" w:color="B7B7B3"/>
+          <w:bottom w:val="single" w:sz="4" w:color="B7B7B3"/>
+          <w:right w:val="single" w:sz="4" w:color="B7B7B3"/>
+          <w:insideH w:val="single" w:sz="4" w:color="B7B7B3"/>
+          <w:insideV w:val="single" w:sz="4" w:color="B7B7B3"/>
         </w:tblBorders>
       </w:tblPr>
       <w:tblGrid>
@@ -7015,15 +7030,15 @@
         <w:tc>
           <w:tcPr>
             <w:tcW w:type="dxa" w:w="2381"/>
-            <w:shd w:val="clear" w:color="auto" w:fill="C7BEB1"/>
-          </w:tcPr>
-          <w:p>
-            <w:r/>
-            <w:r>
-              <w:rPr>
-                <w:rFonts w:ascii="Century Gothic" w:hAnsi="Century Gothic"/>
+            <w:shd w:val="clear" w:color="auto" w:fill="F4F3EB"/>
+          </w:tcPr>
+          <w:p>
+            <w:r/>
+            <w:r>
+              <w:rPr>
+                <w:rFonts w:ascii="Satoshi" w:hAnsi="Satoshi"/>
                 <w:b/>
-                <w:color w:val="45442D"/>
+                <w:color w:val="101010"/>
                 <w:sz w:val="17"/>
               </w:rPr>
               <w:t>Element</w:t>
@@ -7033,15 +7048,15 @@
         <w:tc>
           <w:tcPr>
             <w:tcW w:type="dxa" w:w="7030"/>
-            <w:shd w:val="clear" w:color="auto" w:fill="C7BEB1"/>
-          </w:tcPr>
-          <w:p>
-            <w:r/>
-            <w:r>
-              <w:rPr>
-                <w:rFonts w:ascii="Century Gothic" w:hAnsi="Century Gothic"/>
+            <w:shd w:val="clear" w:color="auto" w:fill="F4F3EB"/>
+          </w:tcPr>
+          <w:p>
+            <w:r/>
+            <w:r>
+              <w:rPr>
+                <w:rFonts w:ascii="Satoshi" w:hAnsi="Satoshi"/>
                 <w:b/>
-                <w:color w:val="45442D"/>
+                <w:color w:val="101010"/>
                 <w:sz w:val="17"/>
               </w:rPr>
               <w:t>Text</w:t>
@@ -7058,9 +7073,9 @@
             <w:r/>
             <w:r>
               <w:rPr>
-                <w:rFonts w:ascii="Century Gothic" w:hAnsi="Century Gothic"/>
-                <w:b w:val="0"/>
-                <w:color w:val="8E8170"/>
+                <w:rFonts w:ascii="Satoshi" w:hAnsi="Satoshi"/>
+                <w:b w:val="0"/>
+                <w:color w:val="6E6E6A"/>
                 <w:sz w:val="17"/>
               </w:rPr>
               <w:t>Kapitelnummer</w:t>
@@ -7075,9 +7090,9 @@
             <w:r/>
             <w:r>
               <w:rPr>
-                <w:rFonts w:ascii="Century Gothic" w:hAnsi="Century Gothic"/>
-                <w:b w:val="0"/>
-                <w:color w:val="45442D"/>
+                <w:rFonts w:ascii="Satoshi" w:hAnsi="Satoshi"/>
+                <w:b w:val="0"/>
+                <w:color w:val="101010"/>
                 <w:sz w:val="19"/>
               </w:rPr>
               <w:t>06</w:t>
@@ -7094,9 +7109,9 @@
             <w:r/>
             <w:r>
               <w:rPr>
-                <w:rFonts w:ascii="Century Gothic" w:hAnsi="Century Gothic"/>
-                <w:b w:val="0"/>
-                <w:color w:val="8E8170"/>
+                <w:rFonts w:ascii="Satoshi" w:hAnsi="Satoshi"/>
+                <w:b w:val="0"/>
+                <w:color w:val="6E6E6A"/>
                 <w:sz w:val="17"/>
               </w:rPr>
               <w:t>Headline (H2)</w:t>
@@ -7111,9 +7126,9 @@
             <w:r/>
             <w:r>
               <w:rPr>
-                <w:rFonts w:ascii="Century Gothic" w:hAnsi="Century Gothic"/>
-                <w:b w:val="0"/>
-                <w:color w:val="45442D"/>
+                <w:rFonts w:ascii="Satoshi" w:hAnsi="Satoshi"/>
+                <w:b w:val="0"/>
+                <w:color w:val="101010"/>
                 <w:sz w:val="19"/>
               </w:rPr>
               <w:t>Sprechen wir über Ihre Wohnung.</w:t>
@@ -7130,9 +7145,9 @@
             <w:r/>
             <w:r>
               <w:rPr>
-                <w:rFonts w:ascii="Century Gothic" w:hAnsi="Century Gothic"/>
-                <w:b w:val="0"/>
-                <w:color w:val="8E8170"/>
+                <w:rFonts w:ascii="Satoshi" w:hAnsi="Satoshi"/>
+                <w:b w:val="0"/>
+                <w:color w:val="6E6E6A"/>
                 <w:sz w:val="17"/>
               </w:rPr>
               <w:t>Text</w:t>
@@ -7147,9 +7162,9 @@
             <w:r/>
             <w:r>
               <w:rPr>
-                <w:rFonts w:ascii="Century Gothic" w:hAnsi="Century Gothic"/>
-                <w:b w:val="0"/>
-                <w:color w:val="45442D"/>
+                <w:rFonts w:ascii="Satoshi" w:hAnsi="Satoshi"/>
+                <w:b w:val="0"/>
+                <w:color w:val="101010"/>
                 <w:sz w:val="19"/>
               </w:rPr>
               <w:t>Grundrisse, Ausstattungsbeschreibung und Preise erhalten Sie direkt vom Exklusivvertrieb. Gerne vereinbaren wir einen persönlichen Termin.</w:t>
@@ -7166,9 +7181,9 @@
             <w:r/>
             <w:r>
               <w:rPr>
-                <w:rFonts w:ascii="Century Gothic" w:hAnsi="Century Gothic"/>
-                <w:b w:val="0"/>
-                <w:color w:val="8E8170"/>
+                <w:rFonts w:ascii="Satoshi" w:hAnsi="Satoshi"/>
+                <w:b w:val="0"/>
+                <w:color w:val="6E6E6A"/>
                 <w:sz w:val="17"/>
               </w:rPr>
               <w:t>Text</w:t>
@@ -7183,9 +7198,9 @@
             <w:r/>
             <w:r>
               <w:rPr>
-                <w:rFonts w:ascii="Century Gothic" w:hAnsi="Century Gothic"/>
-                <w:b w:val="0"/>
-                <w:color w:val="45442D"/>
+                <w:rFonts w:ascii="Satoshi" w:hAnsi="Satoshi"/>
+                <w:b w:val="0"/>
+                <w:color w:val="101010"/>
                 <w:sz w:val="19"/>
               </w:rPr>
               <w:t>Exklusivvertrieb</w:t>
@@ -7202,9 +7217,9 @@
             <w:r/>
             <w:r>
               <w:rPr>
-                <w:rFonts w:ascii="Century Gothic" w:hAnsi="Century Gothic"/>
-                <w:b w:val="0"/>
-                <w:color w:val="8E8170"/>
+                <w:rFonts w:ascii="Satoshi" w:hAnsi="Satoshi"/>
+                <w:b w:val="0"/>
+                <w:color w:val="6E6E6A"/>
                 <w:sz w:val="17"/>
               </w:rPr>
               <w:t>Link</w:t>
@@ -7219,9 +7234,9 @@
             <w:r/>
             <w:r>
               <w:rPr>
-                <w:rFonts w:ascii="Century Gothic" w:hAnsi="Century Gothic"/>
-                <w:b w:val="0"/>
-                <w:color w:val="45442D"/>
+                <w:rFonts w:ascii="Satoshi" w:hAnsi="Satoshi"/>
+                <w:b w:val="0"/>
+                <w:color w:val="101010"/>
                 <w:sz w:val="19"/>
               </w:rPr>
               <w:t>Pia Estate</w:t>
@@ -7238,9 +7253,9 @@
             <w:r/>
             <w:r>
               <w:rPr>
-                <w:rFonts w:ascii="Century Gothic" w:hAnsi="Century Gothic"/>
-                <w:b w:val="0"/>
-                <w:color w:val="8E8170"/>
+                <w:rFonts w:ascii="Satoshi" w:hAnsi="Satoshi"/>
+                <w:b w:val="0"/>
+                <w:color w:val="6E6E6A"/>
                 <w:sz w:val="17"/>
               </w:rPr>
               <w:t>Link</w:t>
@@ -7255,9 +7270,9 @@
             <w:r/>
             <w:r>
               <w:rPr>
-                <w:rFonts w:ascii="Century Gothic" w:hAnsi="Century Gothic"/>
-                <w:b w:val="0"/>
-                <w:color w:val="45442D"/>
+                <w:rFonts w:ascii="Satoshi" w:hAnsi="Satoshi"/>
+                <w:b w:val="0"/>
+                <w:color w:val="101010"/>
                 <w:sz w:val="19"/>
               </w:rPr>
               <w:t>Elisabeth Rohr Real Estate</w:t>
@@ -7274,9 +7289,9 @@
             <w:r/>
             <w:r>
               <w:rPr>
-                <w:rFonts w:ascii="Century Gothic" w:hAnsi="Century Gothic"/>
-                <w:b w:val="0"/>
-                <w:color w:val="8E8170"/>
+                <w:rFonts w:ascii="Satoshi" w:hAnsi="Satoshi"/>
+                <w:b w:val="0"/>
+                <w:color w:val="6E6E6A"/>
                 <w:sz w:val="17"/>
               </w:rPr>
               <w:t>Text</w:t>
@@ -7291,9 +7306,9 @@
             <w:r/>
             <w:r>
               <w:rPr>
-                <w:rFonts w:ascii="Century Gothic" w:hAnsi="Century Gothic"/>
-                <w:b w:val="0"/>
-                <w:color w:val="45442D"/>
+                <w:rFonts w:ascii="Satoshi" w:hAnsi="Satoshi"/>
+                <w:b w:val="0"/>
+                <w:color w:val="101010"/>
                 <w:sz w:val="19"/>
               </w:rPr>
               <w:t>E-Mail</w:t>
@@ -7310,9 +7325,9 @@
             <w:r/>
             <w:r>
               <w:rPr>
-                <w:rFonts w:ascii="Century Gothic" w:hAnsi="Century Gothic"/>
-                <w:b w:val="0"/>
-                <w:color w:val="8E8170"/>
+                <w:rFonts w:ascii="Satoshi" w:hAnsi="Satoshi"/>
+                <w:b w:val="0"/>
+                <w:color w:val="6E6E6A"/>
                 <w:sz w:val="17"/>
               </w:rPr>
               <w:t>Link</w:t>
@@ -7327,9 +7342,9 @@
             <w:r/>
             <w:r>
               <w:rPr>
-                <w:rFonts w:ascii="Century Gothic" w:hAnsi="Century Gothic"/>
-                <w:b w:val="0"/>
-                <w:color w:val="45442D"/>
+                <w:rFonts w:ascii="Satoshi" w:hAnsi="Satoshi"/>
+                <w:b w:val="0"/>
+                <w:color w:val="101010"/>
                 <w:sz w:val="19"/>
               </w:rPr>
               <w:t>sales@zimmermannplatz6.at</w:t>
@@ -7346,9 +7361,9 @@
             <w:r/>
             <w:r>
               <w:rPr>
-                <w:rFonts w:ascii="Century Gothic" w:hAnsi="Century Gothic"/>
-                <w:b w:val="0"/>
-                <w:color w:val="8E8170"/>
+                <w:rFonts w:ascii="Satoshi" w:hAnsi="Satoshi"/>
+                <w:b w:val="0"/>
+                <w:color w:val="6E6E6A"/>
                 <w:sz w:val="17"/>
               </w:rPr>
               <w:t>Text</w:t>
@@ -7363,9 +7378,9 @@
             <w:r/>
             <w:r>
               <w:rPr>
-                <w:rFonts w:ascii="Century Gothic" w:hAnsi="Century Gothic"/>
-                <w:b w:val="0"/>
-                <w:color w:val="45442D"/>
+                <w:rFonts w:ascii="Satoshi" w:hAnsi="Satoshi"/>
+                <w:b w:val="0"/>
+                <w:color w:val="101010"/>
                 <w:sz w:val="19"/>
               </w:rPr>
               <w:t>Telefon</w:t>
@@ -7382,9 +7397,9 @@
             <w:r/>
             <w:r>
               <w:rPr>
-                <w:rFonts w:ascii="Century Gothic" w:hAnsi="Century Gothic"/>
-                <w:b w:val="0"/>
-                <w:color w:val="8E8170"/>
+                <w:rFonts w:ascii="Satoshi" w:hAnsi="Satoshi"/>
+                <w:b w:val="0"/>
+                <w:color w:val="6E6E6A"/>
                 <w:sz w:val="17"/>
               </w:rPr>
               <w:t>Link</w:t>
@@ -7399,9 +7414,9 @@
             <w:r/>
             <w:r>
               <w:rPr>
-                <w:rFonts w:ascii="Century Gothic" w:hAnsi="Century Gothic"/>
-                <w:b w:val="0"/>
-                <w:color w:val="45442D"/>
+                <w:rFonts w:ascii="Satoshi" w:hAnsi="Satoshi"/>
+                <w:b w:val="0"/>
+                <w:color w:val="101010"/>
                 <w:sz w:val="19"/>
               </w:rPr>
               <w:t>+43 1 585 36 63</w:t>
@@ -7418,9 +7433,9 @@
             <w:r/>
             <w:r>
               <w:rPr>
-                <w:rFonts w:ascii="Century Gothic" w:hAnsi="Century Gothic"/>
-                <w:b w:val="0"/>
-                <w:color w:val="8E8170"/>
+                <w:rFonts w:ascii="Satoshi" w:hAnsi="Satoshi"/>
+                <w:b w:val="0"/>
+                <w:color w:val="6E6E6A"/>
                 <w:sz w:val="17"/>
               </w:rPr>
               <w:t>Link</w:t>
@@ -7435,9 +7450,9 @@
             <w:r/>
             <w:r>
               <w:rPr>
-                <w:rFonts w:ascii="Century Gothic" w:hAnsi="Century Gothic"/>
-                <w:b w:val="0"/>
-                <w:color w:val="45442D"/>
+                <w:rFonts w:ascii="Satoshi" w:hAnsi="Satoshi"/>
+                <w:b w:val="0"/>
+                <w:color w:val="101010"/>
                 <w:sz w:val="19"/>
               </w:rPr>
               <w:t>+43 660 508 36 35</w:t>
@@ -7454,9 +7469,9 @@
             <w:r/>
             <w:r>
               <w:rPr>
-                <w:rFonts w:ascii="Century Gothic" w:hAnsi="Century Gothic"/>
-                <w:b w:val="0"/>
-                <w:color w:val="8E8170"/>
+                <w:rFonts w:ascii="Satoshi" w:hAnsi="Satoshi"/>
+                <w:b w:val="0"/>
+                <w:color w:val="6E6E6A"/>
                 <w:sz w:val="17"/>
               </w:rPr>
               <w:t>Text</w:t>
@@ -7471,9 +7486,9 @@
             <w:r/>
             <w:r>
               <w:rPr>
-                <w:rFonts w:ascii="Century Gothic" w:hAnsi="Century Gothic"/>
-                <w:b w:val="0"/>
-                <w:color w:val="45442D"/>
+                <w:rFonts w:ascii="Satoshi" w:hAnsi="Satoshi"/>
+                <w:b w:val="0"/>
+                <w:color w:val="101010"/>
                 <w:sz w:val="19"/>
               </w:rPr>
               <w:t>Projektentwicklung</w:t>
@@ -7490,9 +7505,9 @@
             <w:r/>
             <w:r>
               <w:rPr>
-                <w:rFonts w:ascii="Century Gothic" w:hAnsi="Century Gothic"/>
-                <w:b w:val="0"/>
-                <w:color w:val="8E8170"/>
+                <w:rFonts w:ascii="Satoshi" w:hAnsi="Satoshi"/>
+                <w:b w:val="0"/>
+                <w:color w:val="6E6E6A"/>
                 <w:sz w:val="17"/>
               </w:rPr>
               <w:t>Text</w:t>
@@ -7507,9 +7522,9 @@
             <w:r/>
             <w:r>
               <w:rPr>
-                <w:rFonts w:ascii="Century Gothic" w:hAnsi="Century Gothic"/>
-                <w:b w:val="0"/>
-                <w:color w:val="45442D"/>
+                <w:rFonts w:ascii="Satoshi" w:hAnsi="Satoshi"/>
+                <w:b w:val="0"/>
+                <w:color w:val="101010"/>
                 <w:sz w:val="19"/>
               </w:rPr>
               <w:t>ZIMM 6 Immobilienentwicklungs GmbH</w:t>
@@ -7526,9 +7541,9 @@
             <w:r/>
             <w:r>
               <w:rPr>
-                <w:rFonts w:ascii="Century Gothic" w:hAnsi="Century Gothic"/>
-                <w:b w:val="0"/>
-                <w:color w:val="8E8170"/>
+                <w:rFonts w:ascii="Satoshi" w:hAnsi="Satoshi"/>
+                <w:b w:val="0"/>
+                <w:color w:val="6E6E6A"/>
                 <w:sz w:val="17"/>
               </w:rPr>
               <w:t>Formularfeld</w:t>
@@ -7543,9 +7558,9 @@
             <w:r/>
             <w:r>
               <w:rPr>
-                <w:rFonts w:ascii="Century Gothic" w:hAnsi="Century Gothic"/>
-                <w:b w:val="0"/>
-                <w:color w:val="45442D"/>
+                <w:rFonts w:ascii="Satoshi" w:hAnsi="Satoshi"/>
+                <w:b w:val="0"/>
+                <w:color w:val="101010"/>
                 <w:sz w:val="19"/>
               </w:rPr>
               <w:t>Name</w:t>
@@ -7562,9 +7577,9 @@
             <w:r/>
             <w:r>
               <w:rPr>
-                <w:rFonts w:ascii="Century Gothic" w:hAnsi="Century Gothic"/>
-                <w:b w:val="0"/>
-                <w:color w:val="8E8170"/>
+                <w:rFonts w:ascii="Satoshi" w:hAnsi="Satoshi"/>
+                <w:b w:val="0"/>
+                <w:color w:val="6E6E6A"/>
                 <w:sz w:val="17"/>
               </w:rPr>
               <w:t>Formularfeld</w:t>
@@ -7579,9 +7594,9 @@
             <w:r/>
             <w:r>
               <w:rPr>
-                <w:rFonts w:ascii="Century Gothic" w:hAnsi="Century Gothic"/>
-                <w:b w:val="0"/>
-                <w:color w:val="45442D"/>
+                <w:rFonts w:ascii="Satoshi" w:hAnsi="Satoshi"/>
+                <w:b w:val="0"/>
+                <w:color w:val="101010"/>
                 <w:sz w:val="19"/>
               </w:rPr>
               <w:t>E-Mail</w:t>
@@ -7598,9 +7613,9 @@
             <w:r/>
             <w:r>
               <w:rPr>
-                <w:rFonts w:ascii="Century Gothic" w:hAnsi="Century Gothic"/>
-                <w:b w:val="0"/>
-                <w:color w:val="8E8170"/>
+                <w:rFonts w:ascii="Satoshi" w:hAnsi="Satoshi"/>
+                <w:b w:val="0"/>
+                <w:color w:val="6E6E6A"/>
                 <w:sz w:val="17"/>
               </w:rPr>
               <w:t>Formularfeld</w:t>
@@ -7615,9 +7630,9 @@
             <w:r/>
             <w:r>
               <w:rPr>
-                <w:rFonts w:ascii="Century Gothic" w:hAnsi="Century Gothic"/>
-                <w:b w:val="0"/>
-                <w:color w:val="45442D"/>
+                <w:rFonts w:ascii="Satoshi" w:hAnsi="Satoshi"/>
+                <w:b w:val="0"/>
+                <w:color w:val="101010"/>
                 <w:sz w:val="19"/>
               </w:rPr>
               <w:t>Telefon</w:t>
@@ -7634,9 +7649,9 @@
             <w:r/>
             <w:r>
               <w:rPr>
-                <w:rFonts w:ascii="Century Gothic" w:hAnsi="Century Gothic"/>
-                <w:b w:val="0"/>
-                <w:color w:val="8E8170"/>
+                <w:rFonts w:ascii="Satoshi" w:hAnsi="Satoshi"/>
+                <w:b w:val="0"/>
+                <w:color w:val="6E6E6A"/>
                 <w:sz w:val="17"/>
               </w:rPr>
               <w:t>Auswahl</w:t>
@@ -7651,9 +7666,9 @@
             <w:r/>
             <w:r>
               <w:rPr>
-                <w:rFonts w:ascii="Century Gothic" w:hAnsi="Century Gothic"/>
-                <w:b w:val="0"/>
-                <w:color w:val="45442D"/>
+                <w:rFonts w:ascii="Satoshi" w:hAnsi="Satoshi"/>
+                <w:b w:val="0"/>
+                <w:color w:val="101010"/>
                 <w:sz w:val="19"/>
               </w:rPr>
               <w:t>Wohnung im Bestand</w:t>
@@ -7670,9 +7685,9 @@
             <w:r/>
             <w:r>
               <w:rPr>
-                <w:rFonts w:ascii="Century Gothic" w:hAnsi="Century Gothic"/>
-                <w:b w:val="0"/>
-                <w:color w:val="8E8170"/>
+                <w:rFonts w:ascii="Satoshi" w:hAnsi="Satoshi"/>
+                <w:b w:val="0"/>
+                <w:color w:val="6E6E6A"/>
                 <w:sz w:val="17"/>
               </w:rPr>
               <w:t>Auswahl</w:t>
@@ -7687,9 +7702,9 @@
             <w:r/>
             <w:r>
               <w:rPr>
-                <w:rFonts w:ascii="Century Gothic" w:hAnsi="Century Gothic"/>
-                <w:b w:val="0"/>
-                <w:color w:val="45442D"/>
+                <w:rFonts w:ascii="Satoshi" w:hAnsi="Satoshi"/>
+                <w:b w:val="0"/>
+                <w:color w:val="101010"/>
                 <w:sz w:val="19"/>
               </w:rPr>
               <w:t>Wohnung im Dachgeschoss</w:t>
@@ -7706,9 +7721,9 @@
             <w:r/>
             <w:r>
               <w:rPr>
-                <w:rFonts w:ascii="Century Gothic" w:hAnsi="Century Gothic"/>
-                <w:b w:val="0"/>
-                <w:color w:val="8E8170"/>
+                <w:rFonts w:ascii="Satoshi" w:hAnsi="Satoshi"/>
+                <w:b w:val="0"/>
+                <w:color w:val="6E6E6A"/>
                 <w:sz w:val="17"/>
               </w:rPr>
               <w:t>Auswahl</w:t>
@@ -7723,9 +7738,9 @@
             <w:r/>
             <w:r>
               <w:rPr>
-                <w:rFonts w:ascii="Century Gothic" w:hAnsi="Century Gothic"/>
-                <w:b w:val="0"/>
-                <w:color w:val="45442D"/>
+                <w:rFonts w:ascii="Satoshi" w:hAnsi="Satoshi"/>
+                <w:b w:val="0"/>
+                <w:color w:val="101010"/>
                 <w:sz w:val="19"/>
               </w:rPr>
               <w:t>Geschäftslokal</w:t>
@@ -7742,9 +7757,9 @@
             <w:r/>
             <w:r>
               <w:rPr>
-                <w:rFonts w:ascii="Century Gothic" w:hAnsi="Century Gothic"/>
-                <w:b w:val="0"/>
-                <w:color w:val="8E8170"/>
+                <w:rFonts w:ascii="Satoshi" w:hAnsi="Satoshi"/>
+                <w:b w:val="0"/>
+                <w:color w:val="6E6E6A"/>
                 <w:sz w:val="17"/>
               </w:rPr>
               <w:t>Auswahl</w:t>
@@ -7759,9 +7774,9 @@
             <w:r/>
             <w:r>
               <w:rPr>
-                <w:rFonts w:ascii="Century Gothic" w:hAnsi="Century Gothic"/>
-                <w:b w:val="0"/>
-                <w:color w:val="45442D"/>
+                <w:rFonts w:ascii="Satoshi" w:hAnsi="Satoshi"/>
+                <w:b w:val="0"/>
+                <w:color w:val="101010"/>
                 <w:sz w:val="19"/>
               </w:rPr>
               <w:t>Allgemeine Anfrage</w:t>
@@ -7778,9 +7793,9 @@
             <w:r/>
             <w:r>
               <w:rPr>
-                <w:rFonts w:ascii="Century Gothic" w:hAnsi="Century Gothic"/>
-                <w:b w:val="0"/>
-                <w:color w:val="8E8170"/>
+                <w:rFonts w:ascii="Satoshi" w:hAnsi="Satoshi"/>
+                <w:b w:val="0"/>
+                <w:color w:val="6E6E6A"/>
                 <w:sz w:val="17"/>
               </w:rPr>
               <w:t>Formularfeld</w:t>
@@ -7795,9 +7810,9 @@
             <w:r/>
             <w:r>
               <w:rPr>
-                <w:rFonts w:ascii="Century Gothic" w:hAnsi="Century Gothic"/>
-                <w:b w:val="0"/>
-                <w:color w:val="45442D"/>
+                <w:rFonts w:ascii="Satoshi" w:hAnsi="Satoshi"/>
+                <w:b w:val="0"/>
+                <w:color w:val="101010"/>
                 <w:sz w:val="19"/>
               </w:rPr>
               <w:t>Interesse</w:t>
@@ -7814,9 +7829,9 @@
             <w:r/>
             <w:r>
               <w:rPr>
-                <w:rFonts w:ascii="Century Gothic" w:hAnsi="Century Gothic"/>
-                <w:b w:val="0"/>
-                <w:color w:val="8E8170"/>
+                <w:rFonts w:ascii="Satoshi" w:hAnsi="Satoshi"/>
+                <w:b w:val="0"/>
+                <w:color w:val="6E6E6A"/>
                 <w:sz w:val="17"/>
               </w:rPr>
               <w:t>Formularfeld</w:t>
@@ -7831,9 +7846,9 @@
             <w:r/>
             <w:r>
               <w:rPr>
-                <w:rFonts w:ascii="Century Gothic" w:hAnsi="Century Gothic"/>
-                <w:b w:val="0"/>
-                <w:color w:val="45442D"/>
+                <w:rFonts w:ascii="Satoshi" w:hAnsi="Satoshi"/>
+                <w:b w:val="0"/>
+                <w:color w:val="101010"/>
                 <w:sz w:val="19"/>
               </w:rPr>
               <w:t>Nachricht</w:t>
@@ -7850,9 +7865,9 @@
             <w:r/>
             <w:r>
               <w:rPr>
-                <w:rFonts w:ascii="Century Gothic" w:hAnsi="Century Gothic"/>
-                <w:b w:val="0"/>
-                <w:color w:val="8E8170"/>
+                <w:rFonts w:ascii="Satoshi" w:hAnsi="Satoshi"/>
+                <w:b w:val="0"/>
+                <w:color w:val="6E6E6A"/>
                 <w:sz w:val="17"/>
               </w:rPr>
               <w:t>Formularfeld</w:t>
@@ -7867,9 +7882,9 @@
             <w:r/>
             <w:r>
               <w:rPr>
-                <w:rFonts w:ascii="Century Gothic" w:hAnsi="Century Gothic"/>
-                <w:b w:val="0"/>
-                <w:color w:val="45442D"/>
+                <w:rFonts w:ascii="Satoshi" w:hAnsi="Satoshi"/>
+                <w:b w:val="0"/>
+                <w:color w:val="101010"/>
                 <w:sz w:val="19"/>
               </w:rPr>
               <w:t>Ich stimme zu, dass meine Angaben zur Bearbeitung der Anfrage gespeichert werden. Hinweise in der Datenschutzerklärung.</w:t>
@@ -7886,9 +7901,9 @@
             <w:r/>
             <w:r>
               <w:rPr>
-                <w:rFonts w:ascii="Century Gothic" w:hAnsi="Century Gothic"/>
-                <w:b w:val="0"/>
-                <w:color w:val="8E8170"/>
+                <w:rFonts w:ascii="Satoshi" w:hAnsi="Satoshi"/>
+                <w:b w:val="0"/>
+                <w:color w:val="6E6E6A"/>
                 <w:sz w:val="17"/>
               </w:rPr>
               <w:t>Button</w:t>
@@ -7903,9 +7918,9 @@
             <w:r/>
             <w:r>
               <w:rPr>
-                <w:rFonts w:ascii="Century Gothic" w:hAnsi="Century Gothic"/>
-                <w:b w:val="0"/>
-                <w:color w:val="45442D"/>
+                <w:rFonts w:ascii="Satoshi" w:hAnsi="Satoshi"/>
+                <w:b w:val="0"/>
+                <w:color w:val="101010"/>
                 <w:sz w:val="19"/>
               </w:rPr>
               <w:t>Anfrage senden</w:t>
@@ -7932,12 +7947,12 @@
         <w:tblLayout w:type="fixed"/>
         <w:tblW w:w="9411" w:type="dxa"/>
         <w:tblBorders>
-          <w:top w:val="single" w:sz="4" w:color="D8D2C8"/>
-          <w:left w:val="single" w:sz="4" w:color="D8D2C8"/>
-          <w:bottom w:val="single" w:sz="4" w:color="D8D2C8"/>
-          <w:right w:val="single" w:sz="4" w:color="D8D2C8"/>
-          <w:insideH w:val="single" w:sz="4" w:color="D8D2C8"/>
-          <w:insideV w:val="single" w:sz="4" w:color="D8D2C8"/>
+          <w:top w:val="single" w:sz="4" w:color="B7B7B3"/>
+          <w:left w:val="single" w:sz="4" w:color="B7B7B3"/>
+          <w:bottom w:val="single" w:sz="4" w:color="B7B7B3"/>
+          <w:right w:val="single" w:sz="4" w:color="B7B7B3"/>
+          <w:insideH w:val="single" w:sz="4" w:color="B7B7B3"/>
+          <w:insideV w:val="single" w:sz="4" w:color="B7B7B3"/>
         </w:tblBorders>
       </w:tblPr>
       <w:tblGrid>
@@ -7948,15 +7963,15 @@
         <w:tc>
           <w:tcPr>
             <w:tcW w:type="dxa" w:w="2381"/>
-            <w:shd w:val="clear" w:color="auto" w:fill="C7BEB1"/>
-          </w:tcPr>
-          <w:p>
-            <w:r/>
-            <w:r>
-              <w:rPr>
-                <w:rFonts w:ascii="Century Gothic" w:hAnsi="Century Gothic"/>
+            <w:shd w:val="clear" w:color="auto" w:fill="F4F3EB"/>
+          </w:tcPr>
+          <w:p>
+            <w:r/>
+            <w:r>
+              <w:rPr>
+                <w:rFonts w:ascii="Satoshi" w:hAnsi="Satoshi"/>
                 <w:b/>
-                <w:color w:val="45442D"/>
+                <w:color w:val="101010"/>
                 <w:sz w:val="17"/>
               </w:rPr>
               <w:t>Element</w:t>
@@ -7966,15 +7981,15 @@
         <w:tc>
           <w:tcPr>
             <w:tcW w:type="dxa" w:w="7030"/>
-            <w:shd w:val="clear" w:color="auto" w:fill="C7BEB1"/>
-          </w:tcPr>
-          <w:p>
-            <w:r/>
-            <w:r>
-              <w:rPr>
-                <w:rFonts w:ascii="Century Gothic" w:hAnsi="Century Gothic"/>
+            <w:shd w:val="clear" w:color="auto" w:fill="F4F3EB"/>
+          </w:tcPr>
+          <w:p>
+            <w:r/>
+            <w:r>
+              <w:rPr>
+                <w:rFonts w:ascii="Satoshi" w:hAnsi="Satoshi"/>
                 <w:b/>
-                <w:color w:val="45442D"/>
+                <w:color w:val="101010"/>
                 <w:sz w:val="17"/>
               </w:rPr>
               <w:t>Text</w:t>
@@ -7991,9 +8006,9 @@
             <w:r/>
             <w:r>
               <w:rPr>
-                <w:rFonts w:ascii="Century Gothic" w:hAnsi="Century Gothic"/>
-                <w:b w:val="0"/>
-                <w:color w:val="8E8170"/>
+                <w:rFonts w:ascii="Satoshi" w:hAnsi="Satoshi"/>
+                <w:b w:val="0"/>
+                <w:color w:val="6E6E6A"/>
                 <w:sz w:val="17"/>
               </w:rPr>
               <w:t>Headline (H2)</w:t>
@@ -8008,9 +8023,9 @@
             <w:r/>
             <w:r>
               <w:rPr>
-                <w:rFonts w:ascii="Century Gothic" w:hAnsi="Century Gothic"/>
-                <w:b w:val="0"/>
-                <w:color w:val="45442D"/>
+                <w:rFonts w:ascii="Satoshi" w:hAnsi="Satoshi"/>
+                <w:b w:val="0"/>
+                <w:color w:val="101010"/>
                 <w:sz w:val="19"/>
               </w:rPr>
               <w:t>Anfrage</w:t>
@@ -8027,9 +8042,9 @@
             <w:r/>
             <w:r>
               <w:rPr>
-                <w:rFonts w:ascii="Century Gothic" w:hAnsi="Century Gothic"/>
-                <w:b w:val="0"/>
-                <w:color w:val="8E8170"/>
+                <w:rFonts w:ascii="Satoshi" w:hAnsi="Satoshi"/>
+                <w:b w:val="0"/>
+                <w:color w:val="6E6E6A"/>
                 <w:sz w:val="17"/>
               </w:rPr>
               <w:t>Formularfeld</w:t>
@@ -8044,9 +8059,9 @@
             <w:r/>
             <w:r>
               <w:rPr>
-                <w:rFonts w:ascii="Century Gothic" w:hAnsi="Century Gothic"/>
-                <w:b w:val="0"/>
-                <w:color w:val="45442D"/>
+                <w:rFonts w:ascii="Satoshi" w:hAnsi="Satoshi"/>
+                <w:b w:val="0"/>
+                <w:color w:val="101010"/>
                 <w:sz w:val="19"/>
               </w:rPr>
               <w:t>Name</w:t>
@@ -8063,9 +8078,9 @@
             <w:r/>
             <w:r>
               <w:rPr>
-                <w:rFonts w:ascii="Century Gothic" w:hAnsi="Century Gothic"/>
-                <w:b w:val="0"/>
-                <w:color w:val="8E8170"/>
+                <w:rFonts w:ascii="Satoshi" w:hAnsi="Satoshi"/>
+                <w:b w:val="0"/>
+                <w:color w:val="6E6E6A"/>
                 <w:sz w:val="17"/>
               </w:rPr>
               <w:t>Formularfeld</w:t>
@@ -8080,9 +8095,9 @@
             <w:r/>
             <w:r>
               <w:rPr>
-                <w:rFonts w:ascii="Century Gothic" w:hAnsi="Century Gothic"/>
-                <w:b w:val="0"/>
-                <w:color w:val="45442D"/>
+                <w:rFonts w:ascii="Satoshi" w:hAnsi="Satoshi"/>
+                <w:b w:val="0"/>
+                <w:color w:val="101010"/>
                 <w:sz w:val="19"/>
               </w:rPr>
               <w:t>E-Mail</w:t>
@@ -8099,9 +8114,9 @@
             <w:r/>
             <w:r>
               <w:rPr>
-                <w:rFonts w:ascii="Century Gothic" w:hAnsi="Century Gothic"/>
-                <w:b w:val="0"/>
-                <w:color w:val="8E8170"/>
+                <w:rFonts w:ascii="Satoshi" w:hAnsi="Satoshi"/>
+                <w:b w:val="0"/>
+                <w:color w:val="6E6E6A"/>
                 <w:sz w:val="17"/>
               </w:rPr>
               <w:t>Formularfeld</w:t>
@@ -8116,9 +8131,9 @@
             <w:r/>
             <w:r>
               <w:rPr>
-                <w:rFonts w:ascii="Century Gothic" w:hAnsi="Century Gothic"/>
-                <w:b w:val="0"/>
-                <w:color w:val="45442D"/>
+                <w:rFonts w:ascii="Satoshi" w:hAnsi="Satoshi"/>
+                <w:b w:val="0"/>
+                <w:color w:val="101010"/>
                 <w:sz w:val="19"/>
               </w:rPr>
               <w:t>Telefon</w:t>
@@ -8135,9 +8150,9 @@
             <w:r/>
             <w:r>
               <w:rPr>
-                <w:rFonts w:ascii="Century Gothic" w:hAnsi="Century Gothic"/>
-                <w:b w:val="0"/>
-                <w:color w:val="8E8170"/>
+                <w:rFonts w:ascii="Satoshi" w:hAnsi="Satoshi"/>
+                <w:b w:val="0"/>
+                <w:color w:val="6E6E6A"/>
                 <w:sz w:val="17"/>
               </w:rPr>
               <w:t>Formularfeld</w:t>
@@ -8152,9 +8167,9 @@
             <w:r/>
             <w:r>
               <w:rPr>
-                <w:rFonts w:ascii="Century Gothic" w:hAnsi="Century Gothic"/>
-                <w:b w:val="0"/>
-                <w:color w:val="45442D"/>
+                <w:rFonts w:ascii="Satoshi" w:hAnsi="Satoshi"/>
+                <w:b w:val="0"/>
+                <w:color w:val="101010"/>
                 <w:sz w:val="19"/>
               </w:rPr>
               <w:t>Nachricht</w:t>
@@ -8171,9 +8186,9 @@
             <w:r/>
             <w:r>
               <w:rPr>
-                <w:rFonts w:ascii="Century Gothic" w:hAnsi="Century Gothic"/>
-                <w:b w:val="0"/>
-                <w:color w:val="8E8170"/>
+                <w:rFonts w:ascii="Satoshi" w:hAnsi="Satoshi"/>
+                <w:b w:val="0"/>
+                <w:color w:val="6E6E6A"/>
                 <w:sz w:val="17"/>
               </w:rPr>
               <w:t>Formularfeld</w:t>
@@ -8188,9 +8203,9 @@
             <w:r/>
             <w:r>
               <w:rPr>
-                <w:rFonts w:ascii="Century Gothic" w:hAnsi="Century Gothic"/>
-                <w:b w:val="0"/>
-                <w:color w:val="45442D"/>
+                <w:rFonts w:ascii="Satoshi" w:hAnsi="Satoshi"/>
+                <w:b w:val="0"/>
+                <w:color w:val="101010"/>
                 <w:sz w:val="19"/>
               </w:rPr>
               <w:t>Ich stimme zu, dass meine Angaben zur Bearbeitung der Anfrage gespeichert werden. Hinweise in der Datenschutzerklärung.</w:t>
@@ -8207,9 +8222,9 @@
             <w:r/>
             <w:r>
               <w:rPr>
-                <w:rFonts w:ascii="Century Gothic" w:hAnsi="Century Gothic"/>
-                <w:b w:val="0"/>
-                <w:color w:val="8E8170"/>
+                <w:rFonts w:ascii="Satoshi" w:hAnsi="Satoshi"/>
+                <w:b w:val="0"/>
+                <w:color w:val="6E6E6A"/>
                 <w:sz w:val="17"/>
               </w:rPr>
               <w:t>Button</w:t>
@@ -8224,9 +8239,9 @@
             <w:r/>
             <w:r>
               <w:rPr>
-                <w:rFonts w:ascii="Century Gothic" w:hAnsi="Century Gothic"/>
-                <w:b w:val="0"/>
-                <w:color w:val="45442D"/>
+                <w:rFonts w:ascii="Satoshi" w:hAnsi="Satoshi"/>
+                <w:b w:val="0"/>
+                <w:color w:val="101010"/>
                 <w:sz w:val="19"/>
               </w:rPr>
               <w:t>Anfrage senden</w:t>
@@ -8243,9 +8258,9 @@
             <w:r/>
             <w:r>
               <w:rPr>
-                <w:rFonts w:ascii="Century Gothic" w:hAnsi="Century Gothic"/>
-                <w:b w:val="0"/>
-                <w:color w:val="8E8170"/>
+                <w:rFonts w:ascii="Satoshi" w:hAnsi="Satoshi"/>
+                <w:b w:val="0"/>
+                <w:color w:val="6E6E6A"/>
                 <w:sz w:val="17"/>
               </w:rPr>
               <w:t>Text</w:t>
@@ -8260,9 +8275,9 @@
             <w:r/>
             <w:r>
               <w:rPr>
-                <w:rFonts w:ascii="Century Gothic" w:hAnsi="Century Gothic"/>
-                <w:b w:val="0"/>
-                <w:color w:val="45442D"/>
+                <w:rFonts w:ascii="Satoshi" w:hAnsi="Satoshi"/>
+                <w:b w:val="0"/>
+                <w:color w:val="101010"/>
                 <w:sz w:val="19"/>
               </w:rPr>
               <w:t>Danke für Ihre Anfrage.</w:t>
@@ -8279,9 +8294,9 @@
             <w:r/>
             <w:r>
               <w:rPr>
-                <w:rFonts w:ascii="Century Gothic" w:hAnsi="Century Gothic"/>
-                <w:b w:val="0"/>
-                <w:color w:val="8E8170"/>
+                <w:rFonts w:ascii="Satoshi" w:hAnsi="Satoshi"/>
+                <w:b w:val="0"/>
+                <w:color w:val="6E6E6A"/>
                 <w:sz w:val="17"/>
               </w:rPr>
               <w:t>Text</w:t>
@@ -8296,9 +8311,9 @@
             <w:r/>
             <w:r>
               <w:rPr>
-                <w:rFonts w:ascii="Century Gothic" w:hAnsi="Century Gothic"/>
-                <w:b w:val="0"/>
-                <w:color w:val="45442D"/>
+                <w:rFonts w:ascii="Satoshi" w:hAnsi="Satoshi"/>
+                <w:b w:val="0"/>
+                <w:color w:val="101010"/>
                 <w:sz w:val="19"/>
               </w:rPr>
               <w:t>Wir senden Ihnen Grundriss, Ausstattungsbeschreibung und Preis innerhalb eines Werktags.</w:t>
@@ -8315,9 +8330,9 @@
             <w:r/>
             <w:r>
               <w:rPr>
-                <w:rFonts w:ascii="Century Gothic" w:hAnsi="Century Gothic"/>
-                <w:b w:val="0"/>
-                <w:color w:val="8E8170"/>
+                <w:rFonts w:ascii="Satoshi" w:hAnsi="Satoshi"/>
+                <w:b w:val="0"/>
+                <w:color w:val="6E6E6A"/>
                 <w:sz w:val="17"/>
               </w:rPr>
               <w:t>Button</w:t>
@@ -8332,9 +8347,9 @@
             <w:r/>
             <w:r>
               <w:rPr>
-                <w:rFonts w:ascii="Century Gothic" w:hAnsi="Century Gothic"/>
-                <w:b w:val="0"/>
-                <w:color w:val="45442D"/>
+                <w:rFonts w:ascii="Satoshi" w:hAnsi="Satoshi"/>
+                <w:b w:val="0"/>
+                <w:color w:val="101010"/>
                 <w:sz w:val="19"/>
               </w:rPr>
               <w:t>Schließen</w:t>
@@ -8361,12 +8376,12 @@
         <w:tblLayout w:type="fixed"/>
         <w:tblW w:w="9411" w:type="dxa"/>
         <w:tblBorders>
-          <w:top w:val="single" w:sz="4" w:color="D8D2C8"/>
-          <w:left w:val="single" w:sz="4" w:color="D8D2C8"/>
-          <w:bottom w:val="single" w:sz="4" w:color="D8D2C8"/>
-          <w:right w:val="single" w:sz="4" w:color="D8D2C8"/>
-          <w:insideH w:val="single" w:sz="4" w:color="D8D2C8"/>
-          <w:insideV w:val="single" w:sz="4" w:color="D8D2C8"/>
+          <w:top w:val="single" w:sz="4" w:color="B7B7B3"/>
+          <w:left w:val="single" w:sz="4" w:color="B7B7B3"/>
+          <w:bottom w:val="single" w:sz="4" w:color="B7B7B3"/>
+          <w:right w:val="single" w:sz="4" w:color="B7B7B3"/>
+          <w:insideH w:val="single" w:sz="4" w:color="B7B7B3"/>
+          <w:insideV w:val="single" w:sz="4" w:color="B7B7B3"/>
         </w:tblBorders>
       </w:tblPr>
       <w:tblGrid>
@@ -8377,15 +8392,15 @@
         <w:tc>
           <w:tcPr>
             <w:tcW w:type="dxa" w:w="2381"/>
-            <w:shd w:val="clear" w:color="auto" w:fill="C7BEB1"/>
-          </w:tcPr>
-          <w:p>
-            <w:r/>
-            <w:r>
-              <w:rPr>
-                <w:rFonts w:ascii="Century Gothic" w:hAnsi="Century Gothic"/>
+            <w:shd w:val="clear" w:color="auto" w:fill="F4F3EB"/>
+          </w:tcPr>
+          <w:p>
+            <w:r/>
+            <w:r>
+              <w:rPr>
+                <w:rFonts w:ascii="Satoshi" w:hAnsi="Satoshi"/>
                 <w:b/>
-                <w:color w:val="45442D"/>
+                <w:color w:val="101010"/>
                 <w:sz w:val="17"/>
               </w:rPr>
               <w:t>Element</w:t>
@@ -8395,15 +8410,15 @@
         <w:tc>
           <w:tcPr>
             <w:tcW w:type="dxa" w:w="7030"/>
-            <w:shd w:val="clear" w:color="auto" w:fill="C7BEB1"/>
-          </w:tcPr>
-          <w:p>
-            <w:r/>
-            <w:r>
-              <w:rPr>
-                <w:rFonts w:ascii="Century Gothic" w:hAnsi="Century Gothic"/>
+            <w:shd w:val="clear" w:color="auto" w:fill="F4F3EB"/>
+          </w:tcPr>
+          <w:p>
+            <w:r/>
+            <w:r>
+              <w:rPr>
+                <w:rFonts w:ascii="Satoshi" w:hAnsi="Satoshi"/>
                 <w:b/>
-                <w:color w:val="45442D"/>
+                <w:color w:val="101010"/>
                 <w:sz w:val="17"/>
               </w:rPr>
               <w:t>Text</w:t>
@@ -8420,9 +8435,9 @@
             <w:r/>
             <w:r>
               <w:rPr>
-                <w:rFonts w:ascii="Century Gothic" w:hAnsi="Century Gothic"/>
-                <w:b w:val="0"/>
-                <w:color w:val="8E8170"/>
+                <w:rFonts w:ascii="Satoshi" w:hAnsi="Satoshi"/>
+                <w:b w:val="0"/>
+                <w:color w:val="6E6E6A"/>
                 <w:sz w:val="17"/>
               </w:rPr>
               <w:t>Text</w:t>
@@ -8437,9 +8452,9 @@
             <w:r/>
             <w:r>
               <w:rPr>
-                <w:rFonts w:ascii="Century Gothic" w:hAnsi="Century Gothic"/>
-                <w:b w:val="0"/>
-                <w:color w:val="45442D"/>
+                <w:rFonts w:ascii="Satoshi" w:hAnsi="Satoshi"/>
+                <w:b w:val="0"/>
+                <w:color w:val="101010"/>
                 <w:sz w:val="19"/>
               </w:rPr>
               <w:t>Projekt</w:t>
@@ -8456,9 +8471,9 @@
             <w:r/>
             <w:r>
               <w:rPr>
-                <w:rFonts w:ascii="Century Gothic" w:hAnsi="Century Gothic"/>
-                <w:b w:val="0"/>
-                <w:color w:val="8E8170"/>
+                <w:rFonts w:ascii="Satoshi" w:hAnsi="Satoshi"/>
+                <w:b w:val="0"/>
+                <w:color w:val="6E6E6A"/>
                 <w:sz w:val="17"/>
               </w:rPr>
               <w:t>Text</w:t>
@@ -8473,9 +8488,9 @@
             <w:r/>
             <w:r>
               <w:rPr>
-                <w:rFonts w:ascii="Century Gothic" w:hAnsi="Century Gothic"/>
-                <w:b w:val="0"/>
-                <w:color w:val="45442D"/>
+                <w:rFonts w:ascii="Satoshi" w:hAnsi="Satoshi"/>
+                <w:b w:val="0"/>
+                <w:color w:val="101010"/>
                 <w:sz w:val="19"/>
               </w:rPr>
               <w:t>Zimmermannplatz 6</w:t>
@@ -8483,9 +8498,9 @@
             </w:r>
             <w:r>
               <w:rPr>
-                <w:rFonts w:ascii="Century Gothic" w:hAnsi="Century Gothic"/>
-                <w:b w:val="0"/>
-                <w:color w:val="45442D"/>
+                <w:rFonts w:ascii="Satoshi" w:hAnsi="Satoshi"/>
+                <w:b w:val="0"/>
+                <w:color w:val="101010"/>
                 <w:sz w:val="19"/>
               </w:rPr>
               <w:t>1090 Wien, Alsergrund</w:t>
@@ -8493,9 +8508,9 @@
             </w:r>
             <w:r>
               <w:rPr>
-                <w:rFonts w:ascii="Century Gothic" w:hAnsi="Century Gothic"/>
-                <w:b w:val="0"/>
-                <w:color w:val="45442D"/>
+                <w:rFonts w:ascii="Satoshi" w:hAnsi="Satoshi"/>
+                <w:b w:val="0"/>
+                <w:color w:val="101010"/>
                 <w:sz w:val="19"/>
               </w:rPr>
               <w:t>Fertigstellung Q1 2028</w:t>
@@ -8512,9 +8527,9 @@
             <w:r/>
             <w:r>
               <w:rPr>
-                <w:rFonts w:ascii="Century Gothic" w:hAnsi="Century Gothic"/>
-                <w:b w:val="0"/>
-                <w:color w:val="8E8170"/>
+                <w:rFonts w:ascii="Satoshi" w:hAnsi="Satoshi"/>
+                <w:b w:val="0"/>
+                <w:color w:val="6E6E6A"/>
                 <w:sz w:val="17"/>
               </w:rPr>
               <w:t>Text</w:t>
@@ -8529,9 +8544,9 @@
             <w:r/>
             <w:r>
               <w:rPr>
-                <w:rFonts w:ascii="Century Gothic" w:hAnsi="Century Gothic"/>
-                <w:b w:val="0"/>
-                <w:color w:val="45442D"/>
+                <w:rFonts w:ascii="Satoshi" w:hAnsi="Satoshi"/>
+                <w:b w:val="0"/>
+                <w:color w:val="101010"/>
                 <w:sz w:val="19"/>
               </w:rPr>
               <w:t>Navigation</w:t>
@@ -8548,9 +8563,9 @@
             <w:r/>
             <w:r>
               <w:rPr>
-                <w:rFonts w:ascii="Century Gothic" w:hAnsi="Century Gothic"/>
-                <w:b w:val="0"/>
-                <w:color w:val="8E8170"/>
+                <w:rFonts w:ascii="Satoshi" w:hAnsi="Satoshi"/>
+                <w:b w:val="0"/>
+                <w:color w:val="6E6E6A"/>
                 <w:sz w:val="17"/>
               </w:rPr>
               <w:t>Link</w:t>
@@ -8565,9 +8580,9 @@
             <w:r/>
             <w:r>
               <w:rPr>
-                <w:rFonts w:ascii="Century Gothic" w:hAnsi="Century Gothic"/>
-                <w:b w:val="0"/>
-                <w:color w:val="45442D"/>
+                <w:rFonts w:ascii="Satoshi" w:hAnsi="Satoshi"/>
+                <w:b w:val="0"/>
+                <w:color w:val="101010"/>
                 <w:sz w:val="19"/>
               </w:rPr>
               <w:t>Projekt</w:t>
@@ -8584,9 +8599,9 @@
             <w:r/>
             <w:r>
               <w:rPr>
-                <w:rFonts w:ascii="Century Gothic" w:hAnsi="Century Gothic"/>
-                <w:b w:val="0"/>
-                <w:color w:val="8E8170"/>
+                <w:rFonts w:ascii="Satoshi" w:hAnsi="Satoshi"/>
+                <w:b w:val="0"/>
+                <w:color w:val="6E6E6A"/>
                 <w:sz w:val="17"/>
               </w:rPr>
               <w:t>Link</w:t>
@@ -8601,9 +8616,9 @@
             <w:r/>
             <w:r>
               <w:rPr>
-                <w:rFonts w:ascii="Century Gothic" w:hAnsi="Century Gothic"/>
-                <w:b w:val="0"/>
-                <w:color w:val="45442D"/>
+                <w:rFonts w:ascii="Satoshi" w:hAnsi="Satoshi"/>
+                <w:b w:val="0"/>
+                <w:color w:val="101010"/>
                 <w:sz w:val="19"/>
               </w:rPr>
               <w:t>Geschichte</w:t>
@@ -8620,9 +8635,9 @@
             <w:r/>
             <w:r>
               <w:rPr>
-                <w:rFonts w:ascii="Century Gothic" w:hAnsi="Century Gothic"/>
-                <w:b w:val="0"/>
-                <w:color w:val="8E8170"/>
+                <w:rFonts w:ascii="Satoshi" w:hAnsi="Satoshi"/>
+                <w:b w:val="0"/>
+                <w:color w:val="6E6E6A"/>
                 <w:sz w:val="17"/>
               </w:rPr>
               <w:t>Link</w:t>
@@ -8637,9 +8652,9 @@
             <w:r/>
             <w:r>
               <w:rPr>
-                <w:rFonts w:ascii="Century Gothic" w:hAnsi="Century Gothic"/>
-                <w:b w:val="0"/>
-                <w:color w:val="45442D"/>
+                <w:rFonts w:ascii="Satoshi" w:hAnsi="Satoshi"/>
+                <w:b w:val="0"/>
+                <w:color w:val="101010"/>
                 <w:sz w:val="19"/>
               </w:rPr>
               <w:t>Lage</w:t>
@@ -8656,9 +8671,9 @@
             <w:r/>
             <w:r>
               <w:rPr>
-                <w:rFonts w:ascii="Century Gothic" w:hAnsi="Century Gothic"/>
-                <w:b w:val="0"/>
-                <w:color w:val="8E8170"/>
+                <w:rFonts w:ascii="Satoshi" w:hAnsi="Satoshi"/>
+                <w:b w:val="0"/>
+                <w:color w:val="6E6E6A"/>
                 <w:sz w:val="17"/>
               </w:rPr>
               <w:t>Link</w:t>
@@ -8673,9 +8688,9 @@
             <w:r/>
             <w:r>
               <w:rPr>
-                <w:rFonts w:ascii="Century Gothic" w:hAnsi="Century Gothic"/>
-                <w:b w:val="0"/>
-                <w:color w:val="45442D"/>
+                <w:rFonts w:ascii="Satoshi" w:hAnsi="Satoshi"/>
+                <w:b w:val="0"/>
+                <w:color w:val="101010"/>
                 <w:sz w:val="19"/>
               </w:rPr>
               <w:t>Wohnen</w:t>
@@ -8692,9 +8707,9 @@
             <w:r/>
             <w:r>
               <w:rPr>
-                <w:rFonts w:ascii="Century Gothic" w:hAnsi="Century Gothic"/>
-                <w:b w:val="0"/>
-                <w:color w:val="8E8170"/>
+                <w:rFonts w:ascii="Satoshi" w:hAnsi="Satoshi"/>
+                <w:b w:val="0"/>
+                <w:color w:val="6E6E6A"/>
                 <w:sz w:val="17"/>
               </w:rPr>
               <w:t>Link</w:t>
@@ -8709,9 +8724,9 @@
             <w:r/>
             <w:r>
               <w:rPr>
-                <w:rFonts w:ascii="Century Gothic" w:hAnsi="Century Gothic"/>
-                <w:b w:val="0"/>
-                <w:color w:val="45442D"/>
+                <w:rFonts w:ascii="Satoshi" w:hAnsi="Satoshi"/>
+                <w:b w:val="0"/>
+                <w:color w:val="101010"/>
                 <w:sz w:val="19"/>
               </w:rPr>
               <w:t>Wohnungen</w:t>
@@ -8728,9 +8743,9 @@
             <w:r/>
             <w:r>
               <w:rPr>
-                <w:rFonts w:ascii="Century Gothic" w:hAnsi="Century Gothic"/>
-                <w:b w:val="0"/>
-                <w:color w:val="8E8170"/>
+                <w:rFonts w:ascii="Satoshi" w:hAnsi="Satoshi"/>
+                <w:b w:val="0"/>
+                <w:color w:val="6E6E6A"/>
                 <w:sz w:val="17"/>
               </w:rPr>
               <w:t>Link</w:t>
@@ -8745,9 +8760,9 @@
             <w:r/>
             <w:r>
               <w:rPr>
-                <w:rFonts w:ascii="Century Gothic" w:hAnsi="Century Gothic"/>
-                <w:b w:val="0"/>
-                <w:color w:val="45442D"/>
+                <w:rFonts w:ascii="Satoshi" w:hAnsi="Satoshi"/>
+                <w:b w:val="0"/>
+                <w:color w:val="101010"/>
                 <w:sz w:val="19"/>
               </w:rPr>
               <w:t>Kontakt</w:t>
@@ -8764,9 +8779,9 @@
             <w:r/>
             <w:r>
               <w:rPr>
-                <w:rFonts w:ascii="Century Gothic" w:hAnsi="Century Gothic"/>
-                <w:b w:val="0"/>
-                <w:color w:val="8E8170"/>
+                <w:rFonts w:ascii="Satoshi" w:hAnsi="Satoshi"/>
+                <w:b w:val="0"/>
+                <w:color w:val="6E6E6A"/>
                 <w:sz w:val="17"/>
               </w:rPr>
               <w:t>Text</w:t>
@@ -8781,9 +8796,9 @@
             <w:r/>
             <w:r>
               <w:rPr>
-                <w:rFonts w:ascii="Century Gothic" w:hAnsi="Century Gothic"/>
-                <w:b w:val="0"/>
-                <w:color w:val="45442D"/>
+                <w:rFonts w:ascii="Satoshi" w:hAnsi="Satoshi"/>
+                <w:b w:val="0"/>
+                <w:color w:val="101010"/>
                 <w:sz w:val="19"/>
               </w:rPr>
               <w:t>Exklusivvertrieb</w:t>
@@ -8800,9 +8815,9 @@
             <w:r/>
             <w:r>
               <w:rPr>
-                <w:rFonts w:ascii="Century Gothic" w:hAnsi="Century Gothic"/>
-                <w:b w:val="0"/>
-                <w:color w:val="8E8170"/>
+                <w:rFonts w:ascii="Satoshi" w:hAnsi="Satoshi"/>
+                <w:b w:val="0"/>
+                <w:color w:val="6E6E6A"/>
                 <w:sz w:val="17"/>
               </w:rPr>
               <w:t>Link</w:t>
@@ -8817,9 +8832,9 @@
             <w:r/>
             <w:r>
               <w:rPr>
-                <w:rFonts w:ascii="Century Gothic" w:hAnsi="Century Gothic"/>
-                <w:b w:val="0"/>
-                <w:color w:val="45442D"/>
+                <w:rFonts w:ascii="Satoshi" w:hAnsi="Satoshi"/>
+                <w:b w:val="0"/>
+                <w:color w:val="101010"/>
                 <w:sz w:val="19"/>
               </w:rPr>
               <w:t>Pia Estate</w:t>
@@ -8836,9 +8851,9 @@
             <w:r/>
             <w:r>
               <w:rPr>
-                <w:rFonts w:ascii="Century Gothic" w:hAnsi="Century Gothic"/>
-                <w:b w:val="0"/>
-                <w:color w:val="8E8170"/>
+                <w:rFonts w:ascii="Satoshi" w:hAnsi="Satoshi"/>
+                <w:b w:val="0"/>
+                <w:color w:val="6E6E6A"/>
                 <w:sz w:val="17"/>
               </w:rPr>
               <w:t>Link</w:t>
@@ -8853,9 +8868,9 @@
             <w:r/>
             <w:r>
               <w:rPr>
-                <w:rFonts w:ascii="Century Gothic" w:hAnsi="Century Gothic"/>
-                <w:b w:val="0"/>
-                <w:color w:val="45442D"/>
+                <w:rFonts w:ascii="Satoshi" w:hAnsi="Satoshi"/>
+                <w:b w:val="0"/>
+                <w:color w:val="101010"/>
                 <w:sz w:val="19"/>
               </w:rPr>
               <w:t>Elisabeth Rohr Real Estate</w:t>
@@ -8872,9 +8887,9 @@
             <w:r/>
             <w:r>
               <w:rPr>
-                <w:rFonts w:ascii="Century Gothic" w:hAnsi="Century Gothic"/>
-                <w:b w:val="0"/>
-                <w:color w:val="8E8170"/>
+                <w:rFonts w:ascii="Satoshi" w:hAnsi="Satoshi"/>
+                <w:b w:val="0"/>
+                <w:color w:val="6E6E6A"/>
                 <w:sz w:val="17"/>
               </w:rPr>
               <w:t>Link</w:t>
@@ -8889,9 +8904,9 @@
             <w:r/>
             <w:r>
               <w:rPr>
-                <w:rFonts w:ascii="Century Gothic" w:hAnsi="Century Gothic"/>
-                <w:b w:val="0"/>
-                <w:color w:val="45442D"/>
+                <w:rFonts w:ascii="Satoshi" w:hAnsi="Satoshi"/>
+                <w:b w:val="0"/>
+                <w:color w:val="101010"/>
                 <w:sz w:val="19"/>
               </w:rPr>
               <w:t>sales@zimmermannplatz6.at</w:t>
@@ -8908,9 +8923,9 @@
             <w:r/>
             <w:r>
               <w:rPr>
-                <w:rFonts w:ascii="Century Gothic" w:hAnsi="Century Gothic"/>
-                <w:b w:val="0"/>
-                <w:color w:val="8E8170"/>
+                <w:rFonts w:ascii="Satoshi" w:hAnsi="Satoshi"/>
+                <w:b w:val="0"/>
+                <w:color w:val="6E6E6A"/>
                 <w:sz w:val="17"/>
               </w:rPr>
               <w:t>Link</w:t>
@@ -8925,9 +8940,9 @@
             <w:r/>
             <w:r>
               <w:rPr>
-                <w:rFonts w:ascii="Century Gothic" w:hAnsi="Century Gothic"/>
-                <w:b w:val="0"/>
-                <w:color w:val="45442D"/>
+                <w:rFonts w:ascii="Satoshi" w:hAnsi="Satoshi"/>
+                <w:b w:val="0"/>
+                <w:color w:val="101010"/>
                 <w:sz w:val="19"/>
               </w:rPr>
               <w:t>+43 1 585 36 63</w:t>
@@ -8944,9 +8959,9 @@
             <w:r/>
             <w:r>
               <w:rPr>
-                <w:rFonts w:ascii="Century Gothic" w:hAnsi="Century Gothic"/>
-                <w:b w:val="0"/>
-                <w:color w:val="8E8170"/>
+                <w:rFonts w:ascii="Satoshi" w:hAnsi="Satoshi"/>
+                <w:b w:val="0"/>
+                <w:color w:val="6E6E6A"/>
                 <w:sz w:val="17"/>
               </w:rPr>
               <w:t>Link</w:t>
@@ -8961,9 +8976,9 @@
             <w:r/>
             <w:r>
               <w:rPr>
-                <w:rFonts w:ascii="Century Gothic" w:hAnsi="Century Gothic"/>
-                <w:b w:val="0"/>
-                <w:color w:val="45442D"/>
+                <w:rFonts w:ascii="Satoshi" w:hAnsi="Satoshi"/>
+                <w:b w:val="0"/>
+                <w:color w:val="101010"/>
                 <w:sz w:val="19"/>
               </w:rPr>
               <w:t>+43 660 508 36 35</w:t>
@@ -8980,9 +8995,9 @@
             <w:r/>
             <w:r>
               <w:rPr>
-                <w:rFonts w:ascii="Century Gothic" w:hAnsi="Century Gothic"/>
-                <w:b w:val="0"/>
-                <w:color w:val="8E8170"/>
+                <w:rFonts w:ascii="Satoshi" w:hAnsi="Satoshi"/>
+                <w:b w:val="0"/>
+                <w:color w:val="6E6E6A"/>
                 <w:sz w:val="17"/>
               </w:rPr>
               <w:t>Text</w:t>
@@ -8997,9 +9012,9 @@
             <w:r/>
             <w:r>
               <w:rPr>
-                <w:rFonts w:ascii="Century Gothic" w:hAnsi="Century Gothic"/>
-                <w:b w:val="0"/>
-                <w:color w:val="45442D"/>
+                <w:rFonts w:ascii="Satoshi" w:hAnsi="Satoshi"/>
+                <w:b w:val="0"/>
+                <w:color w:val="101010"/>
                 <w:sz w:val="19"/>
               </w:rPr>
               <w:t>Projektentwicklung</w:t>
@@ -9016,9 +9031,9 @@
             <w:r/>
             <w:r>
               <w:rPr>
-                <w:rFonts w:ascii="Century Gothic" w:hAnsi="Century Gothic"/>
-                <w:b w:val="0"/>
-                <w:color w:val="8E8170"/>
+                <w:rFonts w:ascii="Satoshi" w:hAnsi="Satoshi"/>
+                <w:b w:val="0"/>
+                <w:color w:val="6E6E6A"/>
                 <w:sz w:val="17"/>
               </w:rPr>
               <w:t>Bild, Alternativtext</w:t>
@@ -9033,9 +9048,9 @@
             <w:r/>
             <w:r>
               <w:rPr>
-                <w:rFonts w:ascii="Century Gothic" w:hAnsi="Century Gothic"/>
-                <w:b w:val="0"/>
-                <w:color w:val="45442D"/>
+                <w:rFonts w:ascii="Satoshi" w:hAnsi="Satoshi"/>
+                <w:b w:val="0"/>
+                <w:color w:val="101010"/>
                 <w:sz w:val="19"/>
               </w:rPr>
               <w:t>ZIMM 6 Immobilienentwicklungs GmbH, a United Group Company</w:t>
@@ -9052,9 +9067,9 @@
             <w:r/>
             <w:r>
               <w:rPr>
-                <w:rFonts w:ascii="Century Gothic" w:hAnsi="Century Gothic"/>
-                <w:b w:val="0"/>
-                <w:color w:val="8E8170"/>
+                <w:rFonts w:ascii="Satoshi" w:hAnsi="Satoshi"/>
+                <w:b w:val="0"/>
+                <w:color w:val="6E6E6A"/>
                 <w:sz w:val="17"/>
               </w:rPr>
               <w:t>Text</w:t>
@@ -9069,9 +9084,9 @@
             <w:r/>
             <w:r>
               <w:rPr>
-                <w:rFonts w:ascii="Century Gothic" w:hAnsi="Century Gothic"/>
-                <w:b w:val="0"/>
-                <w:color w:val="45442D"/>
+                <w:rFonts w:ascii="Satoshi" w:hAnsi="Satoshi"/>
+                <w:b w:val="0"/>
+                <w:color w:val="101010"/>
                 <w:sz w:val="19"/>
               </w:rPr>
               <w:t>Karl-Popper-Straße 4</w:t>
@@ -9079,9 +9094,9 @@
             </w:r>
             <w:r>
               <w:rPr>
-                <w:rFonts w:ascii="Century Gothic" w:hAnsi="Century Gothic"/>
-                <w:b w:val="0"/>
-                <w:color w:val="45442D"/>
+                <w:rFonts w:ascii="Satoshi" w:hAnsi="Satoshi"/>
+                <w:b w:val="0"/>
+                <w:color w:val="101010"/>
                 <w:sz w:val="19"/>
               </w:rPr>
               <w:t>1100 Wien</w:t>
@@ -9098,9 +9113,9 @@
             <w:r/>
             <w:r>
               <w:rPr>
-                <w:rFonts w:ascii="Century Gothic" w:hAnsi="Century Gothic"/>
-                <w:b w:val="0"/>
-                <w:color w:val="8E8170"/>
+                <w:rFonts w:ascii="Satoshi" w:hAnsi="Satoshi"/>
+                <w:b w:val="0"/>
+                <w:color w:val="6E6E6A"/>
                 <w:sz w:val="17"/>
               </w:rPr>
               <w:t>Text</w:t>
@@ -9115,9 +9130,9 @@
             <w:r/>
             <w:r>
               <w:rPr>
-                <w:rFonts w:ascii="Century Gothic" w:hAnsi="Century Gothic"/>
-                <w:b w:val="0"/>
-                <w:color w:val="45442D"/>
+                <w:rFonts w:ascii="Satoshi" w:hAnsi="Satoshi"/>
+                <w:b w:val="0"/>
+                <w:color w:val="101010"/>
                 <w:sz w:val="19"/>
               </w:rPr>
               <w:t>Hinweis</w:t>
@@ -9134,9 +9149,9 @@
             <w:r/>
             <w:r>
               <w:rPr>
-                <w:rFonts w:ascii="Century Gothic" w:hAnsi="Century Gothic"/>
-                <w:b w:val="0"/>
-                <w:color w:val="8E8170"/>
+                <w:rFonts w:ascii="Satoshi" w:hAnsi="Satoshi"/>
+                <w:b w:val="0"/>
+                <w:color w:val="6E6E6A"/>
                 <w:sz w:val="17"/>
               </w:rPr>
               <w:t>Text</w:t>
@@ -9151,9 +9166,9 @@
             <w:r/>
             <w:r>
               <w:rPr>
-                <w:rFonts w:ascii="Century Gothic" w:hAnsi="Century Gothic"/>
-                <w:b w:val="0"/>
-                <w:color w:val="45442D"/>
+                <w:rFonts w:ascii="Satoshi" w:hAnsi="Satoshi"/>
+                <w:b w:val="0"/>
+                <w:color w:val="101010"/>
                 <w:sz w:val="19"/>
               </w:rPr>
               <w:t>Alle Visualisierungen sind unverbindliche Darstellungen. Flächen und Ausstattung vorbehaltlich Planung und Behördenverfahren.</w:t>
@@ -9170,9 +9185,9 @@
             <w:r/>
             <w:r>
               <w:rPr>
-                <w:rFonts w:ascii="Century Gothic" w:hAnsi="Century Gothic"/>
-                <w:b w:val="0"/>
-                <w:color w:val="8E8170"/>
+                <w:rFonts w:ascii="Satoshi" w:hAnsi="Satoshi"/>
+                <w:b w:val="0"/>
+                <w:color w:val="6E6E6A"/>
                 <w:sz w:val="17"/>
               </w:rPr>
               <w:t>Text</w:t>
@@ -9187,9 +9202,9 @@
             <w:r/>
             <w:r>
               <w:rPr>
-                <w:rFonts w:ascii="Century Gothic" w:hAnsi="Century Gothic"/>
-                <w:b w:val="0"/>
-                <w:color w:val="45442D"/>
+                <w:rFonts w:ascii="Satoshi" w:hAnsi="Satoshi"/>
+                <w:b w:val="0"/>
+                <w:color w:val="101010"/>
                 <w:sz w:val="19"/>
               </w:rPr>
               <w:t>2026 Zimmermannplatz 6</w:t>
@@ -9206,9 +9221,9 @@
             <w:r/>
             <w:r>
               <w:rPr>
-                <w:rFonts w:ascii="Century Gothic" w:hAnsi="Century Gothic"/>
-                <w:b w:val="0"/>
-                <w:color w:val="8E8170"/>
+                <w:rFonts w:ascii="Satoshi" w:hAnsi="Satoshi"/>
+                <w:b w:val="0"/>
+                <w:color w:val="6E6E6A"/>
                 <w:sz w:val="17"/>
               </w:rPr>
               <w:t>Link</w:t>
@@ -9223,9 +9238,9 @@
             <w:r/>
             <w:r>
               <w:rPr>
-                <w:rFonts w:ascii="Century Gothic" w:hAnsi="Century Gothic"/>
-                <w:b w:val="0"/>
-                <w:color w:val="45442D"/>
+                <w:rFonts w:ascii="Satoshi" w:hAnsi="Satoshi"/>
+                <w:b w:val="0"/>
+                <w:color w:val="101010"/>
                 <w:sz w:val="19"/>
               </w:rPr>
               <w:t>Impressum</w:t>
@@ -9242,9 +9257,9 @@
             <w:r/>
             <w:r>
               <w:rPr>
-                <w:rFonts w:ascii="Century Gothic" w:hAnsi="Century Gothic"/>
-                <w:b w:val="0"/>
-                <w:color w:val="8E8170"/>
+                <w:rFonts w:ascii="Satoshi" w:hAnsi="Satoshi"/>
+                <w:b w:val="0"/>
+                <w:color w:val="6E6E6A"/>
                 <w:sz w:val="17"/>
               </w:rPr>
               <w:t>Link</w:t>
@@ -9259,9 +9274,9 @@
             <w:r/>
             <w:r>
               <w:rPr>
-                <w:rFonts w:ascii="Century Gothic" w:hAnsi="Century Gothic"/>
-                <w:b w:val="0"/>
-                <w:color w:val="45442D"/>
+                <w:rFonts w:ascii="Satoshi" w:hAnsi="Satoshi"/>
+                <w:b w:val="0"/>
+                <w:color w:val="101010"/>
                 <w:sz w:val="19"/>
               </w:rPr>
               <w:t>Datenschutz</w:t>
@@ -9278,9 +9293,9 @@
             <w:r/>
             <w:r>
               <w:rPr>
-                <w:rFonts w:ascii="Century Gothic" w:hAnsi="Century Gothic"/>
-                <w:b w:val="0"/>
-                <w:color w:val="8E8170"/>
+                <w:rFonts w:ascii="Satoshi" w:hAnsi="Satoshi"/>
+                <w:b w:val="0"/>
+                <w:color w:val="6E6E6A"/>
                 <w:sz w:val="17"/>
               </w:rPr>
               <w:t>Link</w:t>
@@ -9295,9 +9310,9 @@
             <w:r/>
             <w:r>
               <w:rPr>
-                <w:rFonts w:ascii="Century Gothic" w:hAnsi="Century Gothic"/>
-                <w:b w:val="0"/>
-                <w:color w:val="45442D"/>
+                <w:rFonts w:ascii="Satoshi" w:hAnsi="Satoshi"/>
+                <w:b w:val="0"/>
+                <w:color w:val="101010"/>
                 <w:sz w:val="19"/>
               </w:rPr>
               <w:t>Made by Ad Boutique</w:t>
@@ -9318,9 +9333,9 @@
     <w:p>
       <w:r>
         <w:rPr>
-          <w:rFonts w:ascii="Century Gothic" w:hAnsi="Century Gothic"/>
+          <w:rFonts w:ascii="Satoshi" w:hAnsi="Satoshi"/>
           <w:b w:val="0"/>
-          <w:color w:val="8E8170"/>
+          <w:color w:val="6E6E6A"/>
           <w:sz w:val="19"/>
         </w:rPr>
         <w:t>Diese Texte stehen im Programmcode und erscheinen erst bei Bedienung der Seite. Angaben in eckigen Klammern werden automatisch ersetzt.</w:t>
@@ -9335,12 +9350,12 @@
         <w:tblLayout w:type="fixed"/>
         <w:tblW w:w="9411" w:type="dxa"/>
         <w:tblBorders>
-          <w:top w:val="single" w:sz="4" w:color="D8D2C8"/>
-          <w:left w:val="single" w:sz="4" w:color="D8D2C8"/>
-          <w:bottom w:val="single" w:sz="4" w:color="D8D2C8"/>
-          <w:right w:val="single" w:sz="4" w:color="D8D2C8"/>
-          <w:insideH w:val="single" w:sz="4" w:color="D8D2C8"/>
-          <w:insideV w:val="single" w:sz="4" w:color="D8D2C8"/>
+          <w:top w:val="single" w:sz="4" w:color="B7B7B3"/>
+          <w:left w:val="single" w:sz="4" w:color="B7B7B3"/>
+          <w:bottom w:val="single" w:sz="4" w:color="B7B7B3"/>
+          <w:right w:val="single" w:sz="4" w:color="B7B7B3"/>
+          <w:insideH w:val="single" w:sz="4" w:color="B7B7B3"/>
+          <w:insideV w:val="single" w:sz="4" w:color="B7B7B3"/>
         </w:tblBorders>
       </w:tblPr>
       <w:tblGrid>
@@ -9351,15 +9366,15 @@
         <w:tc>
           <w:tcPr>
             <w:tcW w:type="dxa" w:w="2381"/>
-            <w:shd w:val="clear" w:color="auto" w:fill="C7BEB1"/>
-          </w:tcPr>
-          <w:p>
-            <w:r/>
-            <w:r>
-              <w:rPr>
-                <w:rFonts w:ascii="Century Gothic" w:hAnsi="Century Gothic"/>
+            <w:shd w:val="clear" w:color="auto" w:fill="F4F3EB"/>
+          </w:tcPr>
+          <w:p>
+            <w:r/>
+            <w:r>
+              <w:rPr>
+                <w:rFonts w:ascii="Satoshi" w:hAnsi="Satoshi"/>
                 <w:b/>
-                <w:color w:val="45442D"/>
+                <w:color w:val="101010"/>
                 <w:sz w:val="17"/>
               </w:rPr>
               <w:t>Element</w:t>
@@ -9369,15 +9384,15 @@
         <w:tc>
           <w:tcPr>
             <w:tcW w:type="dxa" w:w="7030"/>
-            <w:shd w:val="clear" w:color="auto" w:fill="C7BEB1"/>
-          </w:tcPr>
-          <w:p>
-            <w:r/>
-            <w:r>
-              <w:rPr>
-                <w:rFonts w:ascii="Century Gothic" w:hAnsi="Century Gothic"/>
+            <w:shd w:val="clear" w:color="auto" w:fill="F4F3EB"/>
+          </w:tcPr>
+          <w:p>
+            <w:r/>
+            <w:r>
+              <w:rPr>
+                <w:rFonts w:ascii="Satoshi" w:hAnsi="Satoshi"/>
                 <w:b/>
-                <w:color w:val="45442D"/>
+                <w:color w:val="101010"/>
                 <w:sz w:val="17"/>
               </w:rPr>
               <w:t>Text</w:t>
@@ -9394,9 +9409,9 @@
             <w:r/>
             <w:r>
               <w:rPr>
-                <w:rFonts w:ascii="Century Gothic" w:hAnsi="Century Gothic"/>
-                <w:b w:val="0"/>
-                <w:color w:val="8E8170"/>
+                <w:rFonts w:ascii="Satoshi" w:hAnsi="Satoshi"/>
+                <w:b w:val="0"/>
+                <w:color w:val="6E6E6A"/>
                 <w:sz w:val="17"/>
               </w:rPr>
               <w:t>Status in der Liste</w:t>
@@ -9411,9 +9426,9 @@
             <w:r/>
             <w:r>
               <w:rPr>
-                <w:rFonts w:ascii="Century Gothic" w:hAnsi="Century Gothic"/>
-                <w:b w:val="0"/>
-                <w:color w:val="45442D"/>
+                <w:rFonts w:ascii="Satoshi" w:hAnsi="Satoshi"/>
+                <w:b w:val="0"/>
+                <w:color w:val="101010"/>
                 <w:sz w:val="19"/>
               </w:rPr>
               <w:t>Verfügbar</w:t>
@@ -9421,9 +9436,9 @@
             </w:r>
             <w:r>
               <w:rPr>
-                <w:rFonts w:ascii="Century Gothic" w:hAnsi="Century Gothic"/>
-                <w:b w:val="0"/>
-                <w:color w:val="45442D"/>
+                <w:rFonts w:ascii="Satoshi" w:hAnsi="Satoshi"/>
+                <w:b w:val="0"/>
+                <w:color w:val="101010"/>
                 <w:sz w:val="19"/>
               </w:rPr>
               <w:t>Reserviert</w:t>
@@ -9431,9 +9446,9 @@
             </w:r>
             <w:r>
               <w:rPr>
-                <w:rFonts w:ascii="Century Gothic" w:hAnsi="Century Gothic"/>
-                <w:b w:val="0"/>
-                <w:color w:val="45442D"/>
+                <w:rFonts w:ascii="Satoshi" w:hAnsi="Satoshi"/>
+                <w:b w:val="0"/>
+                <w:color w:val="101010"/>
                 <w:sz w:val="19"/>
               </w:rPr>
               <w:t>Verkauft</w:t>
@@ -9450,9 +9465,9 @@
             <w:r/>
             <w:r>
               <w:rPr>
-                <w:rFonts w:ascii="Century Gothic" w:hAnsi="Century Gothic"/>
-                <w:b w:val="0"/>
-                <w:color w:val="8E8170"/>
+                <w:rFonts w:ascii="Satoshi" w:hAnsi="Satoshi"/>
+                <w:b w:val="0"/>
+                <w:color w:val="6E6E6A"/>
                 <w:sz w:val="17"/>
               </w:rPr>
               <w:t>Freifläche ohne Eintrag</w:t>
@@ -9467,9 +9482,9 @@
             <w:r/>
             <w:r>
               <w:rPr>
-                <w:rFonts w:ascii="Century Gothic" w:hAnsi="Century Gothic"/>
-                <w:b w:val="0"/>
-                <w:color w:val="45442D"/>
+                <w:rFonts w:ascii="Satoshi" w:hAnsi="Satoshi"/>
+                <w:b w:val="0"/>
+                <w:color w:val="101010"/>
                 <w:sz w:val="19"/>
               </w:rPr>
               <w:t>keine</w:t>
@@ -9486,9 +9501,9 @@
             <w:r/>
             <w:r>
               <w:rPr>
-                <w:rFonts w:ascii="Century Gothic" w:hAnsi="Century Gothic"/>
-                <w:b w:val="0"/>
-                <w:color w:val="8E8170"/>
+                <w:rFonts w:ascii="Satoshi" w:hAnsi="Satoshi"/>
+                <w:b w:val="0"/>
+                <w:color w:val="6E6E6A"/>
                 <w:sz w:val="17"/>
               </w:rPr>
               <w:t>Keine Treffer beim Filtern</w:t>
@@ -9503,9 +9518,9 @@
             <w:r/>
             <w:r>
               <w:rPr>
-                <w:rFonts w:ascii="Century Gothic" w:hAnsi="Century Gothic"/>
-                <w:b w:val="0"/>
-                <w:color w:val="45442D"/>
+                <w:rFonts w:ascii="Satoshi" w:hAnsi="Satoshi"/>
+                <w:b w:val="0"/>
+                <w:color w:val="101010"/>
                 <w:sz w:val="19"/>
               </w:rPr>
               <w:t>Keine Wohnung entspricht der Auswahl. Filter zurücksetzen oder andere Zimmerzahl wählen.</w:t>
@@ -9522,9 +9537,9 @@
             <w:r/>
             <w:r>
               <w:rPr>
-                <w:rFonts w:ascii="Century Gothic" w:hAnsi="Century Gothic"/>
-                <w:b w:val="0"/>
-                <w:color w:val="8E8170"/>
+                <w:rFonts w:ascii="Satoshi" w:hAnsi="Satoshi"/>
+                <w:b w:val="0"/>
+                <w:color w:val="6E6E6A"/>
                 <w:sz w:val="17"/>
               </w:rPr>
               <w:t>Zähler über der Liste</w:t>
@@ -9539,9 +9554,9 @@
             <w:r/>
             <w:r>
               <w:rPr>
-                <w:rFonts w:ascii="Century Gothic" w:hAnsi="Century Gothic"/>
-                <w:b w:val="0"/>
-                <w:color w:val="45442D"/>
+                <w:rFonts w:ascii="Satoshi" w:hAnsi="Satoshi"/>
+                <w:b w:val="0"/>
+                <w:color w:val="101010"/>
                 <w:sz w:val="19"/>
               </w:rPr>
               <w:t>[Anzahl] von 16 verfügbaren Wohnungen</w:t>
@@ -9558,9 +9573,9 @@
             <w:r/>
             <w:r>
               <w:rPr>
-                <w:rFonts w:ascii="Century Gothic" w:hAnsi="Century Gothic"/>
-                <w:b w:val="0"/>
-                <w:color w:val="8E8170"/>
+                <w:rFonts w:ascii="Satoshi" w:hAnsi="Satoshi"/>
+                <w:b w:val="0"/>
+                <w:color w:val="6E6E6A"/>
                 <w:sz w:val="17"/>
               </w:rPr>
               <w:t>Detailansicht, Bezeichnungen</w:t>
@@ -9575,9 +9590,9 @@
             <w:r/>
             <w:r>
               <w:rPr>
-                <w:rFonts w:ascii="Century Gothic" w:hAnsi="Century Gothic"/>
-                <w:b w:val="0"/>
-                <w:color w:val="45442D"/>
+                <w:rFonts w:ascii="Satoshi" w:hAnsi="Satoshi"/>
+                <w:b w:val="0"/>
+                <w:color w:val="101010"/>
                 <w:sz w:val="19"/>
               </w:rPr>
               <w:t>Wohnfläche</w:t>
@@ -9585,9 +9600,9 @@
             </w:r>
             <w:r>
               <w:rPr>
-                <w:rFonts w:ascii="Century Gothic" w:hAnsi="Century Gothic"/>
-                <w:b w:val="0"/>
-                <w:color w:val="45442D"/>
+                <w:rFonts w:ascii="Satoshi" w:hAnsi="Satoshi"/>
+                <w:b w:val="0"/>
+                <w:color w:val="101010"/>
                 <w:sz w:val="19"/>
               </w:rPr>
               <w:t>Zimmer</w:t>
@@ -9595,9 +9610,9 @@
             </w:r>
             <w:r>
               <w:rPr>
-                <w:rFonts w:ascii="Century Gothic" w:hAnsi="Century Gothic"/>
-                <w:b w:val="0"/>
-                <w:color w:val="45442D"/>
+                <w:rFonts w:ascii="Satoshi" w:hAnsi="Satoshi"/>
+                <w:b w:val="0"/>
+                <w:color w:val="101010"/>
                 <w:sz w:val="19"/>
               </w:rPr>
               <w:t>Geschoss</w:t>
@@ -9605,9 +9620,9 @@
             </w:r>
             <w:r>
               <w:rPr>
-                <w:rFonts w:ascii="Century Gothic" w:hAnsi="Century Gothic"/>
-                <w:b w:val="0"/>
-                <w:color w:val="45442D"/>
+                <w:rFonts w:ascii="Satoshi" w:hAnsi="Satoshi"/>
+                <w:b w:val="0"/>
+                <w:color w:val="101010"/>
                 <w:sz w:val="19"/>
               </w:rPr>
               <w:t>Typ</w:t>
@@ -9615,9 +9630,9 @@
             </w:r>
             <w:r>
               <w:rPr>
-                <w:rFonts w:ascii="Century Gothic" w:hAnsi="Century Gothic"/>
-                <w:b w:val="0"/>
-                <w:color w:val="45442D"/>
+                <w:rFonts w:ascii="Satoshi" w:hAnsi="Satoshi"/>
+                <w:b w:val="0"/>
+                <w:color w:val="101010"/>
                 <w:sz w:val="19"/>
               </w:rPr>
               <w:t>Raumprogramm</w:t>
@@ -9634,9 +9649,9 @@
             <w:r/>
             <w:r>
               <w:rPr>
-                <w:rFonts w:ascii="Century Gothic" w:hAnsi="Century Gothic"/>
-                <w:b w:val="0"/>
-                <w:color w:val="8E8170"/>
+                <w:rFonts w:ascii="Satoshi" w:hAnsi="Satoshi"/>
+                <w:b w:val="0"/>
+                <w:color w:val="6E6E6A"/>
                 <w:sz w:val="17"/>
               </w:rPr>
               <w:t>Detailansicht, Hinweis</w:t>
@@ -9651,9 +9666,9 @@
             <w:r/>
             <w:r>
               <w:rPr>
-                <w:rFonts w:ascii="Century Gothic" w:hAnsi="Century Gothic"/>
-                <w:b w:val="0"/>
-                <w:color w:val="45442D"/>
+                <w:rFonts w:ascii="Satoshi" w:hAnsi="Satoshi"/>
+                <w:b w:val="0"/>
+                <w:color w:val="101010"/>
                 <w:sz w:val="19"/>
               </w:rPr>
               <w:t>Einlagerungsraum im Keller zugeteilt.</w:t>
@@ -9670,9 +9685,9 @@
             <w:r/>
             <w:r>
               <w:rPr>
-                <w:rFonts w:ascii="Century Gothic" w:hAnsi="Century Gothic"/>
-                <w:b w:val="0"/>
-                <w:color w:val="8E8170"/>
+                <w:rFonts w:ascii="Satoshi" w:hAnsi="Satoshi"/>
+                <w:b w:val="0"/>
+                <w:color w:val="6E6E6A"/>
                 <w:sz w:val="17"/>
               </w:rPr>
               <w:t>Detailansicht, Button</w:t>
@@ -9687,9 +9702,9 @@
             <w:r/>
             <w:r>
               <w:rPr>
-                <w:rFonts w:ascii="Century Gothic" w:hAnsi="Century Gothic"/>
-                <w:b w:val="0"/>
-                <w:color w:val="45442D"/>
+                <w:rFonts w:ascii="Satoshi" w:hAnsi="Satoshi"/>
+                <w:b w:val="0"/>
+                <w:color w:val="101010"/>
                 <w:sz w:val="19"/>
               </w:rPr>
               <w:t>Anfragen</w:t>
@@ -9706,9 +9721,9 @@
             <w:r/>
             <w:r>
               <w:rPr>
-                <w:rFonts w:ascii="Century Gothic" w:hAnsi="Century Gothic"/>
-                <w:b w:val="0"/>
-                <w:color w:val="8E8170"/>
+                <w:rFonts w:ascii="Satoshi" w:hAnsi="Satoshi"/>
+                <w:b w:val="0"/>
+                <w:color w:val="6E6E6A"/>
                 <w:sz w:val="17"/>
               </w:rPr>
               <w:t>Anfrage-Fenster, Titel</w:t>
@@ -9723,9 +9738,9 @@
             <w:r/>
             <w:r>
               <w:rPr>
-                <w:rFonts w:ascii="Century Gothic" w:hAnsi="Century Gothic"/>
-                <w:b w:val="0"/>
-                <w:color w:val="45442D"/>
+                <w:rFonts w:ascii="Satoshi" w:hAnsi="Satoshi"/>
+                <w:b w:val="0"/>
+                <w:color w:val="101010"/>
                 <w:sz w:val="19"/>
               </w:rPr>
               <w:t>Anfrage für Top [Nr.]</w:t>
@@ -9742,9 +9757,9 @@
             <w:r/>
             <w:r>
               <w:rPr>
-                <w:rFonts w:ascii="Century Gothic" w:hAnsi="Century Gothic"/>
-                <w:b w:val="0"/>
-                <w:color w:val="8E8170"/>
+                <w:rFonts w:ascii="Satoshi" w:hAnsi="Satoshi"/>
+                <w:b w:val="0"/>
+                <w:color w:val="6E6E6A"/>
                 <w:sz w:val="17"/>
               </w:rPr>
               <w:t>Anfrage-Fenster, vorbelegte Nachricht</w:t>
@@ -9759,9 +9774,9 @@
             <w:r/>
             <w:r>
               <w:rPr>
-                <w:rFonts w:ascii="Century Gothic" w:hAnsi="Century Gothic"/>
-                <w:b w:val="0"/>
-                <w:color w:val="45442D"/>
+                <w:rFonts w:ascii="Satoshi" w:hAnsi="Satoshi"/>
+                <w:b w:val="0"/>
+                <w:color w:val="101010"/>
                 <w:sz w:val="19"/>
               </w:rPr>
               <w:t>Ich interessiere mich für Top [Nr.] ([Zimmer] Zimmer, [Fläche] m²). Bitte senden Sie mir Grundriss und Preis.</w:t>
@@ -9778,9 +9793,9 @@
             <w:r/>
             <w:r>
               <w:rPr>
-                <w:rFonts w:ascii="Century Gothic" w:hAnsi="Century Gothic"/>
-                <w:b w:val="0"/>
-                <w:color w:val="8E8170"/>
+                <w:rFonts w:ascii="Satoshi" w:hAnsi="Satoshi"/>
+                <w:b w:val="0"/>
+                <w:color w:val="6E6E6A"/>
                 <w:sz w:val="17"/>
               </w:rPr>
               <w:t>Formular, während des Sendens</w:t>
@@ -9795,9 +9810,9 @@
             <w:r/>
             <w:r>
               <w:rPr>
-                <w:rFonts w:ascii="Century Gothic" w:hAnsi="Century Gothic"/>
-                <w:b w:val="0"/>
-                <w:color w:val="45442D"/>
+                <w:rFonts w:ascii="Satoshi" w:hAnsi="Satoshi"/>
+                <w:b w:val="0"/>
+                <w:color w:val="101010"/>
                 <w:sz w:val="19"/>
               </w:rPr>
               <w:t>Wird gesendet</w:t>
@@ -9814,9 +9829,9 @@
             <w:r/>
             <w:r>
               <w:rPr>
-                <w:rFonts w:ascii="Century Gothic" w:hAnsi="Century Gothic"/>
-                <w:b w:val="0"/>
-                <w:color w:val="8E8170"/>
+                <w:rFonts w:ascii="Satoshi" w:hAnsi="Satoshi"/>
+                <w:b w:val="0"/>
+                <w:color w:val="6E6E6A"/>
                 <w:sz w:val="17"/>
               </w:rPr>
               <w:t>Formular, Danke (Kontakt)</w:t>
@@ -9831,9 +9846,9 @@
             <w:r/>
             <w:r>
               <w:rPr>
-                <w:rFonts w:ascii="Century Gothic" w:hAnsi="Century Gothic"/>
-                <w:b w:val="0"/>
-                <w:color w:val="45442D"/>
+                <w:rFonts w:ascii="Satoshi" w:hAnsi="Satoshi"/>
+                <w:b w:val="0"/>
+                <w:color w:val="101010"/>
                 <w:sz w:val="19"/>
               </w:rPr>
               <w:t>Danke. Der Exklusivvertrieb meldet sich innerhalb eines Werktags bei Ihnen.</w:t>
@@ -9850,9 +9865,9 @@
             <w:r/>
             <w:r>
               <w:rPr>
-                <w:rFonts w:ascii="Century Gothic" w:hAnsi="Century Gothic"/>
-                <w:b w:val="0"/>
-                <w:color w:val="8E8170"/>
+                <w:rFonts w:ascii="Satoshi" w:hAnsi="Satoshi"/>
+                <w:b w:val="0"/>
+                <w:color w:val="6E6E6A"/>
                 <w:sz w:val="17"/>
               </w:rPr>
               <w:t>Formular, Fehler Name und E-Mail</w:t>
@@ -9867,9 +9882,9 @@
             <w:r/>
             <w:r>
               <w:rPr>
-                <w:rFonts w:ascii="Century Gothic" w:hAnsi="Century Gothic"/>
-                <w:b w:val="0"/>
-                <w:color w:val="45442D"/>
+                <w:rFonts w:ascii="Satoshi" w:hAnsi="Satoshi"/>
+                <w:b w:val="0"/>
+                <w:color w:val="101010"/>
                 <w:sz w:val="19"/>
               </w:rPr>
               <w:t>Bitte Name und eine gültige E-Mail-Adresse angeben.</w:t>
@@ -9886,9 +9901,9 @@
             <w:r/>
             <w:r>
               <w:rPr>
-                <w:rFonts w:ascii="Century Gothic" w:hAnsi="Century Gothic"/>
-                <w:b w:val="0"/>
-                <w:color w:val="8E8170"/>
+                <w:rFonts w:ascii="Satoshi" w:hAnsi="Satoshi"/>
+                <w:b w:val="0"/>
+                <w:color w:val="6E6E6A"/>
                 <w:sz w:val="17"/>
               </w:rPr>
               <w:t>Formular, Fehler Telefon</w:t>
@@ -9903,9 +9918,9 @@
             <w:r/>
             <w:r>
               <w:rPr>
-                <w:rFonts w:ascii="Century Gothic" w:hAnsi="Century Gothic"/>
-                <w:b w:val="0"/>
-                <w:color w:val="45442D"/>
+                <w:rFonts w:ascii="Satoshi" w:hAnsi="Satoshi"/>
+                <w:b w:val="0"/>
+                <w:color w:val="101010"/>
                 <w:sz w:val="19"/>
               </w:rPr>
               <w:t>Bitte eine Telefonnummer angeben, damit wir Sie zurückrufen können.</w:t>
@@ -9922,9 +9937,9 @@
             <w:r/>
             <w:r>
               <w:rPr>
-                <w:rFonts w:ascii="Century Gothic" w:hAnsi="Century Gothic"/>
-                <w:b w:val="0"/>
-                <w:color w:val="8E8170"/>
+                <w:rFonts w:ascii="Satoshi" w:hAnsi="Satoshi"/>
+                <w:b w:val="0"/>
+                <w:color w:val="6E6E6A"/>
                 <w:sz w:val="17"/>
               </w:rPr>
               <w:t>Formular, Fehler Zustimmung</w:t>
@@ -9939,9 +9954,9 @@
             <w:r/>
             <w:r>
               <w:rPr>
-                <w:rFonts w:ascii="Century Gothic" w:hAnsi="Century Gothic"/>
-                <w:b w:val="0"/>
-                <w:color w:val="45442D"/>
+                <w:rFonts w:ascii="Satoshi" w:hAnsi="Satoshi"/>
+                <w:b w:val="0"/>
+                <w:color w:val="101010"/>
                 <w:sz w:val="19"/>
               </w:rPr>
               <w:t>Bitte der Datenverarbeitung zustimmen.</w:t>
@@ -9958,9 +9973,9 @@
             <w:r/>
             <w:r>
               <w:rPr>
-                <w:rFonts w:ascii="Century Gothic" w:hAnsi="Century Gothic"/>
-                <w:b w:val="0"/>
-                <w:color w:val="8E8170"/>
+                <w:rFonts w:ascii="Satoshi" w:hAnsi="Satoshi"/>
+                <w:b w:val="0"/>
+                <w:color w:val="6E6E6A"/>
                 <w:sz w:val="17"/>
               </w:rPr>
               <w:t>Formular, Fehler Versand</w:t>
@@ -9975,9 +9990,9 @@
             <w:r/>
             <w:r>
               <w:rPr>
-                <w:rFonts w:ascii="Century Gothic" w:hAnsi="Century Gothic"/>
-                <w:b w:val="0"/>
-                <w:color w:val="45442D"/>
+                <w:rFonts w:ascii="Satoshi" w:hAnsi="Satoshi"/>
+                <w:b w:val="0"/>
+                <w:color w:val="101010"/>
                 <w:sz w:val="19"/>
               </w:rPr>
               <w:t>Der Versand ist gerade nicht möglich. Bitte versuchen Sie es später noch einmal.</w:t>
@@ -9998,9 +10013,9 @@
     <w:p>
       <w:r>
         <w:rPr>
-          <w:rFonts w:ascii="Century Gothic" w:hAnsi="Century Gothic"/>
+          <w:rFonts w:ascii="Satoshi" w:hAnsi="Satoshi"/>
           <w:b w:val="0"/>
-          <w:color w:val="8E8170"/>
+          <w:color w:val="6E6E6A"/>
           <w:sz w:val="19"/>
         </w:rPr>
         <w:t>16 verfügbare Wohnungen laut Topographie VERS-02 vom 01.09.2026, Netto-Nutzflächen in m². Wird nach der Justimmo-Anbindung aus Justimmo befüllt.</w:t>
@@ -10015,12 +10030,12 @@
         <w:tblLayout w:type="fixed"/>
         <w:tblW w:w="9411" w:type="dxa"/>
         <w:tblBorders>
-          <w:top w:val="single" w:sz="4" w:color="D8D2C8"/>
-          <w:left w:val="single" w:sz="4" w:color="D8D2C8"/>
-          <w:bottom w:val="single" w:sz="4" w:color="D8D2C8"/>
-          <w:right w:val="single" w:sz="4" w:color="D8D2C8"/>
-          <w:insideH w:val="single" w:sz="4" w:color="D8D2C8"/>
-          <w:insideV w:val="single" w:sz="4" w:color="D8D2C8"/>
+          <w:top w:val="single" w:sz="4" w:color="B7B7B3"/>
+          <w:left w:val="single" w:sz="4" w:color="B7B7B3"/>
+          <w:bottom w:val="single" w:sz="4" w:color="B7B7B3"/>
+          <w:right w:val="single" w:sz="4" w:color="B7B7B3"/>
+          <w:insideH w:val="single" w:sz="4" w:color="B7B7B3"/>
+          <w:insideV w:val="single" w:sz="4" w:color="B7B7B3"/>
         </w:tblBorders>
       </w:tblPr>
       <w:tblGrid>
@@ -10035,15 +10050,15 @@
         <w:tc>
           <w:tcPr>
             <w:tcW w:type="dxa" w:w="907"/>
-            <w:shd w:val="clear" w:color="auto" w:fill="C7BEB1"/>
-          </w:tcPr>
-          <w:p>
-            <w:r/>
-            <w:r>
-              <w:rPr>
-                <w:rFonts w:ascii="Century Gothic" w:hAnsi="Century Gothic"/>
+            <w:shd w:val="clear" w:color="auto" w:fill="F4F3EB"/>
+          </w:tcPr>
+          <w:p>
+            <w:r/>
+            <w:r>
+              <w:rPr>
+                <w:rFonts w:ascii="Satoshi" w:hAnsi="Satoshi"/>
                 <w:b/>
-                <w:color w:val="45442D"/>
+                <w:color w:val="101010"/>
                 <w:sz w:val="17"/>
               </w:rPr>
               <w:t>Top</w:t>
@@ -10053,15 +10068,15 @@
         <w:tc>
           <w:tcPr>
             <w:tcW w:type="dxa" w:w="1361"/>
-            <w:shd w:val="clear" w:color="auto" w:fill="C7BEB1"/>
-          </w:tcPr>
-          <w:p>
-            <w:r/>
-            <w:r>
-              <w:rPr>
-                <w:rFonts w:ascii="Century Gothic" w:hAnsi="Century Gothic"/>
+            <w:shd w:val="clear" w:color="auto" w:fill="F4F3EB"/>
+          </w:tcPr>
+          <w:p>
+            <w:r/>
+            <w:r>
+              <w:rPr>
+                <w:rFonts w:ascii="Satoshi" w:hAnsi="Satoshi"/>
                 <w:b/>
-                <w:color w:val="45442D"/>
+                <w:color w:val="101010"/>
                 <w:sz w:val="17"/>
               </w:rPr>
               <w:t>Geschoss</w:t>
@@ -10071,15 +10086,15 @@
         <w:tc>
           <w:tcPr>
             <w:tcW w:type="dxa" w:w="737"/>
-            <w:shd w:val="clear" w:color="auto" w:fill="C7BEB1"/>
-          </w:tcPr>
-          <w:p>
-            <w:r/>
-            <w:r>
-              <w:rPr>
-                <w:rFonts w:ascii="Century Gothic" w:hAnsi="Century Gothic"/>
+            <w:shd w:val="clear" w:color="auto" w:fill="F4F3EB"/>
+          </w:tcPr>
+          <w:p>
+            <w:r/>
+            <w:r>
+              <w:rPr>
+                <w:rFonts w:ascii="Satoshi" w:hAnsi="Satoshi"/>
                 <w:b/>
-                <w:color w:val="45442D"/>
+                <w:color w:val="101010"/>
                 <w:sz w:val="17"/>
               </w:rPr>
               <w:t>Zimmer</w:t>
@@ -10089,15 +10104,15 @@
         <w:tc>
           <w:tcPr>
             <w:tcW w:type="dxa" w:w="1077"/>
-            <w:shd w:val="clear" w:color="auto" w:fill="C7BEB1"/>
-          </w:tcPr>
-          <w:p>
-            <w:r/>
-            <w:r>
-              <w:rPr>
-                <w:rFonts w:ascii="Century Gothic" w:hAnsi="Century Gothic"/>
+            <w:shd w:val="clear" w:color="auto" w:fill="F4F3EB"/>
+          </w:tcPr>
+          <w:p>
+            <w:r/>
+            <w:r>
+              <w:rPr>
+                <w:rFonts w:ascii="Satoshi" w:hAnsi="Satoshi"/>
                 <w:b/>
-                <w:color w:val="45442D"/>
+                <w:color w:val="101010"/>
                 <w:sz w:val="17"/>
               </w:rPr>
               <w:t>Wohnfläche</w:t>
@@ -10107,15 +10122,15 @@
         <w:tc>
           <w:tcPr>
             <w:tcW w:type="dxa" w:w="1928"/>
-            <w:shd w:val="clear" w:color="auto" w:fill="C7BEB1"/>
-          </w:tcPr>
-          <w:p>
-            <w:r/>
-            <w:r>
-              <w:rPr>
-                <w:rFonts w:ascii="Century Gothic" w:hAnsi="Century Gothic"/>
+            <w:shd w:val="clear" w:color="auto" w:fill="F4F3EB"/>
+          </w:tcPr>
+          <w:p>
+            <w:r/>
+            <w:r>
+              <w:rPr>
+                <w:rFonts w:ascii="Satoshi" w:hAnsi="Satoshi"/>
                 <w:b/>
-                <w:color w:val="45442D"/>
+                <w:color w:val="101010"/>
                 <w:sz w:val="17"/>
               </w:rPr>
               <w:t>Freifläche</w:t>
@@ -10125,15 +10140,15 @@
         <w:tc>
           <w:tcPr>
             <w:tcW w:type="dxa" w:w="3402"/>
-            <w:shd w:val="clear" w:color="auto" w:fill="C7BEB1"/>
-          </w:tcPr>
-          <w:p>
-            <w:r/>
-            <w:r>
-              <w:rPr>
-                <w:rFonts w:ascii="Century Gothic" w:hAnsi="Century Gothic"/>
+            <w:shd w:val="clear" w:color="auto" w:fill="F4F3EB"/>
+          </w:tcPr>
+          <w:p>
+            <w:r/>
+            <w:r>
+              <w:rPr>
+                <w:rFonts w:ascii="Satoshi" w:hAnsi="Satoshi"/>
                 <w:b/>
-                <w:color w:val="45442D"/>
+                <w:color w:val="101010"/>
                 <w:sz w:val="17"/>
               </w:rPr>
               <w:t>Raumprogramm</w:t>
@@ -10150,9 +10165,9 @@
             <w:r/>
             <w:r>
               <w:rPr>
-                <w:rFonts w:ascii="Century Gothic" w:hAnsi="Century Gothic"/>
-                <w:b w:val="0"/>
-                <w:color w:val="45442D"/>
+                <w:rFonts w:ascii="Satoshi" w:hAnsi="Satoshi"/>
+                <w:b w:val="0"/>
+                <w:color w:val="101010"/>
                 <w:sz w:val="19"/>
               </w:rPr>
               <w:t>Top 2</w:t>
@@ -10167,9 +10182,9 @@
             <w:r/>
             <w:r>
               <w:rPr>
-                <w:rFonts w:ascii="Century Gothic" w:hAnsi="Century Gothic"/>
-                <w:b w:val="0"/>
-                <w:color w:val="45442D"/>
+                <w:rFonts w:ascii="Satoshi" w:hAnsi="Satoshi"/>
+                <w:b w:val="0"/>
+                <w:color w:val="101010"/>
                 <w:sz w:val="19"/>
               </w:rPr>
               <w:t>Erdgeschoss</w:t>
@@ -10184,9 +10199,9 @@
             <w:r/>
             <w:r>
               <w:rPr>
-                <w:rFonts w:ascii="Century Gothic" w:hAnsi="Century Gothic"/>
-                <w:b w:val="0"/>
-                <w:color w:val="45442D"/>
+                <w:rFonts w:ascii="Satoshi" w:hAnsi="Satoshi"/>
+                <w:b w:val="0"/>
+                <w:color w:val="101010"/>
                 <w:sz w:val="19"/>
               </w:rPr>
               <w:t>4</w:t>
@@ -10201,9 +10216,9 @@
             <w:r/>
             <w:r>
               <w:rPr>
-                <w:rFonts w:ascii="Century Gothic" w:hAnsi="Century Gothic"/>
-                <w:b w:val="0"/>
-                <w:color w:val="45442D"/>
+                <w:rFonts w:ascii="Satoshi" w:hAnsi="Satoshi"/>
+                <w:b w:val="0"/>
+                <w:color w:val="101010"/>
                 <w:sz w:val="19"/>
               </w:rPr>
               <w:t>82,61</w:t>
@@ -10218,9 +10233,9 @@
             <w:r/>
             <w:r>
               <w:rPr>
-                <w:rFonts w:ascii="Century Gothic" w:hAnsi="Century Gothic"/>
-                <w:b w:val="0"/>
-                <w:color w:val="45442D"/>
+                <w:rFonts w:ascii="Satoshi" w:hAnsi="Satoshi"/>
+                <w:b w:val="0"/>
+                <w:color w:val="101010"/>
                 <w:sz w:val="19"/>
               </w:rPr>
               <w:t>Terrasse (erdberührt) 10,97</w:t>
@@ -10235,9 +10250,9 @@
             <w:r/>
             <w:r>
               <w:rPr>
-                <w:rFonts w:ascii="Century Gothic" w:hAnsi="Century Gothic"/>
-                <w:b w:val="0"/>
-                <w:color w:val="45442D"/>
+                <w:rFonts w:ascii="Satoshi" w:hAnsi="Satoshi"/>
+                <w:b w:val="0"/>
+                <w:color w:val="101010"/>
                 <w:sz w:val="19"/>
               </w:rPr>
               <w:t>Vorraum, WC, Wohnküche, Schrankraum, Zimmer 1, Gang, Bad, Abstellraum, Zimmer 2, Zimmer 3</w:t>
@@ -10254,9 +10269,9 @@
             <w:r/>
             <w:r>
               <w:rPr>
-                <w:rFonts w:ascii="Century Gothic" w:hAnsi="Century Gothic"/>
-                <w:b w:val="0"/>
-                <w:color w:val="45442D"/>
+                <w:rFonts w:ascii="Satoshi" w:hAnsi="Satoshi"/>
+                <w:b w:val="0"/>
+                <w:color w:val="101010"/>
                 <w:sz w:val="19"/>
               </w:rPr>
               <w:t>Top 4</w:t>
@@ -10271,9 +10286,9 @@
             <w:r/>
             <w:r>
               <w:rPr>
-                <w:rFonts w:ascii="Century Gothic" w:hAnsi="Century Gothic"/>
-                <w:b w:val="0"/>
-                <w:color w:val="45442D"/>
+                <w:rFonts w:ascii="Satoshi" w:hAnsi="Satoshi"/>
+                <w:b w:val="0"/>
+                <w:color w:val="101010"/>
                 <w:sz w:val="19"/>
               </w:rPr>
               <w:t>1. Stock</w:t>
@@ -10288,9 +10303,9 @@
             <w:r/>
             <w:r>
               <w:rPr>
-                <w:rFonts w:ascii="Century Gothic" w:hAnsi="Century Gothic"/>
-                <w:b w:val="0"/>
-                <w:color w:val="45442D"/>
+                <w:rFonts w:ascii="Satoshi" w:hAnsi="Satoshi"/>
+                <w:b w:val="0"/>
+                <w:color w:val="101010"/>
                 <w:sz w:val="19"/>
               </w:rPr>
               <w:t>2</w:t>
@@ -10305,9 +10320,9 @@
             <w:r/>
             <w:r>
               <w:rPr>
-                <w:rFonts w:ascii="Century Gothic" w:hAnsi="Century Gothic"/>
-                <w:b w:val="0"/>
-                <w:color w:val="45442D"/>
+                <w:rFonts w:ascii="Satoshi" w:hAnsi="Satoshi"/>
+                <w:b w:val="0"/>
+                <w:color w:val="101010"/>
                 <w:sz w:val="19"/>
               </w:rPr>
               <w:t>55,35</w:t>
@@ -10322,9 +10337,9 @@
             <w:r/>
             <w:r>
               <w:rPr>
-                <w:rFonts w:ascii="Century Gothic" w:hAnsi="Century Gothic"/>
-                <w:b w:val="0"/>
-                <w:color w:val="45442D"/>
+                <w:rFonts w:ascii="Satoshi" w:hAnsi="Satoshi"/>
+                <w:b w:val="0"/>
+                <w:color w:val="101010"/>
                 <w:sz w:val="19"/>
               </w:rPr>
               <w:t>Balkon 10,98</w:t>
@@ -10339,9 +10354,9 @@
             <w:r/>
             <w:r>
               <w:rPr>
-                <w:rFonts w:ascii="Century Gothic" w:hAnsi="Century Gothic"/>
-                <w:b w:val="0"/>
-                <w:color w:val="45442D"/>
+                <w:rFonts w:ascii="Satoshi" w:hAnsi="Satoshi"/>
+                <w:b w:val="0"/>
+                <w:color w:val="101010"/>
                 <w:sz w:val="19"/>
               </w:rPr>
               <w:t>Vorraum, WC, Bad, Wohnküche, Zimmer</w:t>
@@ -10358,9 +10373,9 @@
             <w:r/>
             <w:r>
               <w:rPr>
-                <w:rFonts w:ascii="Century Gothic" w:hAnsi="Century Gothic"/>
-                <w:b w:val="0"/>
-                <w:color w:val="45442D"/>
+                <w:rFonts w:ascii="Satoshi" w:hAnsi="Satoshi"/>
+                <w:b w:val="0"/>
+                <w:color w:val="101010"/>
                 <w:sz w:val="19"/>
               </w:rPr>
               <w:t>Top 5</w:t>
@@ -10375,9 +10390,9 @@
             <w:r/>
             <w:r>
               <w:rPr>
-                <w:rFonts w:ascii="Century Gothic" w:hAnsi="Century Gothic"/>
-                <w:b w:val="0"/>
-                <w:color w:val="45442D"/>
+                <w:rFonts w:ascii="Satoshi" w:hAnsi="Satoshi"/>
+                <w:b w:val="0"/>
+                <w:color w:val="101010"/>
                 <w:sz w:val="19"/>
               </w:rPr>
               <w:t>1. Stock</w:t>
@@ -10392,9 +10407,9 @@
             <w:r/>
             <w:r>
               <w:rPr>
-                <w:rFonts w:ascii="Century Gothic" w:hAnsi="Century Gothic"/>
-                <w:b w:val="0"/>
-                <w:color w:val="45442D"/>
+                <w:rFonts w:ascii="Satoshi" w:hAnsi="Satoshi"/>
+                <w:b w:val="0"/>
+                <w:color w:val="101010"/>
                 <w:sz w:val="19"/>
               </w:rPr>
               <w:t>2</w:t>
@@ -10409,9 +10424,9 @@
             <w:r/>
             <w:r>
               <w:rPr>
-                <w:rFonts w:ascii="Century Gothic" w:hAnsi="Century Gothic"/>
-                <w:b w:val="0"/>
-                <w:color w:val="45442D"/>
+                <w:rFonts w:ascii="Satoshi" w:hAnsi="Satoshi"/>
+                <w:b w:val="0"/>
+                <w:color w:val="101010"/>
                 <w:sz w:val="19"/>
               </w:rPr>
               <w:t>55,15</w:t>
@@ -10426,9 +10441,9 @@
             <w:r/>
             <w:r>
               <w:rPr>
-                <w:rFonts w:ascii="Century Gothic" w:hAnsi="Century Gothic"/>
-                <w:b w:val="0"/>
-                <w:color w:val="45442D"/>
+                <w:rFonts w:ascii="Satoshi" w:hAnsi="Satoshi"/>
+                <w:b w:val="0"/>
+                <w:color w:val="101010"/>
                 <w:sz w:val="19"/>
               </w:rPr>
               <w:t>keine</w:t>
@@ -10443,9 +10458,9 @@
             <w:r/>
             <w:r>
               <w:rPr>
-                <w:rFonts w:ascii="Century Gothic" w:hAnsi="Century Gothic"/>
-                <w:b w:val="0"/>
-                <w:color w:val="45442D"/>
+                <w:rFonts w:ascii="Satoshi" w:hAnsi="Satoshi"/>
+                <w:b w:val="0"/>
+                <w:color w:val="101010"/>
                 <w:sz w:val="19"/>
               </w:rPr>
               <w:t>Vorraum, Abstellraum, Bad, Wohnküche, Zimmer</w:t>
@@ -10462,9 +10477,9 @@
             <w:r/>
             <w:r>
               <w:rPr>
-                <w:rFonts w:ascii="Century Gothic" w:hAnsi="Century Gothic"/>
-                <w:b w:val="0"/>
-                <w:color w:val="45442D"/>
+                <w:rFonts w:ascii="Satoshi" w:hAnsi="Satoshi"/>
+                <w:b w:val="0"/>
+                <w:color w:val="101010"/>
                 <w:sz w:val="19"/>
               </w:rPr>
               <w:t>Top 6</w:t>
@@ -10479,9 +10494,9 @@
             <w:r/>
             <w:r>
               <w:rPr>
-                <w:rFonts w:ascii="Century Gothic" w:hAnsi="Century Gothic"/>
-                <w:b w:val="0"/>
-                <w:color w:val="45442D"/>
+                <w:rFonts w:ascii="Satoshi" w:hAnsi="Satoshi"/>
+                <w:b w:val="0"/>
+                <w:color w:val="101010"/>
                 <w:sz w:val="19"/>
               </w:rPr>
               <w:t>1. Stock</w:t>
@@ -10496,9 +10511,9 @@
             <w:r/>
             <w:r>
               <w:rPr>
-                <w:rFonts w:ascii="Century Gothic" w:hAnsi="Century Gothic"/>
-                <w:b w:val="0"/>
-                <w:color w:val="45442D"/>
+                <w:rFonts w:ascii="Satoshi" w:hAnsi="Satoshi"/>
+                <w:b w:val="0"/>
+                <w:color w:val="101010"/>
                 <w:sz w:val="19"/>
               </w:rPr>
               <w:t>2</w:t>
@@ -10513,9 +10528,9 @@
             <w:r/>
             <w:r>
               <w:rPr>
-                <w:rFonts w:ascii="Century Gothic" w:hAnsi="Century Gothic"/>
-                <w:b w:val="0"/>
-                <w:color w:val="45442D"/>
+                <w:rFonts w:ascii="Satoshi" w:hAnsi="Satoshi"/>
+                <w:b w:val="0"/>
+                <w:color w:val="101010"/>
                 <w:sz w:val="19"/>
               </w:rPr>
               <w:t>51,78</w:t>
@@ -10530,9 +10545,9 @@
             <w:r/>
             <w:r>
               <w:rPr>
-                <w:rFonts w:ascii="Century Gothic" w:hAnsi="Century Gothic"/>
-                <w:b w:val="0"/>
-                <w:color w:val="45442D"/>
+                <w:rFonts w:ascii="Satoshi" w:hAnsi="Satoshi"/>
+                <w:b w:val="0"/>
+                <w:color w:val="101010"/>
                 <w:sz w:val="19"/>
               </w:rPr>
               <w:t>keine</w:t>
@@ -10547,9 +10562,9 @@
             <w:r/>
             <w:r>
               <w:rPr>
-                <w:rFonts w:ascii="Century Gothic" w:hAnsi="Century Gothic"/>
-                <w:b w:val="0"/>
-                <w:color w:val="45442D"/>
+                <w:rFonts w:ascii="Satoshi" w:hAnsi="Satoshi"/>
+                <w:b w:val="0"/>
+                <w:color w:val="101010"/>
                 <w:sz w:val="19"/>
               </w:rPr>
               <w:t>Vorraum, WC mit Vorraum, Abstellraum, Wohnküche, Schrankraum, WC/Dusche, Zimmer</w:t>
@@ -10566,9 +10581,9 @@
             <w:r/>
             <w:r>
               <w:rPr>
-                <w:rFonts w:ascii="Century Gothic" w:hAnsi="Century Gothic"/>
-                <w:b w:val="0"/>
-                <w:color w:val="45442D"/>
+                <w:rFonts w:ascii="Satoshi" w:hAnsi="Satoshi"/>
+                <w:b w:val="0"/>
+                <w:color w:val="101010"/>
                 <w:sz w:val="19"/>
               </w:rPr>
               <w:t>Top 7</w:t>
@@ -10583,9 +10598,9 @@
             <w:r/>
             <w:r>
               <w:rPr>
-                <w:rFonts w:ascii="Century Gothic" w:hAnsi="Century Gothic"/>
-                <w:b w:val="0"/>
-                <w:color w:val="45442D"/>
+                <w:rFonts w:ascii="Satoshi" w:hAnsi="Satoshi"/>
+                <w:b w:val="0"/>
+                <w:color w:val="101010"/>
                 <w:sz w:val="19"/>
               </w:rPr>
               <w:t>1. Stock</w:t>
@@ -10600,9 +10615,9 @@
             <w:r/>
             <w:r>
               <w:rPr>
-                <w:rFonts w:ascii="Century Gothic" w:hAnsi="Century Gothic"/>
-                <w:b w:val="0"/>
-                <w:color w:val="45442D"/>
+                <w:rFonts w:ascii="Satoshi" w:hAnsi="Satoshi"/>
+                <w:b w:val="0"/>
+                <w:color w:val="101010"/>
                 <w:sz w:val="19"/>
               </w:rPr>
               <w:t>3</w:t>
@@ -10617,9 +10632,9 @@
             <w:r/>
             <w:r>
               <w:rPr>
-                <w:rFonts w:ascii="Century Gothic" w:hAnsi="Century Gothic"/>
-                <w:b w:val="0"/>
-                <w:color w:val="45442D"/>
+                <w:rFonts w:ascii="Satoshi" w:hAnsi="Satoshi"/>
+                <w:b w:val="0"/>
+                <w:color w:val="101010"/>
                 <w:sz w:val="19"/>
               </w:rPr>
               <w:t>86,70</w:t>
@@ -10634,9 +10649,9 @@
             <w:r/>
             <w:r>
               <w:rPr>
-                <w:rFonts w:ascii="Century Gothic" w:hAnsi="Century Gothic"/>
-                <w:b w:val="0"/>
-                <w:color w:val="45442D"/>
+                <w:rFonts w:ascii="Satoshi" w:hAnsi="Satoshi"/>
+                <w:b w:val="0"/>
+                <w:color w:val="101010"/>
                 <w:sz w:val="19"/>
               </w:rPr>
               <w:t>keine</w:t>
@@ -10651,9 +10666,9 @@
             <w:r/>
             <w:r>
               <w:rPr>
-                <w:rFonts w:ascii="Century Gothic" w:hAnsi="Century Gothic"/>
-                <w:b w:val="0"/>
-                <w:color w:val="45442D"/>
+                <w:rFonts w:ascii="Satoshi" w:hAnsi="Satoshi"/>
+                <w:b w:val="0"/>
+                <w:color w:val="101010"/>
                 <w:sz w:val="19"/>
               </w:rPr>
               <w:t>Vorraum, WC, Abstellraum, WC/Dusche, Wohnküche, Schrankraum, Zimmer 1, Bad, Zimmer 2</w:t>
@@ -10670,9 +10685,9 @@
             <w:r/>
             <w:r>
               <w:rPr>
-                <w:rFonts w:ascii="Century Gothic" w:hAnsi="Century Gothic"/>
-                <w:b w:val="0"/>
-                <w:color w:val="45442D"/>
+                <w:rFonts w:ascii="Satoshi" w:hAnsi="Satoshi"/>
+                <w:b w:val="0"/>
+                <w:color w:val="101010"/>
                 <w:sz w:val="19"/>
               </w:rPr>
               <w:t>Top 8</w:t>
@@ -10687,9 +10702,9 @@
             <w:r/>
             <w:r>
               <w:rPr>
-                <w:rFonts w:ascii="Century Gothic" w:hAnsi="Century Gothic"/>
-                <w:b w:val="0"/>
-                <w:color w:val="45442D"/>
+                <w:rFonts w:ascii="Satoshi" w:hAnsi="Satoshi"/>
+                <w:b w:val="0"/>
+                <w:color w:val="101010"/>
                 <w:sz w:val="19"/>
               </w:rPr>
               <w:t>1. Stock</w:t>
@@ -10704,9 +10719,9 @@
             <w:r/>
             <w:r>
               <w:rPr>
-                <w:rFonts w:ascii="Century Gothic" w:hAnsi="Century Gothic"/>
-                <w:b w:val="0"/>
-                <w:color w:val="45442D"/>
+                <w:rFonts w:ascii="Satoshi" w:hAnsi="Satoshi"/>
+                <w:b w:val="0"/>
+                <w:color w:val="101010"/>
                 <w:sz w:val="19"/>
               </w:rPr>
               <w:t>3</w:t>
@@ -10721,9 +10736,9 @@
             <w:r/>
             <w:r>
               <w:rPr>
-                <w:rFonts w:ascii="Century Gothic" w:hAnsi="Century Gothic"/>
-                <w:b w:val="0"/>
-                <w:color w:val="45442D"/>
+                <w:rFonts w:ascii="Satoshi" w:hAnsi="Satoshi"/>
+                <w:b w:val="0"/>
+                <w:color w:val="101010"/>
                 <w:sz w:val="19"/>
               </w:rPr>
               <w:t>72,72</w:t>
@@ -10738,9 +10753,9 @@
             <w:r/>
             <w:r>
               <w:rPr>
-                <w:rFonts w:ascii="Century Gothic" w:hAnsi="Century Gothic"/>
-                <w:b w:val="0"/>
-                <w:color w:val="45442D"/>
+                <w:rFonts w:ascii="Satoshi" w:hAnsi="Satoshi"/>
+                <w:b w:val="0"/>
+                <w:color w:val="101010"/>
                 <w:sz w:val="19"/>
               </w:rPr>
               <w:t>Balkon 5,50</w:t>
@@ -10755,9 +10770,9 @@
             <w:r/>
             <w:r>
               <w:rPr>
-                <w:rFonts w:ascii="Century Gothic" w:hAnsi="Century Gothic"/>
-                <w:b w:val="0"/>
-                <w:color w:val="45442D"/>
+                <w:rFonts w:ascii="Satoshi" w:hAnsi="Satoshi"/>
+                <w:b w:val="0"/>
+                <w:color w:val="101010"/>
                 <w:sz w:val="19"/>
               </w:rPr>
               <w:t>Vorraum, WC, Garderobe, Wohnküche, Gang, Abstellraum, Zimmer 1, Zimmer 2, Bad</w:t>
@@ -10774,9 +10789,9 @@
             <w:r/>
             <w:r>
               <w:rPr>
-                <w:rFonts w:ascii="Century Gothic" w:hAnsi="Century Gothic"/>
-                <w:b w:val="0"/>
-                <w:color w:val="45442D"/>
+                <w:rFonts w:ascii="Satoshi" w:hAnsi="Satoshi"/>
+                <w:b w:val="0"/>
+                <w:color w:val="101010"/>
                 <w:sz w:val="19"/>
               </w:rPr>
               <w:t>Top 10+11</w:t>
@@ -10791,9 +10806,9 @@
             <w:r/>
             <w:r>
               <w:rPr>
-                <w:rFonts w:ascii="Century Gothic" w:hAnsi="Century Gothic"/>
-                <w:b w:val="0"/>
-                <w:color w:val="45442D"/>
+                <w:rFonts w:ascii="Satoshi" w:hAnsi="Satoshi"/>
+                <w:b w:val="0"/>
+                <w:color w:val="101010"/>
                 <w:sz w:val="19"/>
               </w:rPr>
               <w:t>2. Stock</w:t>
@@ -10808,9 +10823,9 @@
             <w:r/>
             <w:r>
               <w:rPr>
-                <w:rFonts w:ascii="Century Gothic" w:hAnsi="Century Gothic"/>
-                <w:b w:val="0"/>
-                <w:color w:val="45442D"/>
+                <w:rFonts w:ascii="Satoshi" w:hAnsi="Satoshi"/>
+                <w:b w:val="0"/>
+                <w:color w:val="101010"/>
                 <w:sz w:val="19"/>
               </w:rPr>
               <w:t>3</w:t>
@@ -10825,9 +10840,9 @@
             <w:r/>
             <w:r>
               <w:rPr>
-                <w:rFonts w:ascii="Century Gothic" w:hAnsi="Century Gothic"/>
-                <w:b w:val="0"/>
-                <w:color w:val="45442D"/>
+                <w:rFonts w:ascii="Satoshi" w:hAnsi="Satoshi"/>
+                <w:b w:val="0"/>
+                <w:color w:val="101010"/>
                 <w:sz w:val="19"/>
               </w:rPr>
               <w:t>81,68</w:t>
@@ -10842,9 +10857,9 @@
             <w:r/>
             <w:r>
               <w:rPr>
-                <w:rFonts w:ascii="Century Gothic" w:hAnsi="Century Gothic"/>
-                <w:b w:val="0"/>
-                <w:color w:val="45442D"/>
+                <w:rFonts w:ascii="Satoshi" w:hAnsi="Satoshi"/>
+                <w:b w:val="0"/>
+                <w:color w:val="101010"/>
                 <w:sz w:val="19"/>
               </w:rPr>
               <w:t>keine</w:t>
@@ -10859,9 +10874,9 @@
             <w:r/>
             <w:r>
               <w:rPr>
-                <w:rFonts w:ascii="Century Gothic" w:hAnsi="Century Gothic"/>
-                <w:b w:val="0"/>
-                <w:color w:val="45442D"/>
+                <w:rFonts w:ascii="Satoshi" w:hAnsi="Satoshi"/>
+                <w:b w:val="0"/>
+                <w:color w:val="101010"/>
                 <w:sz w:val="19"/>
               </w:rPr>
               <w:t>Vorzimmer, WC mit Vorraum, Wohnküche, Schrankraum, WC/Dusche, Zimmer 1, Zimmer 2, Schrankraum, Bad</w:t>
@@ -10878,9 +10893,9 @@
             <w:r/>
             <w:r>
               <w:rPr>
-                <w:rFonts w:ascii="Century Gothic" w:hAnsi="Century Gothic"/>
-                <w:b w:val="0"/>
-                <w:color w:val="45442D"/>
+                <w:rFonts w:ascii="Satoshi" w:hAnsi="Satoshi"/>
+                <w:b w:val="0"/>
+                <w:color w:val="101010"/>
                 <w:sz w:val="19"/>
               </w:rPr>
               <w:t>Top 12</w:t>
@@ -10895,9 +10910,9 @@
             <w:r/>
             <w:r>
               <w:rPr>
-                <w:rFonts w:ascii="Century Gothic" w:hAnsi="Century Gothic"/>
-                <w:b w:val="0"/>
-                <w:color w:val="45442D"/>
+                <w:rFonts w:ascii="Satoshi" w:hAnsi="Satoshi"/>
+                <w:b w:val="0"/>
+                <w:color w:val="101010"/>
                 <w:sz w:val="19"/>
               </w:rPr>
               <w:t>2. Stock</w:t>
@@ -10912,9 +10927,9 @@
             <w:r/>
             <w:r>
               <w:rPr>
-                <w:rFonts w:ascii="Century Gothic" w:hAnsi="Century Gothic"/>
-                <w:b w:val="0"/>
-                <w:color w:val="45442D"/>
+                <w:rFonts w:ascii="Satoshi" w:hAnsi="Satoshi"/>
+                <w:b w:val="0"/>
+                <w:color w:val="101010"/>
                 <w:sz w:val="19"/>
               </w:rPr>
               <w:t>3</w:t>
@@ -10929,9 +10944,9 @@
             <w:r/>
             <w:r>
               <w:rPr>
-                <w:rFonts w:ascii="Century Gothic" w:hAnsi="Century Gothic"/>
-                <w:b w:val="0"/>
-                <w:color w:val="45442D"/>
+                <w:rFonts w:ascii="Satoshi" w:hAnsi="Satoshi"/>
+                <w:b w:val="0"/>
+                <w:color w:val="101010"/>
                 <w:sz w:val="19"/>
               </w:rPr>
               <w:t>110,08</w:t>
@@ -10946,9 +10961,9 @@
             <w:r/>
             <w:r>
               <w:rPr>
-                <w:rFonts w:ascii="Century Gothic" w:hAnsi="Century Gothic"/>
-                <w:b w:val="0"/>
-                <w:color w:val="45442D"/>
+                <w:rFonts w:ascii="Satoshi" w:hAnsi="Satoshi"/>
+                <w:b w:val="0"/>
+                <w:color w:val="101010"/>
                 <w:sz w:val="19"/>
               </w:rPr>
               <w:t>keine</w:t>
@@ -10963,9 +10978,9 @@
             <w:r/>
             <w:r>
               <w:rPr>
-                <w:rFonts w:ascii="Century Gothic" w:hAnsi="Century Gothic"/>
-                <w:b w:val="0"/>
-                <w:color w:val="45442D"/>
+                <w:rFonts w:ascii="Satoshi" w:hAnsi="Satoshi"/>
+                <w:b w:val="0"/>
+                <w:color w:val="101010"/>
                 <w:sz w:val="19"/>
               </w:rPr>
               <w:t>Vorraum, WC, Abstellraum, Wirtschaftsraum, Wohnküche, Zimmer 1, Bad 1, Zimmer 2, Bad 2</w:t>
@@ -10982,9 +10997,9 @@
             <w:r/>
             <w:r>
               <w:rPr>
-                <w:rFonts w:ascii="Century Gothic" w:hAnsi="Century Gothic"/>
-                <w:b w:val="0"/>
-                <w:color w:val="45442D"/>
+                <w:rFonts w:ascii="Satoshi" w:hAnsi="Satoshi"/>
+                <w:b w:val="0"/>
+                <w:color w:val="101010"/>
                 <w:sz w:val="19"/>
               </w:rPr>
               <w:t>Top 14+15</w:t>
@@ -10999,9 +11014,9 @@
             <w:r/>
             <w:r>
               <w:rPr>
-                <w:rFonts w:ascii="Century Gothic" w:hAnsi="Century Gothic"/>
-                <w:b w:val="0"/>
-                <w:color w:val="45442D"/>
+                <w:rFonts w:ascii="Satoshi" w:hAnsi="Satoshi"/>
+                <w:b w:val="0"/>
+                <w:color w:val="101010"/>
                 <w:sz w:val="19"/>
               </w:rPr>
               <w:t>3. Stock</w:t>
@@ -11016,9 +11031,9 @@
             <w:r/>
             <w:r>
               <w:rPr>
-                <w:rFonts w:ascii="Century Gothic" w:hAnsi="Century Gothic"/>
-                <w:b w:val="0"/>
-                <w:color w:val="45442D"/>
+                <w:rFonts w:ascii="Satoshi" w:hAnsi="Satoshi"/>
+                <w:b w:val="0"/>
+                <w:color w:val="101010"/>
                 <w:sz w:val="19"/>
               </w:rPr>
               <w:t>4</w:t>
@@ -11033,9 +11048,9 @@
             <w:r/>
             <w:r>
               <w:rPr>
-                <w:rFonts w:ascii="Century Gothic" w:hAnsi="Century Gothic"/>
-                <w:b w:val="0"/>
-                <w:color w:val="45442D"/>
+                <w:rFonts w:ascii="Satoshi" w:hAnsi="Satoshi"/>
+                <w:b w:val="0"/>
+                <w:color w:val="101010"/>
                 <w:sz w:val="19"/>
               </w:rPr>
               <w:t>119,83</w:t>
@@ -11050,9 +11065,9 @@
             <w:r/>
             <w:r>
               <w:rPr>
-                <w:rFonts w:ascii="Century Gothic" w:hAnsi="Century Gothic"/>
-                <w:b w:val="0"/>
-                <w:color w:val="45442D"/>
+                <w:rFonts w:ascii="Satoshi" w:hAnsi="Satoshi"/>
+                <w:b w:val="0"/>
+                <w:color w:val="101010"/>
                 <w:sz w:val="19"/>
               </w:rPr>
               <w:t>Balkon 10,98</w:t>
@@ -11067,9 +11082,9 @@
             <w:r/>
             <w:r>
               <w:rPr>
-                <w:rFonts w:ascii="Century Gothic" w:hAnsi="Century Gothic"/>
-                <w:b w:val="0"/>
-                <w:color w:val="45442D"/>
+                <w:rFonts w:ascii="Satoshi" w:hAnsi="Satoshi"/>
+                <w:b w:val="0"/>
+                <w:color w:val="101010"/>
                 <w:sz w:val="19"/>
               </w:rPr>
               <w:t>Vorraum, WC, Wohnküche, Gang, Bad, Zimmer, Zimmer, Abstellraum, Zimmer, WC/Dusche</w:t>
@@ -11086,9 +11101,9 @@
             <w:r/>
             <w:r>
               <w:rPr>
-                <w:rFonts w:ascii="Century Gothic" w:hAnsi="Century Gothic"/>
-                <w:b w:val="0"/>
-                <w:color w:val="45442D"/>
+                <w:rFonts w:ascii="Satoshi" w:hAnsi="Satoshi"/>
+                <w:b w:val="0"/>
+                <w:color w:val="101010"/>
                 <w:sz w:val="19"/>
               </w:rPr>
               <w:t>Top 17</w:t>
@@ -11103,9 +11118,9 @@
             <w:r/>
             <w:r>
               <w:rPr>
-                <w:rFonts w:ascii="Century Gothic" w:hAnsi="Century Gothic"/>
-                <w:b w:val="0"/>
-                <w:color w:val="45442D"/>
+                <w:rFonts w:ascii="Satoshi" w:hAnsi="Satoshi"/>
+                <w:b w:val="0"/>
+                <w:color w:val="101010"/>
                 <w:sz w:val="19"/>
               </w:rPr>
               <w:t>3. Stock</w:t>
@@ -11120,9 +11135,9 @@
             <w:r/>
             <w:r>
               <w:rPr>
-                <w:rFonts w:ascii="Century Gothic" w:hAnsi="Century Gothic"/>
-                <w:b w:val="0"/>
-                <w:color w:val="45442D"/>
+                <w:rFonts w:ascii="Satoshi" w:hAnsi="Satoshi"/>
+                <w:b w:val="0"/>
+                <w:color w:val="101010"/>
                 <w:sz w:val="19"/>
               </w:rPr>
               <w:t>3</w:t>
@@ -11137,9 +11152,9 @@
             <w:r/>
             <w:r>
               <w:rPr>
-                <w:rFonts w:ascii="Century Gothic" w:hAnsi="Century Gothic"/>
-                <w:b w:val="0"/>
-                <w:color w:val="45442D"/>
+                <w:rFonts w:ascii="Satoshi" w:hAnsi="Satoshi"/>
+                <w:b w:val="0"/>
+                <w:color w:val="101010"/>
                 <w:sz w:val="19"/>
               </w:rPr>
               <w:t>109,74</w:t>
@@ -11154,9 +11169,9 @@
             <w:r/>
             <w:r>
               <w:rPr>
-                <w:rFonts w:ascii="Century Gothic" w:hAnsi="Century Gothic"/>
-                <w:b w:val="0"/>
-                <w:color w:val="45442D"/>
+                <w:rFonts w:ascii="Satoshi" w:hAnsi="Satoshi"/>
+                <w:b w:val="0"/>
+                <w:color w:val="101010"/>
                 <w:sz w:val="19"/>
               </w:rPr>
               <w:t>keine</w:t>
@@ -11171,9 +11186,9 @@
             <w:r/>
             <w:r>
               <w:rPr>
-                <w:rFonts w:ascii="Century Gothic" w:hAnsi="Century Gothic"/>
-                <w:b w:val="0"/>
-                <w:color w:val="45442D"/>
+                <w:rFonts w:ascii="Satoshi" w:hAnsi="Satoshi"/>
+                <w:b w:val="0"/>
+                <w:color w:val="101010"/>
                 <w:sz w:val="19"/>
               </w:rPr>
               <w:t>Vorraum, WC, Abstellraum, Wirtschaftsraum, Wohnküche, Zimmer 1, Bad 1, Zimmer 2, Bad 2</w:t>
@@ -11190,9 +11205,9 @@
             <w:r/>
             <w:r>
               <w:rPr>
-                <w:rFonts w:ascii="Century Gothic" w:hAnsi="Century Gothic"/>
-                <w:b w:val="0"/>
-                <w:color w:val="45442D"/>
+                <w:rFonts w:ascii="Satoshi" w:hAnsi="Satoshi"/>
+                <w:b w:val="0"/>
+                <w:color w:val="101010"/>
                 <w:sz w:val="19"/>
               </w:rPr>
               <w:t>Top 19</w:t>
@@ -11207,9 +11222,9 @@
             <w:r/>
             <w:r>
               <w:rPr>
-                <w:rFonts w:ascii="Century Gothic" w:hAnsi="Century Gothic"/>
-                <w:b w:val="0"/>
-                <w:color w:val="45442D"/>
+                <w:rFonts w:ascii="Satoshi" w:hAnsi="Satoshi"/>
+                <w:b w:val="0"/>
+                <w:color w:val="101010"/>
                 <w:sz w:val="19"/>
               </w:rPr>
               <w:t>1. Dachgeschoss</w:t>
@@ -11224,9 +11239,9 @@
             <w:r/>
             <w:r>
               <w:rPr>
-                <w:rFonts w:ascii="Century Gothic" w:hAnsi="Century Gothic"/>
-                <w:b w:val="0"/>
-                <w:color w:val="45442D"/>
+                <w:rFonts w:ascii="Satoshi" w:hAnsi="Satoshi"/>
+                <w:b w:val="0"/>
+                <w:color w:val="101010"/>
                 <w:sz w:val="19"/>
               </w:rPr>
               <w:t>2</w:t>
@@ -11241,9 +11256,9 @@
             <w:r/>
             <w:r>
               <w:rPr>
-                <w:rFonts w:ascii="Century Gothic" w:hAnsi="Century Gothic"/>
-                <w:b w:val="0"/>
-                <w:color w:val="45442D"/>
+                <w:rFonts w:ascii="Satoshi" w:hAnsi="Satoshi"/>
+                <w:b w:val="0"/>
+                <w:color w:val="101010"/>
                 <w:sz w:val="19"/>
               </w:rPr>
               <w:t>54,02</w:t>
@@ -11258,9 +11273,9 @@
             <w:r/>
             <w:r>
               <w:rPr>
-                <w:rFonts w:ascii="Century Gothic" w:hAnsi="Century Gothic"/>
-                <w:b w:val="0"/>
-                <w:color w:val="45442D"/>
+                <w:rFonts w:ascii="Satoshi" w:hAnsi="Satoshi"/>
+                <w:b w:val="0"/>
+                <w:color w:val="101010"/>
                 <w:sz w:val="19"/>
               </w:rPr>
               <w:t>Loggia 3,34</w:t>
@@ -11275,9 +11290,9 @@
             <w:r/>
             <w:r>
               <w:rPr>
-                <w:rFonts w:ascii="Century Gothic" w:hAnsi="Century Gothic"/>
-                <w:b w:val="0"/>
-                <w:color w:val="45442D"/>
+                <w:rFonts w:ascii="Satoshi" w:hAnsi="Satoshi"/>
+                <w:b w:val="0"/>
+                <w:color w:val="101010"/>
                 <w:sz w:val="19"/>
               </w:rPr>
               <w:t>Vorraum, WC, Bad, Wohnküche, Zimmer</w:t>
@@ -11294,9 +11309,9 @@
             <w:r/>
             <w:r>
               <w:rPr>
-                <w:rFonts w:ascii="Century Gothic" w:hAnsi="Century Gothic"/>
-                <w:b w:val="0"/>
-                <w:color w:val="45442D"/>
+                <w:rFonts w:ascii="Satoshi" w:hAnsi="Satoshi"/>
+                <w:b w:val="0"/>
+                <w:color w:val="101010"/>
                 <w:sz w:val="19"/>
               </w:rPr>
               <w:t>Top 20</w:t>
@@ -11311,9 +11326,9 @@
             <w:r/>
             <w:r>
               <w:rPr>
-                <w:rFonts w:ascii="Century Gothic" w:hAnsi="Century Gothic"/>
-                <w:b w:val="0"/>
-                <w:color w:val="45442D"/>
+                <w:rFonts w:ascii="Satoshi" w:hAnsi="Satoshi"/>
+                <w:b w:val="0"/>
+                <w:color w:val="101010"/>
                 <w:sz w:val="19"/>
               </w:rPr>
               <w:t>1. Dachgeschoss</w:t>
@@ -11328,9 +11343,9 @@
             <w:r/>
             <w:r>
               <w:rPr>
-                <w:rFonts w:ascii="Century Gothic" w:hAnsi="Century Gothic"/>
-                <w:b w:val="0"/>
-                <w:color w:val="45442D"/>
+                <w:rFonts w:ascii="Satoshi" w:hAnsi="Satoshi"/>
+                <w:b w:val="0"/>
+                <w:color w:val="101010"/>
                 <w:sz w:val="19"/>
               </w:rPr>
               <w:t>3</w:t>
@@ -11345,9 +11360,9 @@
             <w:r/>
             <w:r>
               <w:rPr>
-                <w:rFonts w:ascii="Century Gothic" w:hAnsi="Century Gothic"/>
-                <w:b w:val="0"/>
-                <w:color w:val="45442D"/>
+                <w:rFonts w:ascii="Satoshi" w:hAnsi="Satoshi"/>
+                <w:b w:val="0"/>
+                <w:color w:val="101010"/>
                 <w:sz w:val="19"/>
               </w:rPr>
               <w:t>86,10</w:t>
@@ -11362,9 +11377,9 @@
             <w:r/>
             <w:r>
               <w:rPr>
-                <w:rFonts w:ascii="Century Gothic" w:hAnsi="Century Gothic"/>
-                <w:b w:val="0"/>
-                <w:color w:val="45442D"/>
+                <w:rFonts w:ascii="Satoshi" w:hAnsi="Satoshi"/>
+                <w:b w:val="0"/>
+                <w:color w:val="101010"/>
                 <w:sz w:val="19"/>
               </w:rPr>
               <w:t>Terrasse 5,02</w:t>
@@ -11379,9 +11394,9 @@
             <w:r/>
             <w:r>
               <w:rPr>
-                <w:rFonts w:ascii="Century Gothic" w:hAnsi="Century Gothic"/>
-                <w:b w:val="0"/>
-                <w:color w:val="45442D"/>
+                <w:rFonts w:ascii="Satoshi" w:hAnsi="Satoshi"/>
+                <w:b w:val="0"/>
+                <w:color w:val="101010"/>
                 <w:sz w:val="19"/>
               </w:rPr>
               <w:t>Vorraum, WC, Bad, Zimmer 1, Wohnküche, Zimmer 2, WC/Dusche</w:t>
@@ -11398,9 +11413,9 @@
             <w:r/>
             <w:r>
               <w:rPr>
-                <w:rFonts w:ascii="Century Gothic" w:hAnsi="Century Gothic"/>
-                <w:b w:val="0"/>
-                <w:color w:val="45442D"/>
+                <w:rFonts w:ascii="Satoshi" w:hAnsi="Satoshi"/>
+                <w:b w:val="0"/>
+                <w:color w:val="101010"/>
                 <w:sz w:val="19"/>
               </w:rPr>
               <w:t>Top 21</w:t>
@@ -11415,9 +11430,9 @@
             <w:r/>
             <w:r>
               <w:rPr>
-                <w:rFonts w:ascii="Century Gothic" w:hAnsi="Century Gothic"/>
-                <w:b w:val="0"/>
-                <w:color w:val="45442D"/>
+                <w:rFonts w:ascii="Satoshi" w:hAnsi="Satoshi"/>
+                <w:b w:val="0"/>
+                <w:color w:val="101010"/>
                 <w:sz w:val="19"/>
               </w:rPr>
               <w:t>1. Dachgeschoss</w:t>
@@ -11432,9 +11447,9 @@
             <w:r/>
             <w:r>
               <w:rPr>
-                <w:rFonts w:ascii="Century Gothic" w:hAnsi="Century Gothic"/>
-                <w:b w:val="0"/>
-                <w:color w:val="45442D"/>
+                <w:rFonts w:ascii="Satoshi" w:hAnsi="Satoshi"/>
+                <w:b w:val="0"/>
+                <w:color w:val="101010"/>
                 <w:sz w:val="19"/>
               </w:rPr>
               <w:t>3</w:t>
@@ -11449,9 +11464,9 @@
             <w:r/>
             <w:r>
               <w:rPr>
-                <w:rFonts w:ascii="Century Gothic" w:hAnsi="Century Gothic"/>
-                <w:b w:val="0"/>
-                <w:color w:val="45442D"/>
+                <w:rFonts w:ascii="Satoshi" w:hAnsi="Satoshi"/>
+                <w:b w:val="0"/>
+                <w:color w:val="101010"/>
                 <w:sz w:val="19"/>
               </w:rPr>
               <w:t>83,65</w:t>
@@ -11466,9 +11481,9 @@
             <w:r/>
             <w:r>
               <w:rPr>
-                <w:rFonts w:ascii="Century Gothic" w:hAnsi="Century Gothic"/>
-                <w:b w:val="0"/>
-                <w:color w:val="45442D"/>
+                <w:rFonts w:ascii="Satoshi" w:hAnsi="Satoshi"/>
+                <w:b w:val="0"/>
+                <w:color w:val="101010"/>
                 <w:sz w:val="19"/>
               </w:rPr>
               <w:t>Loggia 3,37</w:t>
@@ -11483,9 +11498,9 @@
             <w:r/>
             <w:r>
               <w:rPr>
-                <w:rFonts w:ascii="Century Gothic" w:hAnsi="Century Gothic"/>
-                <w:b w:val="0"/>
-                <w:color w:val="45442D"/>
+                <w:rFonts w:ascii="Satoshi" w:hAnsi="Satoshi"/>
+                <w:b w:val="0"/>
+                <w:color w:val="101010"/>
                 <w:sz w:val="19"/>
               </w:rPr>
               <w:t>Vorraum, Zimmer 1, WC, Bad, Wohnküche, Zimmer 2</w:t>
@@ -11502,9 +11517,9 @@
             <w:r/>
             <w:r>
               <w:rPr>
-                <w:rFonts w:ascii="Century Gothic" w:hAnsi="Century Gothic"/>
-                <w:b w:val="0"/>
-                <w:color w:val="45442D"/>
+                <w:rFonts w:ascii="Satoshi" w:hAnsi="Satoshi"/>
+                <w:b w:val="0"/>
+                <w:color w:val="101010"/>
                 <w:sz w:val="19"/>
               </w:rPr>
               <w:t>Top 22</w:t>
@@ -11519,9 +11534,9 @@
             <w:r/>
             <w:r>
               <w:rPr>
-                <w:rFonts w:ascii="Century Gothic" w:hAnsi="Century Gothic"/>
-                <w:b w:val="0"/>
-                <w:color w:val="45442D"/>
+                <w:rFonts w:ascii="Satoshi" w:hAnsi="Satoshi"/>
+                <w:b w:val="0"/>
+                <w:color w:val="101010"/>
                 <w:sz w:val="19"/>
               </w:rPr>
               <w:t>1. Dachgeschoss</w:t>
@@ -11536,9 +11551,9 @@
             <w:r/>
             <w:r>
               <w:rPr>
-                <w:rFonts w:ascii="Century Gothic" w:hAnsi="Century Gothic"/>
-                <w:b w:val="0"/>
-                <w:color w:val="45442D"/>
+                <w:rFonts w:ascii="Satoshi" w:hAnsi="Satoshi"/>
+                <w:b w:val="0"/>
+                <w:color w:val="101010"/>
                 <w:sz w:val="19"/>
               </w:rPr>
               <w:t>4</w:t>
@@ -11553,9 +11568,9 @@
             <w:r/>
             <w:r>
               <w:rPr>
-                <w:rFonts w:ascii="Century Gothic" w:hAnsi="Century Gothic"/>
-                <w:b w:val="0"/>
-                <w:color w:val="45442D"/>
+                <w:rFonts w:ascii="Satoshi" w:hAnsi="Satoshi"/>
+                <w:b w:val="0"/>
+                <w:color w:val="101010"/>
                 <w:sz w:val="19"/>
               </w:rPr>
               <w:t>115,82</w:t>
@@ -11570,9 +11585,9 @@
             <w:r/>
             <w:r>
               <w:rPr>
-                <w:rFonts w:ascii="Century Gothic" w:hAnsi="Century Gothic"/>
-                <w:b w:val="0"/>
-                <w:color w:val="45442D"/>
+                <w:rFonts w:ascii="Satoshi" w:hAnsi="Satoshi"/>
+                <w:b w:val="0"/>
+                <w:color w:val="101010"/>
                 <w:sz w:val="19"/>
               </w:rPr>
               <w:t>Loggia 3,35</w:t>
@@ -11580,9 +11595,9 @@
             </w:r>
             <w:r>
               <w:rPr>
-                <w:rFonts w:ascii="Century Gothic" w:hAnsi="Century Gothic"/>
-                <w:b w:val="0"/>
-                <w:color w:val="45442D"/>
+                <w:rFonts w:ascii="Satoshi" w:hAnsi="Satoshi"/>
+                <w:b w:val="0"/>
+                <w:color w:val="101010"/>
                 <w:sz w:val="19"/>
               </w:rPr>
               <w:t>Balkon 7,01</w:t>
@@ -11597,9 +11612,9 @@
             <w:r/>
             <w:r>
               <w:rPr>
-                <w:rFonts w:ascii="Century Gothic" w:hAnsi="Century Gothic"/>
-                <w:b w:val="0"/>
-                <w:color w:val="45442D"/>
+                <w:rFonts w:ascii="Satoshi" w:hAnsi="Satoshi"/>
+                <w:b w:val="0"/>
+                <w:color w:val="101010"/>
                 <w:sz w:val="19"/>
               </w:rPr>
               <w:t>Vorraum, Garderobe, WC, Abstellraum, Wohnküche, Schrankraum, Bad, Zimmer 3, Gang, WC/Dusche, Zimmer 1, Zimmer 2</w:t>
@@ -11616,9 +11631,9 @@
             <w:r/>
             <w:r>
               <w:rPr>
-                <w:rFonts w:ascii="Century Gothic" w:hAnsi="Century Gothic"/>
-                <w:b w:val="0"/>
-                <w:color w:val="45442D"/>
+                <w:rFonts w:ascii="Satoshi" w:hAnsi="Satoshi"/>
+                <w:b w:val="0"/>
+                <w:color w:val="101010"/>
                 <w:sz w:val="19"/>
               </w:rPr>
               <w:t>Top 23</w:t>
@@ -11633,9 +11648,9 @@
             <w:r/>
             <w:r>
               <w:rPr>
-                <w:rFonts w:ascii="Century Gothic" w:hAnsi="Century Gothic"/>
-                <w:b w:val="0"/>
-                <w:color w:val="45442D"/>
+                <w:rFonts w:ascii="Satoshi" w:hAnsi="Satoshi"/>
+                <w:b w:val="0"/>
+                <w:color w:val="101010"/>
                 <w:sz w:val="19"/>
               </w:rPr>
               <w:t>2. Dachgeschoss</w:t>
@@ -11650,9 +11665,9 @@
             <w:r/>
             <w:r>
               <w:rPr>
-                <w:rFonts w:ascii="Century Gothic" w:hAnsi="Century Gothic"/>
-                <w:b w:val="0"/>
-                <w:color w:val="45442D"/>
+                <w:rFonts w:ascii="Satoshi" w:hAnsi="Satoshi"/>
+                <w:b w:val="0"/>
+                <w:color w:val="101010"/>
                 <w:sz w:val="19"/>
               </w:rPr>
               <w:t>4</w:t>
@@ -11667,9 +11682,9 @@
             <w:r/>
             <w:r>
               <w:rPr>
-                <w:rFonts w:ascii="Century Gothic" w:hAnsi="Century Gothic"/>
-                <w:b w:val="0"/>
-                <w:color w:val="45442D"/>
+                <w:rFonts w:ascii="Satoshi" w:hAnsi="Satoshi"/>
+                <w:b w:val="0"/>
+                <w:color w:val="101010"/>
                 <w:sz w:val="19"/>
               </w:rPr>
               <w:t>160,10</w:t>
@@ -11684,9 +11699,9 @@
             <w:r/>
             <w:r>
               <w:rPr>
-                <w:rFonts w:ascii="Century Gothic" w:hAnsi="Century Gothic"/>
-                <w:b w:val="0"/>
-                <w:color w:val="45442D"/>
+                <w:rFonts w:ascii="Satoshi" w:hAnsi="Satoshi"/>
+                <w:b w:val="0"/>
+                <w:color w:val="101010"/>
                 <w:sz w:val="19"/>
               </w:rPr>
               <w:t>Terrasse 16,89</w:t>
@@ -11694,9 +11709,9 @@
             </w:r>
             <w:r>
               <w:rPr>
-                <w:rFonts w:ascii="Century Gothic" w:hAnsi="Century Gothic"/>
-                <w:b w:val="0"/>
-                <w:color w:val="45442D"/>
+                <w:rFonts w:ascii="Satoshi" w:hAnsi="Satoshi"/>
+                <w:b w:val="0"/>
+                <w:color w:val="101010"/>
                 <w:sz w:val="19"/>
               </w:rPr>
               <w:t>Dachterrasse 76,75</w:t>
@@ -11711,9 +11726,9 @@
             <w:r/>
             <w:r>
               <w:rPr>
-                <w:rFonts w:ascii="Century Gothic" w:hAnsi="Century Gothic"/>
-                <w:b w:val="0"/>
-                <w:color w:val="45442D"/>
+                <w:rFonts w:ascii="Satoshi" w:hAnsi="Satoshi"/>
+                <w:b w:val="0"/>
+                <w:color w:val="101010"/>
                 <w:sz w:val="19"/>
               </w:rPr>
               <w:t>Vorraum, Abstellraum, WC, Dusche, Wohnzimmer, Zimmer 1, Küche, Vorzimmer, Bad, WC, Schrankraum, Zimmer 2, Zimmer 3</w:t>
@@ -11730,9 +11745,9 @@
             <w:r/>
             <w:r>
               <w:rPr>
-                <w:rFonts w:ascii="Century Gothic" w:hAnsi="Century Gothic"/>
-                <w:b w:val="0"/>
-                <w:color w:val="45442D"/>
+                <w:rFonts w:ascii="Satoshi" w:hAnsi="Satoshi"/>
+                <w:b w:val="0"/>
+                <w:color w:val="101010"/>
                 <w:sz w:val="19"/>
               </w:rPr>
               <w:t>Top 24</w:t>
@@ -11747,9 +11762,9 @@
             <w:r/>
             <w:r>
               <w:rPr>
-                <w:rFonts w:ascii="Century Gothic" w:hAnsi="Century Gothic"/>
-                <w:b w:val="0"/>
-                <w:color w:val="45442D"/>
+                <w:rFonts w:ascii="Satoshi" w:hAnsi="Satoshi"/>
+                <w:b w:val="0"/>
+                <w:color w:val="101010"/>
                 <w:sz w:val="19"/>
               </w:rPr>
               <w:t>2. Dachgeschoss</w:t>
@@ -11764,9 +11779,9 @@
             <w:r/>
             <w:r>
               <w:rPr>
-                <w:rFonts w:ascii="Century Gothic" w:hAnsi="Century Gothic"/>
-                <w:b w:val="0"/>
-                <w:color w:val="45442D"/>
+                <w:rFonts w:ascii="Satoshi" w:hAnsi="Satoshi"/>
+                <w:b w:val="0"/>
+                <w:color w:val="101010"/>
                 <w:sz w:val="19"/>
               </w:rPr>
               <w:t>4</w:t>
@@ -11781,9 +11796,9 @@
             <w:r/>
             <w:r>
               <w:rPr>
-                <w:rFonts w:ascii="Century Gothic" w:hAnsi="Century Gothic"/>
-                <w:b w:val="0"/>
-                <w:color w:val="45442D"/>
+                <w:rFonts w:ascii="Satoshi" w:hAnsi="Satoshi"/>
+                <w:b w:val="0"/>
+                <w:color w:val="101010"/>
                 <w:sz w:val="19"/>
               </w:rPr>
               <w:t>136,22</w:t>
@@ -11798,9 +11813,9 @@
             <w:r/>
             <w:r>
               <w:rPr>
-                <w:rFonts w:ascii="Century Gothic" w:hAnsi="Century Gothic"/>
-                <w:b w:val="0"/>
-                <w:color w:val="45442D"/>
+                <w:rFonts w:ascii="Satoshi" w:hAnsi="Satoshi"/>
+                <w:b w:val="0"/>
+                <w:color w:val="101010"/>
                 <w:sz w:val="19"/>
               </w:rPr>
               <w:t>Terrasse 17,75</w:t>
@@ -11808,9 +11823,9 @@
             </w:r>
             <w:r>
               <w:rPr>
-                <w:rFonts w:ascii="Century Gothic" w:hAnsi="Century Gothic"/>
-                <w:b w:val="0"/>
-                <w:color w:val="45442D"/>
+                <w:rFonts w:ascii="Satoshi" w:hAnsi="Satoshi"/>
+                <w:b w:val="0"/>
+                <w:color w:val="101010"/>
                 <w:sz w:val="19"/>
               </w:rPr>
               <w:t>Dachterrasse 57,89</w:t>
@@ -11825,9 +11840,9 @@
             <w:r/>
             <w:r>
               <w:rPr>
-                <w:rFonts w:ascii="Century Gothic" w:hAnsi="Century Gothic"/>
-                <w:b w:val="0"/>
-                <w:color w:val="45442D"/>
+                <w:rFonts w:ascii="Satoshi" w:hAnsi="Satoshi"/>
+                <w:b w:val="0"/>
+                <w:color w:val="101010"/>
                 <w:sz w:val="19"/>
               </w:rPr>
               <w:t>Vorraum, Abstellraum, WC/Dusche, Bad, Wohnküche, Zimmer 1, Zimmer 2, Zimmer 3</w:t>
@@ -11856,16 +11871,16 @@
     </w:pPr>
     <w:r>
       <w:rPr>
-        <w:rFonts w:ascii="Century Gothic" w:hAnsi="Century Gothic"/>
+        <w:rFonts w:ascii="Satoshi" w:hAnsi="Satoshi"/>
         <w:b w:val="0"/>
-        <w:color w:val="8E8170"/>
+        <w:color w:val="6E6E6A"/>
         <w:sz w:val="16"/>
       </w:rPr>
       <w:t xml:space="preserve">Zimmermannplatz 6, Website-Texte, Stand 04.10.2026   Seite </w:t>
     </w:r>
     <w:r>
       <w:rPr>
-        <w:color w:val="8E8170"/>
+        <w:color w:val="6E6E6A"/>
         <w:sz w:val="16"/>
       </w:rPr>
       <w:fldChar w:fldCharType="begin"/>
@@ -12240,8 +12255,8 @@
     <w:qFormat/>
     <w:rsid w:val="00FC693F"/>
     <w:rPr>
-      <w:rFonts w:ascii="Century Gothic" w:hAnsi="Century Gothic" w:eastAsia="Century Gothic"/>
-      <w:color w:val="45442D"/>
+      <w:rFonts w:ascii="Satoshi" w:hAnsi="Satoshi" w:eastAsia="Satoshi"/>
+      <w:color w:val="101010"/>
       <w:sz w:val="20"/>
     </w:rPr>
   </w:style>
@@ -12304,10 +12319,10 @@
       <w:outlineLvl w:val="0"/>
     </w:pPr>
     <w:rPr>
-      <w:rFonts w:asciiTheme="majorHAnsi" w:eastAsiaTheme="majorEastAsia" w:hAnsiTheme="majorHAnsi" w:cstheme="majorBidi" w:ascii="Century Gothic" w:hAnsi="Century Gothic" w:cs="Century Gothic" w:eastAsia="Century Gothic"/>
+      <w:rFonts w:asciiTheme="majorHAnsi" w:eastAsiaTheme="majorEastAsia" w:hAnsiTheme="majorHAnsi" w:cstheme="majorBidi" w:ascii="Satoshi" w:hAnsi="Satoshi" w:cs="Satoshi" w:eastAsia="Satoshi"/>
       <w:b w:val="0"/>
       <w:bCs/>
-      <w:color w:val="45442D"/>
+      <w:color w:val="101010"/>
       <w:sz w:val="30"/>
       <w:szCs w:val="28"/>
     </w:rPr>
@@ -12328,10 +12343,10 @@
       <w:outlineLvl w:val="1"/>
     </w:pPr>
     <w:rPr>
-      <w:rFonts w:asciiTheme="majorHAnsi" w:eastAsiaTheme="majorEastAsia" w:hAnsiTheme="majorHAnsi" w:cstheme="majorBidi" w:ascii="Century Gothic" w:hAnsi="Century Gothic" w:cs="Century Gothic" w:eastAsia="Century Gothic"/>
+      <w:rFonts w:asciiTheme="majorHAnsi" w:eastAsiaTheme="majorEastAsia" w:hAnsiTheme="majorHAnsi" w:cstheme="majorBidi" w:ascii="Satoshi" w:hAnsi="Satoshi" w:cs="Satoshi" w:eastAsia="Satoshi"/>
       <w:b w:val="0"/>
       <w:bCs/>
-      <w:color w:val="B86A55"/>
+      <w:color w:val="101010"/>
       <w:sz w:val="24"/>
       <w:szCs w:val="26"/>
     </w:rPr>
@@ -12593,9 +12608,9 @@
       <w:contextualSpacing/>
     </w:pPr>
     <w:rPr>
-      <w:rFonts w:asciiTheme="majorHAnsi" w:eastAsiaTheme="majorEastAsia" w:hAnsiTheme="majorHAnsi" w:cstheme="majorBidi" w:ascii="Century Gothic" w:hAnsi="Century Gothic" w:cs="Century Gothic" w:eastAsia="Century Gothic"/>
+      <w:rFonts w:asciiTheme="majorHAnsi" w:eastAsiaTheme="majorEastAsia" w:hAnsiTheme="majorHAnsi" w:cstheme="majorBidi" w:ascii="Satoshi" w:hAnsi="Satoshi" w:cs="Satoshi" w:eastAsia="Satoshi"/>
       <w:b w:val="0"/>
-      <w:color w:val="45442D"/>
+      <w:color w:val="101010"/>
       <w:spacing w:val="5"/>
       <w:kern w:val="28"/>
       <w:sz w:val="48"/>
